--- a/BubbleFish - Planning/Legal/2026.03.25 - BubbleFish-Master-Build-Plan-V_2-Gemini.docx
+++ b/BubbleFish - Planning/Legal/2026.03.25 - BubbleFish-Master-Build-Plan-V_2-Gemini.docx
@@ -19,7 +19,27 @@
           <w:sz w:val="24"/>
           <w:szCs w:val="24"/>
         </w:rPr>
-        <w:t>Here is your brutally objective, future-forward master build plan for BubbleFish V.2.</w:t>
+        <w:t xml:space="preserve">Here is your brutally objective, future-forward master build plan for </w:t>
+      </w:r>
+      <w:proofErr w:type="spellStart"/>
+      <w:r>
+        <w:rPr>
+          <w:rFonts w:eastAsia="Times New Roman"/>
+          <w:color w:val="1F1F1F"/>
+          <w:sz w:val="24"/>
+          <w:szCs w:val="24"/>
+        </w:rPr>
+        <w:t>BubbleFish</w:t>
+      </w:r>
+      <w:proofErr w:type="spellEnd"/>
+      <w:r>
+        <w:rPr>
+          <w:rFonts w:eastAsia="Times New Roman"/>
+          <w:color w:val="1F1F1F"/>
+          <w:sz w:val="24"/>
+          <w:szCs w:val="24"/>
+        </w:rPr>
+        <w:t xml:space="preserve"> V.2.</w:t>
       </w:r>
     </w:p>
     <w:p>
@@ -100,7 +120,7 @@
           <w:szCs w:val="24"/>
         </w:rPr>
         <w:pict w14:anchorId="18EC5618">
-          <v:rect id="_x0000_i1037" style="width:0;height:1.5pt" o:hralign="center" o:hrstd="t" o:hrnoshade="t" o:hr="t" fillcolor="gray" stroked="f"/>
+          <v:rect id="_x0000_i1025" style="width:0;height:1.5pt" o:hralign="center" o:hrstd="t" o:hrnoshade="t" o:hr="t" fillcolor="gray" stroked="f"/>
         </w:pict>
       </w:r>
     </w:p>
@@ -210,14 +230,25 @@
           <w:szCs w:val="24"/>
         </w:rPr>
       </w:pPr>
-      <w:r>
-        <w:rPr>
-          <w:rFonts w:eastAsia="Times New Roman"/>
-          <w:color w:val="1F1F1F"/>
-          <w:sz w:val="24"/>
-          <w:szCs w:val="24"/>
-        </w:rPr>
-        <w:t>BubbleFish is a lightweight, single-binary AI orchestration engine built in Go. It solves the fragmentation of the AI landscape by acting as a universal, build-free router between disparate AI agents (Claude, Perplexity, Ollama) and a single shared database.</w:t>
+      <w:proofErr w:type="spellStart"/>
+      <w:r>
+        <w:rPr>
+          <w:rFonts w:eastAsia="Times New Roman"/>
+          <w:color w:val="1F1F1F"/>
+          <w:sz w:val="24"/>
+          <w:szCs w:val="24"/>
+        </w:rPr>
+        <w:t>BubbleFish</w:t>
+      </w:r>
+      <w:proofErr w:type="spellEnd"/>
+      <w:r>
+        <w:rPr>
+          <w:rFonts w:eastAsia="Times New Roman"/>
+          <w:color w:val="1F1F1F"/>
+          <w:sz w:val="24"/>
+          <w:szCs w:val="24"/>
+        </w:rPr>
+        <w:t xml:space="preserve"> is a lightweight, single-binary AI orchestration engine built in Go. It solves the fragmentation of the AI landscape by acting as a universal, build-free router between disparate AI agents (Claude, Perplexity, Ollama) and a single shared database.</w:t>
       </w:r>
     </w:p>
     <w:p>
@@ -238,6 +269,7 @@
         </w:rPr>
         <w:t xml:space="preserve">Instead of requiring users to install a heavy Node.js runtime, configure </w:t>
       </w:r>
+      <w:proofErr w:type="spellStart"/>
       <w:r>
         <w:rPr>
           <w:rFonts w:eastAsia="Times New Roman"/>
@@ -248,14 +280,35 @@
         </w:rPr>
         <w:t>npm</w:t>
       </w:r>
-      <w:r>
-        <w:rPr>
-          <w:rFonts w:eastAsia="Times New Roman"/>
-          <w:color w:val="1F1F1F"/>
-          <w:sz w:val="24"/>
-          <w:szCs w:val="24"/>
-        </w:rPr>
-        <w:t xml:space="preserve"> dependencies, or manage a complex SaaS gateway, BubbleFish is distributed as a single, statically compiled executable (</w:t>
+      <w:proofErr w:type="spellEnd"/>
+      <w:r>
+        <w:rPr>
+          <w:rFonts w:eastAsia="Times New Roman"/>
+          <w:color w:val="1F1F1F"/>
+          <w:sz w:val="24"/>
+          <w:szCs w:val="24"/>
+        </w:rPr>
+        <w:t xml:space="preserve"> dependencies, or manage a complex SaaS gateway, </w:t>
+      </w:r>
+      <w:proofErr w:type="spellStart"/>
+      <w:r>
+        <w:rPr>
+          <w:rFonts w:eastAsia="Times New Roman"/>
+          <w:color w:val="1F1F1F"/>
+          <w:sz w:val="24"/>
+          <w:szCs w:val="24"/>
+        </w:rPr>
+        <w:t>BubbleFish</w:t>
+      </w:r>
+      <w:proofErr w:type="spellEnd"/>
+      <w:r>
+        <w:rPr>
+          <w:rFonts w:eastAsia="Times New Roman"/>
+          <w:color w:val="1F1F1F"/>
+          <w:sz w:val="24"/>
+          <w:szCs w:val="24"/>
+        </w:rPr>
+        <w:t xml:space="preserve"> is distributed as a single, statically compiled executable (</w:t>
       </w:r>
       <w:r>
         <w:rPr>
@@ -350,7 +403,27 @@
           <w:sz w:val="24"/>
           <w:szCs w:val="24"/>
         </w:rPr>
-        <w:t xml:space="preserve"> Written in Go, it cross-compiles to Linux, Windows, macOS, and ARM (Raspberry Pi/M5Stack) instantly. </w:t>
+        <w:t xml:space="preserve"> Written in Go, it cross-</w:t>
+      </w:r>
+      <w:proofErr w:type="gramStart"/>
+      <w:r>
+        <w:rPr>
+          <w:rFonts w:eastAsia="Times New Roman"/>
+          <w:color w:val="1F1F1F"/>
+          <w:sz w:val="24"/>
+          <w:szCs w:val="24"/>
+        </w:rPr>
+        <w:t>compiles to</w:t>
+      </w:r>
+      <w:proofErr w:type="gramEnd"/>
+      <w:r>
+        <w:rPr>
+          <w:rFonts w:eastAsia="Times New Roman"/>
+          <w:color w:val="1F1F1F"/>
+          <w:sz w:val="24"/>
+          <w:szCs w:val="24"/>
+        </w:rPr>
+        <w:t xml:space="preserve"> Linux, Windows, macOS, and ARM (Raspberry Pi/M5Stack) instantly. </w:t>
       </w:r>
       <w:r>
         <w:rPr>
@@ -360,7 +433,29 @@
           <w:szCs w:val="20"/>
           <w:bdr w:val="none" w:sz="0" w:space="0" w:color="auto" w:frame="1"/>
         </w:rPr>
-        <w:t>curl -sL bubblefish.io/install | bash</w:t>
+        <w:t>curl -</w:t>
+      </w:r>
+      <w:proofErr w:type="spellStart"/>
+      <w:r>
+        <w:rPr>
+          <w:rFonts w:eastAsia="Times New Roman"/>
+          <w:color w:val="444746"/>
+          <w:sz w:val="20"/>
+          <w:szCs w:val="20"/>
+          <w:bdr w:val="none" w:sz="0" w:space="0" w:color="auto" w:frame="1"/>
+        </w:rPr>
+        <w:t>sL</w:t>
+      </w:r>
+      <w:proofErr w:type="spellEnd"/>
+      <w:r>
+        <w:rPr>
+          <w:rFonts w:eastAsia="Times New Roman"/>
+          <w:color w:val="444746"/>
+          <w:sz w:val="20"/>
+          <w:szCs w:val="20"/>
+          <w:bdr w:val="none" w:sz="0" w:space="0" w:color="auto" w:frame="1"/>
+        </w:rPr>
+        <w:t xml:space="preserve"> bubblefish.io/install | bash</w:t>
       </w:r>
       <w:r>
         <w:rPr>
@@ -406,6 +501,7 @@
         </w:rPr>
         <w:t xml:space="preserve"> A stunning, animated, interactive terminal dashboard built with the </w:t>
       </w:r>
+      <w:proofErr w:type="spellStart"/>
       <w:r>
         <w:rPr>
           <w:rFonts w:eastAsia="Times New Roman"/>
@@ -414,8 +510,31 @@
           <w:szCs w:val="20"/>
           <w:bdr w:val="none" w:sz="0" w:space="0" w:color="auto" w:frame="1"/>
         </w:rPr>
-        <w:t>charmbracelet/bubbletea</w:t>
-      </w:r>
+        <w:t>charmbracelet</w:t>
+      </w:r>
+      <w:proofErr w:type="spellEnd"/>
+      <w:r>
+        <w:rPr>
+          <w:rFonts w:eastAsia="Times New Roman"/>
+          <w:color w:val="444746"/>
+          <w:sz w:val="20"/>
+          <w:szCs w:val="20"/>
+          <w:bdr w:val="none" w:sz="0" w:space="0" w:color="auto" w:frame="1"/>
+        </w:rPr>
+        <w:t>/</w:t>
+      </w:r>
+      <w:proofErr w:type="spellStart"/>
+      <w:r>
+        <w:rPr>
+          <w:rFonts w:eastAsia="Times New Roman"/>
+          <w:color w:val="444746"/>
+          <w:sz w:val="20"/>
+          <w:szCs w:val="20"/>
+          <w:bdr w:val="none" w:sz="0" w:space="0" w:color="auto" w:frame="1"/>
+        </w:rPr>
+        <w:t>bubbletea</w:t>
+      </w:r>
+      <w:proofErr w:type="spellEnd"/>
       <w:r>
         <w:rPr>
           <w:rFonts w:eastAsia="Times New Roman"/>
@@ -458,7 +577,27 @@
           <w:sz w:val="24"/>
           <w:szCs w:val="24"/>
         </w:rPr>
-        <w:t xml:space="preserve"> If a cloud LLM (Claude) times out or hits a rate limit, BubbleFish dynamically intercepts the payload and re-routes it to a local SLM (Ollama) to guarantee 100% pipeline uptime.</w:t>
+        <w:t xml:space="preserve"> If a cloud LLM (Claude) times out or hits a rate limit, </w:t>
+      </w:r>
+      <w:proofErr w:type="spellStart"/>
+      <w:r>
+        <w:rPr>
+          <w:rFonts w:eastAsia="Times New Roman"/>
+          <w:color w:val="1F1F1F"/>
+          <w:sz w:val="24"/>
+          <w:szCs w:val="24"/>
+        </w:rPr>
+        <w:t>BubbleFish</w:t>
+      </w:r>
+      <w:proofErr w:type="spellEnd"/>
+      <w:r>
+        <w:rPr>
+          <w:rFonts w:eastAsia="Times New Roman"/>
+          <w:color w:val="1F1F1F"/>
+          <w:sz w:val="24"/>
+          <w:szCs w:val="24"/>
+        </w:rPr>
+        <w:t xml:space="preserve"> dynamically intercepts the payload and re-routes it to a local SLM (Ollama) to guarantee 100% pipeline uptime.</w:t>
       </w:r>
     </w:p>
     <w:p>
@@ -538,7 +677,47 @@
           <w:sz w:val="24"/>
           <w:szCs w:val="24"/>
         </w:rPr>
-        <w:t>Existing tools (LiteLLM, Portkey, Kong) are massive, Python-heavy, or SaaS-locked. They require DevOps teams. BubbleFish sits in the "Prosumer" gap:</w:t>
+        <w:t>Existing tools (</w:t>
+      </w:r>
+      <w:proofErr w:type="spellStart"/>
+      <w:r>
+        <w:rPr>
+          <w:rFonts w:eastAsia="Times New Roman"/>
+          <w:color w:val="1F1F1F"/>
+          <w:sz w:val="24"/>
+          <w:szCs w:val="24"/>
+        </w:rPr>
+        <w:t>LiteLLM</w:t>
+      </w:r>
+      <w:proofErr w:type="spellEnd"/>
+      <w:r>
+        <w:rPr>
+          <w:rFonts w:eastAsia="Times New Roman"/>
+          <w:color w:val="1F1F1F"/>
+          <w:sz w:val="24"/>
+          <w:szCs w:val="24"/>
+        </w:rPr>
+        <w:t xml:space="preserve">, Portkey, Kong) are massive, Python-heavy, or SaaS-locked. They require DevOps teams. </w:t>
+      </w:r>
+      <w:proofErr w:type="spellStart"/>
+      <w:r>
+        <w:rPr>
+          <w:rFonts w:eastAsia="Times New Roman"/>
+          <w:color w:val="1F1F1F"/>
+          <w:sz w:val="24"/>
+          <w:szCs w:val="24"/>
+        </w:rPr>
+        <w:t>BubbleFish</w:t>
+      </w:r>
+      <w:proofErr w:type="spellEnd"/>
+      <w:r>
+        <w:rPr>
+          <w:rFonts w:eastAsia="Times New Roman"/>
+          <w:color w:val="1F1F1F"/>
+          <w:sz w:val="24"/>
+          <w:szCs w:val="24"/>
+        </w:rPr>
+        <w:t xml:space="preserve"> sits in the "Prosumer" gap:</w:t>
       </w:r>
     </w:p>
     <w:p>
@@ -599,7 +778,33 @@
           <w:szCs w:val="24"/>
           <w:bdr w:val="none" w:sz="0" w:space="0" w:color="auto" w:frame="1"/>
         </w:rPr>
-        <w:t>For the Enterprise:</w:t>
+        <w:t xml:space="preserve">For </w:t>
+      </w:r>
+      <w:proofErr w:type="gramStart"/>
+      <w:r>
+        <w:rPr>
+          <w:rFonts w:eastAsia="Times New Roman"/>
+          <w:b/>
+          <w:bCs/>
+          <w:color w:val="1F1F1F"/>
+          <w:sz w:val="24"/>
+          <w:szCs w:val="24"/>
+          <w:bdr w:val="none" w:sz="0" w:space="0" w:color="auto" w:frame="1"/>
+        </w:rPr>
+        <w:t>the Enterprise</w:t>
+      </w:r>
+      <w:proofErr w:type="gramEnd"/>
+      <w:r>
+        <w:rPr>
+          <w:rFonts w:eastAsia="Times New Roman"/>
+          <w:b/>
+          <w:bCs/>
+          <w:color w:val="1F1F1F"/>
+          <w:sz w:val="24"/>
+          <w:szCs w:val="24"/>
+          <w:bdr w:val="none" w:sz="0" w:space="0" w:color="auto" w:frame="1"/>
+        </w:rPr>
+        <w:t>:</w:t>
       </w:r>
       <w:r>
         <w:rPr>
@@ -738,7 +943,41 @@
           <w:szCs w:val="21"/>
           <w:bdr w:val="none" w:sz="0" w:space="0" w:color="auto" w:frame="1"/>
         </w:rPr>
-        <w:t>~/.bubblefish/</w:t>
+        <w:t>~</w:t>
+      </w:r>
+      <w:proofErr w:type="gramStart"/>
+      <w:r>
+        <w:rPr>
+          <w:rFonts w:eastAsia="Times New Roman"/>
+          <w:color w:val="444746"/>
+          <w:sz w:val="21"/>
+          <w:szCs w:val="21"/>
+          <w:bdr w:val="none" w:sz="0" w:space="0" w:color="auto" w:frame="1"/>
+        </w:rPr>
+        <w:t>/.</w:t>
+      </w:r>
+      <w:proofErr w:type="spellStart"/>
+      <w:r>
+        <w:rPr>
+          <w:rFonts w:eastAsia="Times New Roman"/>
+          <w:color w:val="444746"/>
+          <w:sz w:val="21"/>
+          <w:szCs w:val="21"/>
+          <w:bdr w:val="none" w:sz="0" w:space="0" w:color="auto" w:frame="1"/>
+        </w:rPr>
+        <w:t>bubblefish</w:t>
+      </w:r>
+      <w:proofErr w:type="spellEnd"/>
+      <w:proofErr w:type="gramEnd"/>
+      <w:r>
+        <w:rPr>
+          <w:rFonts w:eastAsia="Times New Roman"/>
+          <w:color w:val="444746"/>
+          <w:sz w:val="21"/>
+          <w:szCs w:val="21"/>
+          <w:bdr w:val="none" w:sz="0" w:space="0" w:color="auto" w:frame="1"/>
+        </w:rPr>
+        <w:t>/</w:t>
       </w:r>
     </w:p>
     <w:p>
@@ -777,7 +1016,29 @@
           <w:szCs w:val="21"/>
           <w:bdr w:val="none" w:sz="0" w:space="0" w:color="auto" w:frame="1"/>
         </w:rPr>
-        <w:t>├── bubblefish (The single Go binary)</w:t>
+        <w:t xml:space="preserve">├── </w:t>
+      </w:r>
+      <w:proofErr w:type="spellStart"/>
+      <w:r>
+        <w:rPr>
+          <w:rFonts w:eastAsia="Times New Roman"/>
+          <w:color w:val="444746"/>
+          <w:sz w:val="21"/>
+          <w:szCs w:val="21"/>
+          <w:bdr w:val="none" w:sz="0" w:space="0" w:color="auto" w:frame="1"/>
+        </w:rPr>
+        <w:t>bubblefish</w:t>
+      </w:r>
+      <w:proofErr w:type="spellEnd"/>
+      <w:r>
+        <w:rPr>
+          <w:rFonts w:eastAsia="Times New Roman"/>
+          <w:color w:val="444746"/>
+          <w:sz w:val="21"/>
+          <w:szCs w:val="21"/>
+          <w:bdr w:val="none" w:sz="0" w:space="0" w:color="auto" w:frame="1"/>
+        </w:rPr>
+        <w:t xml:space="preserve"> (The single Go binary)</w:t>
       </w:r>
     </w:p>
     <w:p>
@@ -855,7 +1116,29 @@
           <w:szCs w:val="21"/>
           <w:bdr w:val="none" w:sz="0" w:space="0" w:color="auto" w:frame="1"/>
         </w:rPr>
-        <w:t>│   └── openbrain/</w:t>
+        <w:t xml:space="preserve">│   └── </w:t>
+      </w:r>
+      <w:proofErr w:type="spellStart"/>
+      <w:r>
+        <w:rPr>
+          <w:rFonts w:eastAsia="Times New Roman"/>
+          <w:color w:val="444746"/>
+          <w:sz w:val="21"/>
+          <w:szCs w:val="21"/>
+          <w:bdr w:val="none" w:sz="0" w:space="0" w:color="auto" w:frame="1"/>
+        </w:rPr>
+        <w:t>openbrain</w:t>
+      </w:r>
+      <w:proofErr w:type="spellEnd"/>
+      <w:r>
+        <w:rPr>
+          <w:rFonts w:eastAsia="Times New Roman"/>
+          <w:color w:val="444746"/>
+          <w:sz w:val="21"/>
+          <w:szCs w:val="21"/>
+          <w:bdr w:val="none" w:sz="0" w:space="0" w:color="auto" w:frame="1"/>
+        </w:rPr>
+        <w:t>/</w:t>
       </w:r>
     </w:p>
     <w:p>
@@ -894,7 +1177,31 @@
           <w:szCs w:val="21"/>
           <w:bdr w:val="none" w:sz="0" w:space="0" w:color="auto" w:frame="1"/>
         </w:rPr>
-        <w:t xml:space="preserve">│       ├── connection.json    </w:t>
+        <w:t xml:space="preserve">│       ├── </w:t>
+      </w:r>
+      <w:proofErr w:type="spellStart"/>
+      <w:proofErr w:type="gramStart"/>
+      <w:r>
+        <w:rPr>
+          <w:rFonts w:eastAsia="Times New Roman"/>
+          <w:color w:val="444746"/>
+          <w:sz w:val="21"/>
+          <w:szCs w:val="21"/>
+          <w:bdr w:val="none" w:sz="0" w:space="0" w:color="auto" w:frame="1"/>
+        </w:rPr>
+        <w:t>connection.json</w:t>
+      </w:r>
+      <w:proofErr w:type="spellEnd"/>
+      <w:proofErr w:type="gramEnd"/>
+      <w:r>
+        <w:rPr>
+          <w:rFonts w:eastAsia="Times New Roman"/>
+          <w:color w:val="444746"/>
+          <w:sz w:val="21"/>
+          <w:szCs w:val="21"/>
+          <w:bdr w:val="none" w:sz="0" w:space="0" w:color="auto" w:frame="1"/>
+        </w:rPr>
+        <w:t xml:space="preserve">    </w:t>
       </w:r>
     </w:p>
     <w:p>
@@ -933,7 +1240,31 @@
           <w:szCs w:val="21"/>
           <w:bdr w:val="none" w:sz="0" w:space="0" w:color="auto" w:frame="1"/>
         </w:rPr>
-        <w:t xml:space="preserve">│       └── schema.json        </w:t>
+        <w:t xml:space="preserve">│       └── </w:t>
+      </w:r>
+      <w:proofErr w:type="spellStart"/>
+      <w:proofErr w:type="gramStart"/>
+      <w:r>
+        <w:rPr>
+          <w:rFonts w:eastAsia="Times New Roman"/>
+          <w:color w:val="444746"/>
+          <w:sz w:val="21"/>
+          <w:szCs w:val="21"/>
+          <w:bdr w:val="none" w:sz="0" w:space="0" w:color="auto" w:frame="1"/>
+        </w:rPr>
+        <w:t>schema.json</w:t>
+      </w:r>
+      <w:proofErr w:type="spellEnd"/>
+      <w:proofErr w:type="gramEnd"/>
+      <w:r>
+        <w:rPr>
+          <w:rFonts w:eastAsia="Times New Roman"/>
+          <w:color w:val="444746"/>
+          <w:sz w:val="21"/>
+          <w:szCs w:val="21"/>
+          <w:bdr w:val="none" w:sz="0" w:space="0" w:color="auto" w:frame="1"/>
+        </w:rPr>
+        <w:t xml:space="preserve">        </w:t>
       </w:r>
     </w:p>
     <w:p>
@@ -1011,7 +1342,31 @@
           <w:szCs w:val="21"/>
           <w:bdr w:val="none" w:sz="0" w:space="0" w:color="auto" w:frame="1"/>
         </w:rPr>
-        <w:t>│   ├── claude.json            &lt;-- Simplified to a single file per source</w:t>
+        <w:t xml:space="preserve">│   ├── </w:t>
+      </w:r>
+      <w:proofErr w:type="spellStart"/>
+      <w:proofErr w:type="gramStart"/>
+      <w:r>
+        <w:rPr>
+          <w:rFonts w:eastAsia="Times New Roman"/>
+          <w:color w:val="444746"/>
+          <w:sz w:val="21"/>
+          <w:szCs w:val="21"/>
+          <w:bdr w:val="none" w:sz="0" w:space="0" w:color="auto" w:frame="1"/>
+        </w:rPr>
+        <w:t>claude.json</w:t>
+      </w:r>
+      <w:proofErr w:type="spellEnd"/>
+      <w:proofErr w:type="gramEnd"/>
+      <w:r>
+        <w:rPr>
+          <w:rFonts w:eastAsia="Times New Roman"/>
+          <w:color w:val="444746"/>
+          <w:sz w:val="21"/>
+          <w:szCs w:val="21"/>
+          <w:bdr w:val="none" w:sz="0" w:space="0" w:color="auto" w:frame="1"/>
+        </w:rPr>
+        <w:t xml:space="preserve">            &lt;-- Simplified to a single file per source</w:t>
       </w:r>
     </w:p>
     <w:p>
@@ -1050,7 +1405,31 @@
           <w:szCs w:val="21"/>
           <w:bdr w:val="none" w:sz="0" w:space="0" w:color="auto" w:frame="1"/>
         </w:rPr>
-        <w:t xml:space="preserve">│   ├── perplexity.json        </w:t>
+        <w:t xml:space="preserve">│   ├── </w:t>
+      </w:r>
+      <w:proofErr w:type="spellStart"/>
+      <w:proofErr w:type="gramStart"/>
+      <w:r>
+        <w:rPr>
+          <w:rFonts w:eastAsia="Times New Roman"/>
+          <w:color w:val="444746"/>
+          <w:sz w:val="21"/>
+          <w:szCs w:val="21"/>
+          <w:bdr w:val="none" w:sz="0" w:space="0" w:color="auto" w:frame="1"/>
+        </w:rPr>
+        <w:t>perplexity.json</w:t>
+      </w:r>
+      <w:proofErr w:type="spellEnd"/>
+      <w:proofErr w:type="gramEnd"/>
+      <w:r>
+        <w:rPr>
+          <w:rFonts w:eastAsia="Times New Roman"/>
+          <w:color w:val="444746"/>
+          <w:sz w:val="21"/>
+          <w:szCs w:val="21"/>
+          <w:bdr w:val="none" w:sz="0" w:space="0" w:color="auto" w:frame="1"/>
+        </w:rPr>
+        <w:t xml:space="preserve">        </w:t>
       </w:r>
     </w:p>
     <w:p>
@@ -1089,7 +1468,41 @@
           <w:szCs w:val="21"/>
           <w:bdr w:val="none" w:sz="0" w:space="0" w:color="auto" w:frame="1"/>
         </w:rPr>
-        <w:t xml:space="preserve">│   └── local_agent.json       </w:t>
+        <w:t xml:space="preserve">│   └── </w:t>
+      </w:r>
+      <w:proofErr w:type="spellStart"/>
+      <w:r>
+        <w:rPr>
+          <w:rFonts w:eastAsia="Times New Roman"/>
+          <w:color w:val="444746"/>
+          <w:sz w:val="21"/>
+          <w:szCs w:val="21"/>
+          <w:bdr w:val="none" w:sz="0" w:space="0" w:color="auto" w:frame="1"/>
+        </w:rPr>
+        <w:t>local_</w:t>
+      </w:r>
+      <w:proofErr w:type="gramStart"/>
+      <w:r>
+        <w:rPr>
+          <w:rFonts w:eastAsia="Times New Roman"/>
+          <w:color w:val="444746"/>
+          <w:sz w:val="21"/>
+          <w:szCs w:val="21"/>
+          <w:bdr w:val="none" w:sz="0" w:space="0" w:color="auto" w:frame="1"/>
+        </w:rPr>
+        <w:t>agent.json</w:t>
+      </w:r>
+      <w:proofErr w:type="spellEnd"/>
+      <w:proofErr w:type="gramEnd"/>
+      <w:r>
+        <w:rPr>
+          <w:rFonts w:eastAsia="Times New Roman"/>
+          <w:color w:val="444746"/>
+          <w:sz w:val="21"/>
+          <w:szCs w:val="21"/>
+          <w:bdr w:val="none" w:sz="0" w:space="0" w:color="auto" w:frame="1"/>
+        </w:rPr>
+        <w:t xml:space="preserve">       </w:t>
       </w:r>
     </w:p>
     <w:p>
@@ -1306,7 +1719,17 @@
           <w:sz w:val="24"/>
           <w:szCs w:val="24"/>
         </w:rPr>
-        <w:t xml:space="preserve"> User runs </w:t>
+        <w:t xml:space="preserve"> User </w:t>
+      </w:r>
+      <w:proofErr w:type="gramStart"/>
+      <w:r>
+        <w:rPr>
+          <w:rFonts w:eastAsia="Times New Roman"/>
+          <w:color w:val="1F1F1F"/>
+          <w:sz w:val="24"/>
+          <w:szCs w:val="24"/>
+        </w:rPr>
+        <w:t xml:space="preserve">runs </w:t>
       </w:r>
       <w:r>
         <w:rPr>
@@ -1316,7 +1739,40 @@
           <w:szCs w:val="20"/>
           <w:bdr w:val="none" w:sz="0" w:space="0" w:color="auto" w:frame="1"/>
         </w:rPr>
-        <w:t>./bubblefish start</w:t>
+        <w:t>.</w:t>
+      </w:r>
+      <w:proofErr w:type="gramEnd"/>
+      <w:r>
+        <w:rPr>
+          <w:rFonts w:eastAsia="Times New Roman"/>
+          <w:color w:val="444746"/>
+          <w:sz w:val="20"/>
+          <w:szCs w:val="20"/>
+          <w:bdr w:val="none" w:sz="0" w:space="0" w:color="auto" w:frame="1"/>
+        </w:rPr>
+        <w:t>/</w:t>
+      </w:r>
+      <w:proofErr w:type="spellStart"/>
+      <w:r>
+        <w:rPr>
+          <w:rFonts w:eastAsia="Times New Roman"/>
+          <w:color w:val="444746"/>
+          <w:sz w:val="20"/>
+          <w:szCs w:val="20"/>
+          <w:bdr w:val="none" w:sz="0" w:space="0" w:color="auto" w:frame="1"/>
+        </w:rPr>
+        <w:t>bubblefish</w:t>
+      </w:r>
+      <w:proofErr w:type="spellEnd"/>
+      <w:r>
+        <w:rPr>
+          <w:rFonts w:eastAsia="Times New Roman"/>
+          <w:color w:val="444746"/>
+          <w:sz w:val="20"/>
+          <w:szCs w:val="20"/>
+          <w:bdr w:val="none" w:sz="0" w:space="0" w:color="auto" w:frame="1"/>
+        </w:rPr>
+        <w:t xml:space="preserve"> start</w:t>
       </w:r>
       <w:r>
         <w:rPr>
@@ -1497,17 +1953,9 @@
           <w:szCs w:val="20"/>
           <w:bdr w:val="none" w:sz="0" w:space="0" w:color="auto" w:frame="1"/>
         </w:rPr>
-        <w:t>POST /inbound/claude</w:t>
-      </w:r>
-      <w:r>
-        <w:rPr>
-          <w:rFonts w:eastAsia="Times New Roman"/>
-          <w:color w:val="1F1F1F"/>
-          <w:sz w:val="24"/>
-          <w:szCs w:val="24"/>
-        </w:rPr>
-        <w:t xml:space="preserve">. Go extracts the fields based on </w:t>
-      </w:r>
+        <w:t>POST /inbound/</w:t>
+      </w:r>
+      <w:proofErr w:type="spellStart"/>
       <w:r>
         <w:rPr>
           <w:rFonts w:eastAsia="Times New Roman"/>
@@ -1516,17 +1964,20 @@
           <w:szCs w:val="20"/>
           <w:bdr w:val="none" w:sz="0" w:space="0" w:color="auto" w:frame="1"/>
         </w:rPr>
-        <w:t>claude.json</w:t>
-      </w:r>
-      <w:r>
-        <w:rPr>
-          <w:rFonts w:eastAsia="Times New Roman"/>
-          <w:color w:val="1F1F1F"/>
-          <w:sz w:val="24"/>
-          <w:szCs w:val="24"/>
-        </w:rPr>
-        <w:t xml:space="preserve">, validates them against </w:t>
-      </w:r>
+        <w:t>claude</w:t>
+      </w:r>
+      <w:proofErr w:type="spellEnd"/>
+      <w:r>
+        <w:rPr>
+          <w:rFonts w:eastAsia="Times New Roman"/>
+          <w:color w:val="1F1F1F"/>
+          <w:sz w:val="24"/>
+          <w:szCs w:val="24"/>
+        </w:rPr>
+        <w:t xml:space="preserve">. Go extracts the fields based on </w:t>
+      </w:r>
+      <w:proofErr w:type="spellStart"/>
+      <w:proofErr w:type="gramStart"/>
       <w:r>
         <w:rPr>
           <w:rFonts w:eastAsia="Times New Roman"/>
@@ -1535,8 +1986,33 @@
           <w:szCs w:val="20"/>
           <w:bdr w:val="none" w:sz="0" w:space="0" w:color="auto" w:frame="1"/>
         </w:rPr>
+        <w:t>claude.json</w:t>
+      </w:r>
+      <w:proofErr w:type="spellEnd"/>
+      <w:proofErr w:type="gramEnd"/>
+      <w:r>
+        <w:rPr>
+          <w:rFonts w:eastAsia="Times New Roman"/>
+          <w:color w:val="1F1F1F"/>
+          <w:sz w:val="24"/>
+          <w:szCs w:val="24"/>
+        </w:rPr>
+        <w:t xml:space="preserve">, validates them against </w:t>
+      </w:r>
+      <w:proofErr w:type="spellStart"/>
+      <w:proofErr w:type="gramStart"/>
+      <w:r>
+        <w:rPr>
+          <w:rFonts w:eastAsia="Times New Roman"/>
+          <w:color w:val="444746"/>
+          <w:sz w:val="20"/>
+          <w:szCs w:val="20"/>
+          <w:bdr w:val="none" w:sz="0" w:space="0" w:color="auto" w:frame="1"/>
+        </w:rPr>
         <w:t>schema.json</w:t>
       </w:r>
+      <w:proofErr w:type="spellEnd"/>
+      <w:proofErr w:type="gramEnd"/>
       <w:r>
         <w:rPr>
           <w:rFonts w:eastAsia="Times New Roman"/>
@@ -1579,7 +2055,27 @@
           <w:sz w:val="24"/>
           <w:szCs w:val="24"/>
         </w:rPr>
-        <w:t xml:space="preserve"> If the destination write fails, the Go Channel holds the payload, attempts a retry, or routes the task to a local Ollama instance using the official </w:t>
+        <w:t xml:space="preserve"> If the destination </w:t>
+      </w:r>
+      <w:proofErr w:type="gramStart"/>
+      <w:r>
+        <w:rPr>
+          <w:rFonts w:eastAsia="Times New Roman"/>
+          <w:color w:val="1F1F1F"/>
+          <w:sz w:val="24"/>
+          <w:szCs w:val="24"/>
+        </w:rPr>
+        <w:t>write</w:t>
+      </w:r>
+      <w:proofErr w:type="gramEnd"/>
+      <w:r>
+        <w:rPr>
+          <w:rFonts w:eastAsia="Times New Roman"/>
+          <w:color w:val="1F1F1F"/>
+          <w:sz w:val="24"/>
+          <w:szCs w:val="24"/>
+        </w:rPr>
+        <w:t xml:space="preserve"> fails, the Go Channel holds the payload, attempts a retry, or routes the task to a local Ollama instance using the official </w:t>
       </w:r>
       <w:r>
         <w:rPr>
@@ -1589,8 +2085,64 @@
           <w:szCs w:val="20"/>
           <w:bdr w:val="none" w:sz="0" w:space="0" w:color="auto" w:frame="1"/>
         </w:rPr>
-        <w:t>github.com/ollama/ollama/api</w:t>
-      </w:r>
+        <w:t>github.com/</w:t>
+      </w:r>
+      <w:proofErr w:type="spellStart"/>
+      <w:r>
+        <w:rPr>
+          <w:rFonts w:eastAsia="Times New Roman"/>
+          <w:color w:val="444746"/>
+          <w:sz w:val="20"/>
+          <w:szCs w:val="20"/>
+          <w:bdr w:val="none" w:sz="0" w:space="0" w:color="auto" w:frame="1"/>
+        </w:rPr>
+        <w:t>ollama</w:t>
+      </w:r>
+      <w:proofErr w:type="spellEnd"/>
+      <w:r>
+        <w:rPr>
+          <w:rFonts w:eastAsia="Times New Roman"/>
+          <w:color w:val="444746"/>
+          <w:sz w:val="20"/>
+          <w:szCs w:val="20"/>
+          <w:bdr w:val="none" w:sz="0" w:space="0" w:color="auto" w:frame="1"/>
+        </w:rPr>
+        <w:t>/</w:t>
+      </w:r>
+      <w:proofErr w:type="spellStart"/>
+      <w:r>
+        <w:rPr>
+          <w:rFonts w:eastAsia="Times New Roman"/>
+          <w:color w:val="444746"/>
+          <w:sz w:val="20"/>
+          <w:szCs w:val="20"/>
+          <w:bdr w:val="none" w:sz="0" w:space="0" w:color="auto" w:frame="1"/>
+        </w:rPr>
+        <w:t>ollama</w:t>
+      </w:r>
+      <w:proofErr w:type="spellEnd"/>
+      <w:r>
+        <w:rPr>
+          <w:rFonts w:eastAsia="Times New Roman"/>
+          <w:color w:val="444746"/>
+          <w:sz w:val="20"/>
+          <w:szCs w:val="20"/>
+          <w:bdr w:val="none" w:sz="0" w:space="0" w:color="auto" w:frame="1"/>
+        </w:rPr>
+        <w:t>/</w:t>
+      </w:r>
+      <w:proofErr w:type="spellStart"/>
+      <w:r>
+        <w:rPr>
+          <w:rFonts w:eastAsia="Times New Roman"/>
+          <w:color w:val="444746"/>
+          <w:sz w:val="20"/>
+          <w:szCs w:val="20"/>
+          <w:bdr w:val="none" w:sz="0" w:space="0" w:color="auto" w:frame="1"/>
+        </w:rPr>
+        <w:t>api</w:t>
+      </w:r>
+      <w:proofErr w:type="spellEnd"/>
       <w:r>
         <w:rPr>
           <w:rFonts w:eastAsia="Times New Roman"/>
@@ -1942,7 +2494,29 @@
                 <w:szCs w:val="24"/>
                 <w:bdr w:val="none" w:sz="0" w:space="0" w:color="auto" w:frame="1"/>
               </w:rPr>
-              <w:t xml:space="preserve">Go's standard library is production-ready. No </w:t>
+              <w:t xml:space="preserve">Go's standard library is </w:t>
+            </w:r>
+            <w:proofErr w:type="gramStart"/>
+            <w:r>
+              <w:rPr>
+                <w:rFonts w:eastAsia="Times New Roman"/>
+                <w:color w:val="1F1F1F"/>
+                <w:sz w:val="24"/>
+                <w:szCs w:val="24"/>
+                <w:bdr w:val="none" w:sz="0" w:space="0" w:color="auto" w:frame="1"/>
+              </w:rPr>
+              <w:t>production-ready</w:t>
+            </w:r>
+            <w:proofErr w:type="gramEnd"/>
+            <w:r>
+              <w:rPr>
+                <w:rFonts w:eastAsia="Times New Roman"/>
+                <w:color w:val="1F1F1F"/>
+                <w:sz w:val="24"/>
+                <w:szCs w:val="24"/>
+                <w:bdr w:val="none" w:sz="0" w:space="0" w:color="auto" w:frame="1"/>
+              </w:rPr>
+              <w:t xml:space="preserve">. No </w:t>
             </w:r>
             <w:r>
               <w:rPr>
@@ -2007,8 +2581,42 @@
                 <w:bdr w:val="none" w:sz="0" w:space="0" w:color="auto" w:frame="1"/>
               </w:rPr>
               <w:lastRenderedPageBreak/>
-              <w:t>github.com/charmbracelet/bubbletea</w:t>
+              <w:t>github.com/</w:t>
             </w:r>
+            <w:proofErr w:type="spellStart"/>
+            <w:r>
+              <w:rPr>
+                <w:rFonts w:eastAsia="Times New Roman"/>
+                <w:color w:val="444746"/>
+                <w:sz w:val="20"/>
+                <w:szCs w:val="20"/>
+                <w:bdr w:val="none" w:sz="0" w:space="0" w:color="auto" w:frame="1"/>
+              </w:rPr>
+              <w:t>charmbracelet</w:t>
+            </w:r>
+            <w:proofErr w:type="spellEnd"/>
+            <w:r>
+              <w:rPr>
+                <w:rFonts w:eastAsia="Times New Roman"/>
+                <w:color w:val="444746"/>
+                <w:sz w:val="20"/>
+                <w:szCs w:val="20"/>
+                <w:bdr w:val="none" w:sz="0" w:space="0" w:color="auto" w:frame="1"/>
+              </w:rPr>
+              <w:t>/</w:t>
+            </w:r>
+            <w:proofErr w:type="spellStart"/>
+            <w:r>
+              <w:rPr>
+                <w:rFonts w:eastAsia="Times New Roman"/>
+                <w:color w:val="444746"/>
+                <w:sz w:val="20"/>
+                <w:szCs w:val="20"/>
+                <w:bdr w:val="none" w:sz="0" w:space="0" w:color="auto" w:frame="1"/>
+              </w:rPr>
+              <w:t>bubbletea</w:t>
+            </w:r>
+            <w:proofErr w:type="spellEnd"/>
           </w:p>
         </w:tc>
         <w:tc>
@@ -2129,8 +2737,42 @@
                 <w:szCs w:val="20"/>
                 <w:bdr w:val="none" w:sz="0" w:space="0" w:color="auto" w:frame="1"/>
               </w:rPr>
-              <w:t>github.com/charmbracelet/lipgloss</w:t>
+              <w:t>github.com/</w:t>
             </w:r>
+            <w:proofErr w:type="spellStart"/>
+            <w:r>
+              <w:rPr>
+                <w:rFonts w:eastAsia="Times New Roman"/>
+                <w:color w:val="444746"/>
+                <w:sz w:val="20"/>
+                <w:szCs w:val="20"/>
+                <w:bdr w:val="none" w:sz="0" w:space="0" w:color="auto" w:frame="1"/>
+              </w:rPr>
+              <w:t>charmbracelet</w:t>
+            </w:r>
+            <w:proofErr w:type="spellEnd"/>
+            <w:r>
+              <w:rPr>
+                <w:rFonts w:eastAsia="Times New Roman"/>
+                <w:color w:val="444746"/>
+                <w:sz w:val="20"/>
+                <w:szCs w:val="20"/>
+                <w:bdr w:val="none" w:sz="0" w:space="0" w:color="auto" w:frame="1"/>
+              </w:rPr>
+              <w:t>/</w:t>
+            </w:r>
+            <w:proofErr w:type="spellStart"/>
+            <w:r>
+              <w:rPr>
+                <w:rFonts w:eastAsia="Times New Roman"/>
+                <w:color w:val="444746"/>
+                <w:sz w:val="20"/>
+                <w:szCs w:val="20"/>
+                <w:bdr w:val="none" w:sz="0" w:space="0" w:color="auto" w:frame="1"/>
+              </w:rPr>
+              <w:t>lipgloss</w:t>
+            </w:r>
+            <w:proofErr w:type="spellEnd"/>
           </w:p>
         </w:tc>
         <w:tc>
@@ -2251,8 +2893,64 @@
                 <w:szCs w:val="20"/>
                 <w:bdr w:val="none" w:sz="0" w:space="0" w:color="auto" w:frame="1"/>
               </w:rPr>
-              <w:t>github.com/ollama/ollama/api</w:t>
+              <w:t>github.com/</w:t>
             </w:r>
+            <w:proofErr w:type="spellStart"/>
+            <w:r>
+              <w:rPr>
+                <w:rFonts w:eastAsia="Times New Roman"/>
+                <w:color w:val="444746"/>
+                <w:sz w:val="20"/>
+                <w:szCs w:val="20"/>
+                <w:bdr w:val="none" w:sz="0" w:space="0" w:color="auto" w:frame="1"/>
+              </w:rPr>
+              <w:t>ollama</w:t>
+            </w:r>
+            <w:proofErr w:type="spellEnd"/>
+            <w:r>
+              <w:rPr>
+                <w:rFonts w:eastAsia="Times New Roman"/>
+                <w:color w:val="444746"/>
+                <w:sz w:val="20"/>
+                <w:szCs w:val="20"/>
+                <w:bdr w:val="none" w:sz="0" w:space="0" w:color="auto" w:frame="1"/>
+              </w:rPr>
+              <w:t>/</w:t>
+            </w:r>
+            <w:proofErr w:type="spellStart"/>
+            <w:r>
+              <w:rPr>
+                <w:rFonts w:eastAsia="Times New Roman"/>
+                <w:color w:val="444746"/>
+                <w:sz w:val="20"/>
+                <w:szCs w:val="20"/>
+                <w:bdr w:val="none" w:sz="0" w:space="0" w:color="auto" w:frame="1"/>
+              </w:rPr>
+              <w:t>ollama</w:t>
+            </w:r>
+            <w:proofErr w:type="spellEnd"/>
+            <w:r>
+              <w:rPr>
+                <w:rFonts w:eastAsia="Times New Roman"/>
+                <w:color w:val="444746"/>
+                <w:sz w:val="20"/>
+                <w:szCs w:val="20"/>
+                <w:bdr w:val="none" w:sz="0" w:space="0" w:color="auto" w:frame="1"/>
+              </w:rPr>
+              <w:t>/</w:t>
+            </w:r>
+            <w:proofErr w:type="spellStart"/>
+            <w:r>
+              <w:rPr>
+                <w:rFonts w:eastAsia="Times New Roman"/>
+                <w:color w:val="444746"/>
+                <w:sz w:val="20"/>
+                <w:szCs w:val="20"/>
+                <w:bdr w:val="none" w:sz="0" w:space="0" w:color="auto" w:frame="1"/>
+              </w:rPr>
+              <w:t>api</w:t>
+            </w:r>
+            <w:proofErr w:type="spellEnd"/>
           </w:p>
         </w:tc>
         <w:tc>
@@ -2329,7 +3027,29 @@
                 <w:szCs w:val="24"/>
                 <w:bdr w:val="none" w:sz="0" w:space="0" w:color="auto" w:frame="1"/>
               </w:rPr>
-              <w:t>Official, fully-typed SDK for pinging local models when cloud APIs fail.</w:t>
+              <w:t xml:space="preserve">Official, </w:t>
+            </w:r>
+            <w:proofErr w:type="gramStart"/>
+            <w:r>
+              <w:rPr>
+                <w:rFonts w:eastAsia="Times New Roman"/>
+                <w:color w:val="1F1F1F"/>
+                <w:sz w:val="24"/>
+                <w:szCs w:val="24"/>
+                <w:bdr w:val="none" w:sz="0" w:space="0" w:color="auto" w:frame="1"/>
+              </w:rPr>
+              <w:t>fully-typed</w:t>
+            </w:r>
+            <w:proofErr w:type="gramEnd"/>
+            <w:r>
+              <w:rPr>
+                <w:rFonts w:eastAsia="Times New Roman"/>
+                <w:color w:val="1F1F1F"/>
+                <w:sz w:val="24"/>
+                <w:szCs w:val="24"/>
+                <w:bdr w:val="none" w:sz="0" w:space="0" w:color="auto" w:frame="1"/>
+              </w:rPr>
+              <w:t xml:space="preserve"> SDK for pinging local models when cloud APIs fail.</w:t>
             </w:r>
           </w:p>
         </w:tc>
@@ -2453,6 +3173,8 @@
               </w:rPr>
               <w:t xml:space="preserve">Replaces Zod. Strictly enforces the destination </w:t>
             </w:r>
+            <w:proofErr w:type="spellStart"/>
+            <w:proofErr w:type="gramStart"/>
             <w:r>
               <w:rPr>
                 <w:rFonts w:eastAsia="Times New Roman"/>
@@ -2463,6 +3185,8 @@
               </w:rPr>
               <w:t>schema.json</w:t>
             </w:r>
+            <w:proofErr w:type="spellEnd"/>
+            <w:proofErr w:type="gramEnd"/>
             <w:r>
               <w:rPr>
                 <w:rFonts w:eastAsia="Times New Roman"/>
@@ -2541,8 +3265,22 @@
           <w:szCs w:val="20"/>
           <w:bdr w:val="none" w:sz="0" w:space="0" w:color="auto" w:frame="1"/>
         </w:rPr>
-        <w:t>/sources/claude.json</w:t>
-      </w:r>
+        <w:t>/sources/</w:t>
+      </w:r>
+      <w:proofErr w:type="spellStart"/>
+      <w:r>
+        <w:rPr>
+          <w:rFonts w:eastAsia="Times New Roman"/>
+          <w:b/>
+          <w:bCs/>
+          <w:color w:val="444746"/>
+          <w:sz w:val="20"/>
+          <w:szCs w:val="20"/>
+          <w:bdr w:val="none" w:sz="0" w:space="0" w:color="auto" w:frame="1"/>
+        </w:rPr>
+        <w:t>claude.json</w:t>
+      </w:r>
+      <w:proofErr w:type="spellEnd"/>
     </w:p>
     <w:p>
       <w:pPr>
@@ -2748,7 +3486,29 @@
           <w:szCs w:val="21"/>
           <w:bdr w:val="none" w:sz="0" w:space="0" w:color="auto" w:frame="1"/>
         </w:rPr>
-        <w:t>"/inbound/claude"</w:t>
+        <w:t>"/inbound/</w:t>
+      </w:r>
+      <w:proofErr w:type="spellStart"/>
+      <w:r>
+        <w:rPr>
+          <w:rFonts w:eastAsia="Times New Roman"/>
+          <w:color w:val="188038"/>
+          <w:sz w:val="21"/>
+          <w:szCs w:val="21"/>
+          <w:bdr w:val="none" w:sz="0" w:space="0" w:color="auto" w:frame="1"/>
+        </w:rPr>
+        <w:t>claude</w:t>
+      </w:r>
+      <w:proofErr w:type="spellEnd"/>
+      <w:r>
+        <w:rPr>
+          <w:rFonts w:eastAsia="Times New Roman"/>
+          <w:color w:val="188038"/>
+          <w:sz w:val="21"/>
+          <w:szCs w:val="21"/>
+          <w:bdr w:val="none" w:sz="0" w:space="0" w:color="auto" w:frame="1"/>
+        </w:rPr>
+        <w:t>"</w:t>
       </w:r>
       <w:r>
         <w:rPr>
@@ -2809,6 +3569,7 @@
         </w:rPr>
         <w:t>"color"</w:t>
       </w:r>
+      <w:proofErr w:type="gramStart"/>
       <w:r>
         <w:rPr>
           <w:rFonts w:eastAsia="Times New Roman"/>
@@ -2827,7 +3588,18 @@
           <w:szCs w:val="21"/>
           <w:bdr w:val="none" w:sz="0" w:space="0" w:color="auto" w:frame="1"/>
         </w:rPr>
-        <w:t>"#D97706"</w:t>
+        <w:t>"#</w:t>
+      </w:r>
+      <w:proofErr w:type="gramEnd"/>
+      <w:r>
+        <w:rPr>
+          <w:rFonts w:eastAsia="Times New Roman"/>
+          <w:color w:val="188038"/>
+          <w:sz w:val="21"/>
+          <w:szCs w:val="21"/>
+          <w:bdr w:val="none" w:sz="0" w:space="0" w:color="auto" w:frame="1"/>
+        </w:rPr>
+        <w:t>D97706"</w:t>
       </w:r>
       <w:r>
         <w:rPr>
@@ -2886,7 +3658,41 @@
           <w:szCs w:val="21"/>
           <w:bdr w:val="none" w:sz="0" w:space="0" w:color="auto" w:frame="1"/>
         </w:rPr>
-        <w:t>"auth_required"</w:t>
+        <w:t>"</w:t>
+      </w:r>
+      <w:proofErr w:type="spellStart"/>
+      <w:proofErr w:type="gramStart"/>
+      <w:r>
+        <w:rPr>
+          <w:rFonts w:eastAsia="Times New Roman"/>
+          <w:color w:val="B55908"/>
+          <w:sz w:val="21"/>
+          <w:szCs w:val="21"/>
+          <w:bdr w:val="none" w:sz="0" w:space="0" w:color="auto" w:frame="1"/>
+        </w:rPr>
+        <w:t>auth</w:t>
+      </w:r>
+      <w:proofErr w:type="gramEnd"/>
+      <w:r>
+        <w:rPr>
+          <w:rFonts w:eastAsia="Times New Roman"/>
+          <w:color w:val="B55908"/>
+          <w:sz w:val="21"/>
+          <w:szCs w:val="21"/>
+          <w:bdr w:val="none" w:sz="0" w:space="0" w:color="auto" w:frame="1"/>
+        </w:rPr>
+        <w:t>_required</w:t>
+      </w:r>
+      <w:proofErr w:type="spellEnd"/>
+      <w:r>
+        <w:rPr>
+          <w:rFonts w:eastAsia="Times New Roman"/>
+          <w:color w:val="B55908"/>
+          <w:sz w:val="21"/>
+          <w:szCs w:val="21"/>
+          <w:bdr w:val="none" w:sz="0" w:space="0" w:color="auto" w:frame="1"/>
+        </w:rPr>
+        <w:t>"</w:t>
       </w:r>
       <w:r>
         <w:rPr>
@@ -2965,7 +3771,41 @@
           <w:szCs w:val="21"/>
           <w:bdr w:val="none" w:sz="0" w:space="0" w:color="auto" w:frame="1"/>
         </w:rPr>
-        <w:t>"fallback_route"</w:t>
+        <w:t>"</w:t>
+      </w:r>
+      <w:proofErr w:type="spellStart"/>
+      <w:proofErr w:type="gramStart"/>
+      <w:r>
+        <w:rPr>
+          <w:rFonts w:eastAsia="Times New Roman"/>
+          <w:color w:val="B55908"/>
+          <w:sz w:val="21"/>
+          <w:szCs w:val="21"/>
+          <w:bdr w:val="none" w:sz="0" w:space="0" w:color="auto" w:frame="1"/>
+        </w:rPr>
+        <w:t>fallback</w:t>
+      </w:r>
+      <w:proofErr w:type="gramEnd"/>
+      <w:r>
+        <w:rPr>
+          <w:rFonts w:eastAsia="Times New Roman"/>
+          <w:color w:val="B55908"/>
+          <w:sz w:val="21"/>
+          <w:szCs w:val="21"/>
+          <w:bdr w:val="none" w:sz="0" w:space="0" w:color="auto" w:frame="1"/>
+        </w:rPr>
+        <w:t>_route</w:t>
+      </w:r>
+      <w:proofErr w:type="spellEnd"/>
+      <w:r>
+        <w:rPr>
+          <w:rFonts w:eastAsia="Times New Roman"/>
+          <w:color w:val="B55908"/>
+          <w:sz w:val="21"/>
+          <w:szCs w:val="21"/>
+          <w:bdr w:val="none" w:sz="0" w:space="0" w:color="auto" w:frame="1"/>
+        </w:rPr>
+        <w:t>"</w:t>
       </w:r>
       <w:r>
         <w:rPr>
@@ -2985,7 +3825,29 @@
           <w:szCs w:val="21"/>
           <w:bdr w:val="none" w:sz="0" w:space="0" w:color="auto" w:frame="1"/>
         </w:rPr>
-        <w:t>"ollama_local"</w:t>
+        <w:t>"</w:t>
+      </w:r>
+      <w:proofErr w:type="spellStart"/>
+      <w:r>
+        <w:rPr>
+          <w:rFonts w:eastAsia="Times New Roman"/>
+          <w:color w:val="188038"/>
+          <w:sz w:val="21"/>
+          <w:szCs w:val="21"/>
+          <w:bdr w:val="none" w:sz="0" w:space="0" w:color="auto" w:frame="1"/>
+        </w:rPr>
+        <w:t>ollama_local</w:t>
+      </w:r>
+      <w:proofErr w:type="spellEnd"/>
+      <w:r>
+        <w:rPr>
+          <w:rFonts w:eastAsia="Times New Roman"/>
+          <w:color w:val="188038"/>
+          <w:sz w:val="21"/>
+          <w:szCs w:val="21"/>
+          <w:bdr w:val="none" w:sz="0" w:space="0" w:color="auto" w:frame="1"/>
+        </w:rPr>
+        <w:t>"</w:t>
       </w:r>
       <w:r>
         <w:rPr>
@@ -3044,7 +3906,18 @@
           <w:szCs w:val="21"/>
           <w:bdr w:val="none" w:sz="0" w:space="0" w:color="auto" w:frame="1"/>
         </w:rPr>
-        <w:t>"mapping"</w:t>
+        <w:t>"mapping</w:t>
+      </w:r>
+      <w:proofErr w:type="gramStart"/>
+      <w:r>
+        <w:rPr>
+          <w:rFonts w:eastAsia="Times New Roman"/>
+          <w:color w:val="B55908"/>
+          <w:sz w:val="21"/>
+          <w:szCs w:val="21"/>
+          <w:bdr w:val="none" w:sz="0" w:space="0" w:color="auto" w:frame="1"/>
+        </w:rPr>
+        <w:t>"</w:t>
       </w:r>
       <w:r>
         <w:rPr>
@@ -3056,6 +3929,7 @@
         </w:rPr>
         <w:t>: {</w:t>
       </w:r>
+      <w:proofErr w:type="gramEnd"/>
     </w:p>
     <w:p>
       <w:pPr>
@@ -3103,7 +3977,41 @@
           <w:szCs w:val="21"/>
           <w:bdr w:val="none" w:sz="0" w:space="0" w:color="auto" w:frame="1"/>
         </w:rPr>
-        <w:t>"destination_field_content"</w:t>
+        <w:t>"</w:t>
+      </w:r>
+      <w:proofErr w:type="spellStart"/>
+      <w:proofErr w:type="gramStart"/>
+      <w:r>
+        <w:rPr>
+          <w:rFonts w:eastAsia="Times New Roman"/>
+          <w:color w:val="B55908"/>
+          <w:sz w:val="21"/>
+          <w:szCs w:val="21"/>
+          <w:bdr w:val="none" w:sz="0" w:space="0" w:color="auto" w:frame="1"/>
+        </w:rPr>
+        <w:t>destination</w:t>
+      </w:r>
+      <w:proofErr w:type="gramEnd"/>
+      <w:r>
+        <w:rPr>
+          <w:rFonts w:eastAsia="Times New Roman"/>
+          <w:color w:val="B55908"/>
+          <w:sz w:val="21"/>
+          <w:szCs w:val="21"/>
+          <w:bdr w:val="none" w:sz="0" w:space="0" w:color="auto" w:frame="1"/>
+        </w:rPr>
+        <w:t>_field_content</w:t>
+      </w:r>
+      <w:proofErr w:type="spellEnd"/>
+      <w:r>
+        <w:rPr>
+          <w:rFonts w:eastAsia="Times New Roman"/>
+          <w:color w:val="B55908"/>
+          <w:sz w:val="21"/>
+          <w:szCs w:val="21"/>
+          <w:bdr w:val="none" w:sz="0" w:space="0" w:color="auto" w:frame="1"/>
+        </w:rPr>
+        <w:t>"</w:t>
       </w:r>
       <w:r>
         <w:rPr>
@@ -3123,7 +4031,41 @@
           <w:szCs w:val="21"/>
           <w:bdr w:val="none" w:sz="0" w:space="0" w:color="auto" w:frame="1"/>
         </w:rPr>
-        <w:t>"payload.message.text"</w:t>
+        <w:t>"</w:t>
+      </w:r>
+      <w:proofErr w:type="spellStart"/>
+      <w:proofErr w:type="gramStart"/>
+      <w:r>
+        <w:rPr>
+          <w:rFonts w:eastAsia="Times New Roman"/>
+          <w:color w:val="188038"/>
+          <w:sz w:val="21"/>
+          <w:szCs w:val="21"/>
+          <w:bdr w:val="none" w:sz="0" w:space="0" w:color="auto" w:frame="1"/>
+        </w:rPr>
+        <w:t>payload.message</w:t>
+      </w:r>
+      <w:proofErr w:type="gramEnd"/>
+      <w:r>
+        <w:rPr>
+          <w:rFonts w:eastAsia="Times New Roman"/>
+          <w:color w:val="188038"/>
+          <w:sz w:val="21"/>
+          <w:szCs w:val="21"/>
+          <w:bdr w:val="none" w:sz="0" w:space="0" w:color="auto" w:frame="1"/>
+        </w:rPr>
+        <w:t>.text</w:t>
+      </w:r>
+      <w:proofErr w:type="spellEnd"/>
+      <w:r>
+        <w:rPr>
+          <w:rFonts w:eastAsia="Times New Roman"/>
+          <w:color w:val="188038"/>
+          <w:sz w:val="21"/>
+          <w:szCs w:val="21"/>
+          <w:bdr w:val="none" w:sz="0" w:space="0" w:color="auto" w:frame="1"/>
+        </w:rPr>
+        <w:t>"</w:t>
       </w:r>
       <w:r>
         <w:rPr>
@@ -3182,7 +4124,41 @@
           <w:szCs w:val="21"/>
           <w:bdr w:val="none" w:sz="0" w:space="0" w:color="auto" w:frame="1"/>
         </w:rPr>
-        <w:t>"destination_field_type"</w:t>
+        <w:t>"</w:t>
+      </w:r>
+      <w:proofErr w:type="spellStart"/>
+      <w:proofErr w:type="gramStart"/>
+      <w:r>
+        <w:rPr>
+          <w:rFonts w:eastAsia="Times New Roman"/>
+          <w:color w:val="B55908"/>
+          <w:sz w:val="21"/>
+          <w:szCs w:val="21"/>
+          <w:bdr w:val="none" w:sz="0" w:space="0" w:color="auto" w:frame="1"/>
+        </w:rPr>
+        <w:t>destination</w:t>
+      </w:r>
+      <w:proofErr w:type="gramEnd"/>
+      <w:r>
+        <w:rPr>
+          <w:rFonts w:eastAsia="Times New Roman"/>
+          <w:color w:val="B55908"/>
+          <w:sz w:val="21"/>
+          <w:szCs w:val="21"/>
+          <w:bdr w:val="none" w:sz="0" w:space="0" w:color="auto" w:frame="1"/>
+        </w:rPr>
+        <w:t>_field_type</w:t>
+      </w:r>
+      <w:proofErr w:type="spellEnd"/>
+      <w:r>
+        <w:rPr>
+          <w:rFonts w:eastAsia="Times New Roman"/>
+          <w:color w:val="B55908"/>
+          <w:sz w:val="21"/>
+          <w:szCs w:val="21"/>
+          <w:bdr w:val="none" w:sz="0" w:space="0" w:color="auto" w:frame="1"/>
+        </w:rPr>
+        <w:t>"</w:t>
       </w:r>
       <w:r>
         <w:rPr>
@@ -3202,7 +4178,41 @@
           <w:szCs w:val="21"/>
           <w:bdr w:val="none" w:sz="0" w:space="0" w:color="auto" w:frame="1"/>
         </w:rPr>
-        <w:t>"payload.message.role"</w:t>
+        <w:t>"</w:t>
+      </w:r>
+      <w:proofErr w:type="spellStart"/>
+      <w:proofErr w:type="gramStart"/>
+      <w:r>
+        <w:rPr>
+          <w:rFonts w:eastAsia="Times New Roman"/>
+          <w:color w:val="188038"/>
+          <w:sz w:val="21"/>
+          <w:szCs w:val="21"/>
+          <w:bdr w:val="none" w:sz="0" w:space="0" w:color="auto" w:frame="1"/>
+        </w:rPr>
+        <w:t>payload.message</w:t>
+      </w:r>
+      <w:proofErr w:type="gramEnd"/>
+      <w:r>
+        <w:rPr>
+          <w:rFonts w:eastAsia="Times New Roman"/>
+          <w:color w:val="188038"/>
+          <w:sz w:val="21"/>
+          <w:szCs w:val="21"/>
+          <w:bdr w:val="none" w:sz="0" w:space="0" w:color="auto" w:frame="1"/>
+        </w:rPr>
+        <w:t>.role</w:t>
+      </w:r>
+      <w:proofErr w:type="spellEnd"/>
+      <w:r>
+        <w:rPr>
+          <w:rFonts w:eastAsia="Times New Roman"/>
+          <w:color w:val="188038"/>
+          <w:sz w:val="21"/>
+          <w:szCs w:val="21"/>
+          <w:bdr w:val="none" w:sz="0" w:space="0" w:color="auto" w:frame="1"/>
+        </w:rPr>
+        <w:t>"</w:t>
       </w:r>
     </w:p>
     <w:p>
@@ -3398,8 +4408,64 @@
           <w:szCs w:val="20"/>
           <w:bdr w:val="none" w:sz="0" w:space="0" w:color="auto" w:frame="1"/>
         </w:rPr>
-        <w:t>go mod init github.com/yourname/bubblefish</w:t>
-      </w:r>
+        <w:t xml:space="preserve">go mod </w:t>
+      </w:r>
+      <w:proofErr w:type="spellStart"/>
+      <w:r>
+        <w:rPr>
+          <w:rFonts w:eastAsia="Times New Roman"/>
+          <w:color w:val="444746"/>
+          <w:sz w:val="20"/>
+          <w:szCs w:val="20"/>
+          <w:bdr w:val="none" w:sz="0" w:space="0" w:color="auto" w:frame="1"/>
+        </w:rPr>
+        <w:t>init</w:t>
+      </w:r>
+      <w:proofErr w:type="spellEnd"/>
+      <w:r>
+        <w:rPr>
+          <w:rFonts w:eastAsia="Times New Roman"/>
+          <w:color w:val="444746"/>
+          <w:sz w:val="20"/>
+          <w:szCs w:val="20"/>
+          <w:bdr w:val="none" w:sz="0" w:space="0" w:color="auto" w:frame="1"/>
+        </w:rPr>
+        <w:t xml:space="preserve"> github.com/</w:t>
+      </w:r>
+      <w:proofErr w:type="spellStart"/>
+      <w:r>
+        <w:rPr>
+          <w:rFonts w:eastAsia="Times New Roman"/>
+          <w:color w:val="444746"/>
+          <w:sz w:val="20"/>
+          <w:szCs w:val="20"/>
+          <w:bdr w:val="none" w:sz="0" w:space="0" w:color="auto" w:frame="1"/>
+        </w:rPr>
+        <w:t>yourname</w:t>
+      </w:r>
+      <w:proofErr w:type="spellEnd"/>
+      <w:r>
+        <w:rPr>
+          <w:rFonts w:eastAsia="Times New Roman"/>
+          <w:color w:val="444746"/>
+          <w:sz w:val="20"/>
+          <w:szCs w:val="20"/>
+          <w:bdr w:val="none" w:sz="0" w:space="0" w:color="auto" w:frame="1"/>
+        </w:rPr>
+        <w:t>/</w:t>
+      </w:r>
+      <w:proofErr w:type="spellStart"/>
+      <w:r>
+        <w:rPr>
+          <w:rFonts w:eastAsia="Times New Roman"/>
+          <w:color w:val="444746"/>
+          <w:sz w:val="20"/>
+          <w:szCs w:val="20"/>
+          <w:bdr w:val="none" w:sz="0" w:space="0" w:color="auto" w:frame="1"/>
+        </w:rPr>
+        <w:t>bubblefish</w:t>
+      </w:r>
+      <w:proofErr w:type="spellEnd"/>
       <w:r>
         <w:rPr>
           <w:rFonts w:eastAsia="Times New Roman"/>
@@ -3432,6 +4498,8 @@
         </w:rPr>
         <w:t xml:space="preserve">Build the struct parsers for </w:t>
       </w:r>
+      <w:proofErr w:type="spellStart"/>
+      <w:proofErr w:type="gramStart"/>
       <w:r>
         <w:rPr>
           <w:rFonts w:eastAsia="Times New Roman"/>
@@ -3442,6 +4510,8 @@
         </w:rPr>
         <w:t>schema.json</w:t>
       </w:r>
+      <w:proofErr w:type="spellEnd"/>
+      <w:proofErr w:type="gramEnd"/>
       <w:r>
         <w:rPr>
           <w:rFonts w:eastAsia="Times New Roman"/>
@@ -3451,6 +4521,8 @@
         </w:rPr>
         <w:t xml:space="preserve"> and </w:t>
       </w:r>
+      <w:proofErr w:type="spellStart"/>
+      <w:proofErr w:type="gramStart"/>
       <w:r>
         <w:rPr>
           <w:rFonts w:eastAsia="Times New Roman"/>
@@ -3461,6 +4533,8 @@
         </w:rPr>
         <w:t>source.json</w:t>
       </w:r>
+      <w:proofErr w:type="spellEnd"/>
+      <w:proofErr w:type="gramEnd"/>
       <w:r>
         <w:rPr>
           <w:rFonts w:eastAsia="Times New Roman"/>
@@ -3520,8 +4594,20 @@
           <w:szCs w:val="20"/>
           <w:bdr w:val="none" w:sz="0" w:space="0" w:color="auto" w:frame="1"/>
         </w:rPr>
-        <w:t>encoding/json</w:t>
-      </w:r>
+        <w:t>encoding/</w:t>
+      </w:r>
+      <w:proofErr w:type="spellStart"/>
+      <w:r>
+        <w:rPr>
+          <w:rFonts w:eastAsia="Times New Roman"/>
+          <w:color w:val="444746"/>
+          <w:sz w:val="20"/>
+          <w:szCs w:val="20"/>
+          <w:bdr w:val="none" w:sz="0" w:space="0" w:color="auto" w:frame="1"/>
+        </w:rPr>
+        <w:t>json</w:t>
+      </w:r>
+      <w:proofErr w:type="spellEnd"/>
       <w:r>
         <w:rPr>
           <w:rFonts w:eastAsia="Times New Roman"/>
@@ -3650,6 +4736,7 @@
         <w:lastRenderedPageBreak/>
         <w:t>Implement a Go Channel (</w:t>
       </w:r>
+      <w:proofErr w:type="spellStart"/>
       <w:r>
         <w:rPr>
           <w:rFonts w:eastAsia="Times New Roman"/>
@@ -3658,7 +4745,18 @@
           <w:szCs w:val="20"/>
           <w:bdr w:val="none" w:sz="0" w:space="0" w:color="auto" w:frame="1"/>
         </w:rPr>
-        <w:t>chan Payload</w:t>
+        <w:t>chan</w:t>
+      </w:r>
+      <w:proofErr w:type="spellEnd"/>
+      <w:r>
+        <w:rPr>
+          <w:rFonts w:eastAsia="Times New Roman"/>
+          <w:color w:val="444746"/>
+          <w:sz w:val="20"/>
+          <w:szCs w:val="20"/>
+          <w:bdr w:val="none" w:sz="0" w:space="0" w:color="auto" w:frame="1"/>
+        </w:rPr>
+        <w:t xml:space="preserve"> Payload</w:t>
       </w:r>
       <w:r>
         <w:rPr>
@@ -3714,7 +4812,17 @@
           <w:sz w:val="24"/>
           <w:szCs w:val="24"/>
         </w:rPr>
-        <w:t xml:space="preserve">Implement the </w:t>
+        <w:t xml:space="preserve">Implement </w:t>
+      </w:r>
+      <w:proofErr w:type="gramStart"/>
+      <w:r>
+        <w:rPr>
+          <w:rFonts w:eastAsia="Times New Roman"/>
+          <w:color w:val="1F1F1F"/>
+          <w:sz w:val="24"/>
+          <w:szCs w:val="24"/>
+        </w:rPr>
+        <w:t xml:space="preserve">the </w:t>
       </w:r>
       <w:r>
         <w:rPr>
@@ -3726,7 +4834,20 @@
           <w:szCs w:val="24"/>
           <w:bdr w:val="none" w:sz="0" w:space="0" w:color="auto" w:frame="1"/>
         </w:rPr>
-        <w:t>Smart Fallback</w:t>
+        <w:t>Smart</w:t>
+      </w:r>
+      <w:proofErr w:type="gramEnd"/>
+      <w:r>
+        <w:rPr>
+          <w:rFonts w:eastAsia="Times New Roman"/>
+          <w:b/>
+          <w:bCs/>
+          <w:color w:val="1F1F1F"/>
+          <w:sz w:val="24"/>
+          <w:szCs w:val="24"/>
+          <w:bdr w:val="none" w:sz="0" w:space="0" w:color="auto" w:frame="1"/>
+        </w:rPr>
+        <w:t xml:space="preserve"> Fallback</w:t>
       </w:r>
       <w:r>
         <w:rPr>
@@ -3745,16 +4866,112 @@
           <w:szCs w:val="20"/>
           <w:bdr w:val="none" w:sz="0" w:space="0" w:color="auto" w:frame="1"/>
         </w:rPr>
-        <w:t>github.com/ollama/ollama/api</w:t>
-      </w:r>
-      <w:r>
-        <w:rPr>
-          <w:rFonts w:eastAsia="Times New Roman"/>
-          <w:color w:val="1F1F1F"/>
-          <w:sz w:val="24"/>
-          <w:szCs w:val="24"/>
-        </w:rPr>
-        <w:t xml:space="preserve"> so if a cloud write fails, BubbleFish asks local Ollama to compress or handle the payload.</w:t>
+        <w:t>github.com/</w:t>
+      </w:r>
+      <w:proofErr w:type="spellStart"/>
+      <w:r>
+        <w:rPr>
+          <w:rFonts w:eastAsia="Times New Roman"/>
+          <w:color w:val="444746"/>
+          <w:sz w:val="20"/>
+          <w:szCs w:val="20"/>
+          <w:bdr w:val="none" w:sz="0" w:space="0" w:color="auto" w:frame="1"/>
+        </w:rPr>
+        <w:t>ollama</w:t>
+      </w:r>
+      <w:proofErr w:type="spellEnd"/>
+      <w:r>
+        <w:rPr>
+          <w:rFonts w:eastAsia="Times New Roman"/>
+          <w:color w:val="444746"/>
+          <w:sz w:val="20"/>
+          <w:szCs w:val="20"/>
+          <w:bdr w:val="none" w:sz="0" w:space="0" w:color="auto" w:frame="1"/>
+        </w:rPr>
+        <w:t>/</w:t>
+      </w:r>
+      <w:proofErr w:type="spellStart"/>
+      <w:r>
+        <w:rPr>
+          <w:rFonts w:eastAsia="Times New Roman"/>
+          <w:color w:val="444746"/>
+          <w:sz w:val="20"/>
+          <w:szCs w:val="20"/>
+          <w:bdr w:val="none" w:sz="0" w:space="0" w:color="auto" w:frame="1"/>
+        </w:rPr>
+        <w:t>ollama</w:t>
+      </w:r>
+      <w:proofErr w:type="spellEnd"/>
+      <w:r>
+        <w:rPr>
+          <w:rFonts w:eastAsia="Times New Roman"/>
+          <w:color w:val="444746"/>
+          <w:sz w:val="20"/>
+          <w:szCs w:val="20"/>
+          <w:bdr w:val="none" w:sz="0" w:space="0" w:color="auto" w:frame="1"/>
+        </w:rPr>
+        <w:t>/</w:t>
+      </w:r>
+      <w:proofErr w:type="spellStart"/>
+      <w:r>
+        <w:rPr>
+          <w:rFonts w:eastAsia="Times New Roman"/>
+          <w:color w:val="444746"/>
+          <w:sz w:val="20"/>
+          <w:szCs w:val="20"/>
+          <w:bdr w:val="none" w:sz="0" w:space="0" w:color="auto" w:frame="1"/>
+        </w:rPr>
+        <w:t>api</w:t>
+      </w:r>
+      <w:proofErr w:type="spellEnd"/>
+      <w:r>
+        <w:rPr>
+          <w:rFonts w:eastAsia="Times New Roman"/>
+          <w:color w:val="1F1F1F"/>
+          <w:sz w:val="24"/>
+          <w:szCs w:val="24"/>
+        </w:rPr>
+        <w:t xml:space="preserve"> so if a cloud </w:t>
+      </w:r>
+      <w:proofErr w:type="gramStart"/>
+      <w:r>
+        <w:rPr>
+          <w:rFonts w:eastAsia="Times New Roman"/>
+          <w:color w:val="1F1F1F"/>
+          <w:sz w:val="24"/>
+          <w:szCs w:val="24"/>
+        </w:rPr>
+        <w:t>write</w:t>
+      </w:r>
+      <w:proofErr w:type="gramEnd"/>
+      <w:r>
+        <w:rPr>
+          <w:rFonts w:eastAsia="Times New Roman"/>
+          <w:color w:val="1F1F1F"/>
+          <w:sz w:val="24"/>
+          <w:szCs w:val="24"/>
+        </w:rPr>
+        <w:t xml:space="preserve"> fails, </w:t>
+      </w:r>
+      <w:proofErr w:type="spellStart"/>
+      <w:r>
+        <w:rPr>
+          <w:rFonts w:eastAsia="Times New Roman"/>
+          <w:color w:val="1F1F1F"/>
+          <w:sz w:val="24"/>
+          <w:szCs w:val="24"/>
+        </w:rPr>
+        <w:t>BubbleFish</w:t>
+      </w:r>
+      <w:proofErr w:type="spellEnd"/>
+      <w:r>
+        <w:rPr>
+          <w:rFonts w:eastAsia="Times New Roman"/>
+          <w:color w:val="1F1F1F"/>
+          <w:sz w:val="24"/>
+          <w:szCs w:val="24"/>
+        </w:rPr>
+        <w:t xml:space="preserve"> asks local Ollama to compress or handle the payload.</w:t>
       </w:r>
     </w:p>
     <w:p>
@@ -3839,6 +5056,8 @@
         </w:rPr>
         <w:t xml:space="preserve">Import </w:t>
       </w:r>
+      <w:proofErr w:type="spellStart"/>
+      <w:proofErr w:type="gramStart"/>
       <w:r>
         <w:rPr>
           <w:rFonts w:eastAsia="Times New Roman"/>
@@ -3847,17 +5066,10 @@
           <w:szCs w:val="20"/>
           <w:bdr w:val="none" w:sz="0" w:space="0" w:color="auto" w:frame="1"/>
         </w:rPr>
-        <w:t>charmbracelet/bubbletea</w:t>
-      </w:r>
-      <w:r>
-        <w:rPr>
-          <w:rFonts w:eastAsia="Times New Roman"/>
-          <w:color w:val="1F1F1F"/>
-          <w:sz w:val="24"/>
-          <w:szCs w:val="24"/>
-        </w:rPr>
-        <w:t xml:space="preserve"> and </w:t>
-      </w:r>
+        <w:t>charmbracelet</w:t>
+      </w:r>
+      <w:proofErr w:type="spellEnd"/>
+      <w:proofErr w:type="gramEnd"/>
       <w:r>
         <w:rPr>
           <w:rFonts w:eastAsia="Times New Roman"/>
@@ -3866,8 +5078,41 @@
           <w:szCs w:val="20"/>
           <w:bdr w:val="none" w:sz="0" w:space="0" w:color="auto" w:frame="1"/>
         </w:rPr>
+        <w:t>/</w:t>
+      </w:r>
+      <w:proofErr w:type="spellStart"/>
+      <w:r>
+        <w:rPr>
+          <w:rFonts w:eastAsia="Times New Roman"/>
+          <w:color w:val="444746"/>
+          <w:sz w:val="20"/>
+          <w:szCs w:val="20"/>
+          <w:bdr w:val="none" w:sz="0" w:space="0" w:color="auto" w:frame="1"/>
+        </w:rPr>
+        <w:t>bubbletea</w:t>
+      </w:r>
+      <w:proofErr w:type="spellEnd"/>
+      <w:r>
+        <w:rPr>
+          <w:rFonts w:eastAsia="Times New Roman"/>
+          <w:color w:val="1F1F1F"/>
+          <w:sz w:val="24"/>
+          <w:szCs w:val="24"/>
+        </w:rPr>
+        <w:t xml:space="preserve"> and </w:t>
+      </w:r>
+      <w:proofErr w:type="spellStart"/>
+      <w:r>
+        <w:rPr>
+          <w:rFonts w:eastAsia="Times New Roman"/>
+          <w:color w:val="444746"/>
+          <w:sz w:val="20"/>
+          <w:szCs w:val="20"/>
+          <w:bdr w:val="none" w:sz="0" w:space="0" w:color="auto" w:frame="1"/>
+        </w:rPr>
         <w:t>lipgloss</w:t>
       </w:r>
+      <w:proofErr w:type="spellEnd"/>
       <w:r>
         <w:rPr>
           <w:rFonts w:eastAsia="Times New Roman"/>
@@ -3947,7 +5192,27 @@
           <w:sz w:val="24"/>
           <w:szCs w:val="24"/>
         </w:rPr>
-        <w:t>Right pane: Queue status, Destination health (Supabase/OB1), and Fallback health (Ollama).</w:t>
+        <w:t>Right pane: Queue status, Destination health (</w:t>
+      </w:r>
+      <w:proofErr w:type="spellStart"/>
+      <w:r>
+        <w:rPr>
+          <w:rFonts w:eastAsia="Times New Roman"/>
+          <w:color w:val="1F1F1F"/>
+          <w:sz w:val="24"/>
+          <w:szCs w:val="24"/>
+        </w:rPr>
+        <w:t>Supabase</w:t>
+      </w:r>
+      <w:proofErr w:type="spellEnd"/>
+      <w:r>
+        <w:rPr>
+          <w:rFonts w:eastAsia="Times New Roman"/>
+          <w:color w:val="1F1F1F"/>
+          <w:sz w:val="24"/>
+          <w:szCs w:val="24"/>
+        </w:rPr>
+        <w:t>/OB1), and Fallback health (Ollama).</w:t>
       </w:r>
     </w:p>
     <w:p>
@@ -4242,7 +5507,29 @@
           <w:szCs w:val="20"/>
           <w:bdr w:val="none" w:sz="0" w:space="0" w:color="auto" w:frame="1"/>
         </w:rPr>
-        <w:t>curl -sL ...</w:t>
+        <w:t>curl -</w:t>
+      </w:r>
+      <w:proofErr w:type="spellStart"/>
+      <w:r>
+        <w:rPr>
+          <w:rFonts w:eastAsia="Times New Roman"/>
+          <w:color w:val="444746"/>
+          <w:sz w:val="20"/>
+          <w:szCs w:val="20"/>
+          <w:bdr w:val="none" w:sz="0" w:space="0" w:color="auto" w:frame="1"/>
+        </w:rPr>
+        <w:t>sL</w:t>
+      </w:r>
+      <w:proofErr w:type="spellEnd"/>
+      <w:r>
+        <w:rPr>
+          <w:rFonts w:eastAsia="Times New Roman"/>
+          <w:color w:val="444746"/>
+          <w:sz w:val="20"/>
+          <w:szCs w:val="20"/>
+          <w:bdr w:val="none" w:sz="0" w:space="0" w:color="auto" w:frame="1"/>
+        </w:rPr>
+        <w:t xml:space="preserve"> ...</w:t>
       </w:r>
       <w:r>
         <w:rPr>
@@ -4419,7 +5706,27 @@
           <w:szCs w:val="24"/>
         </w:rPr>
         <w:lastRenderedPageBreak/>
-        <w:t>Here is the brutally objective tear-down of the V.2 (Go Rewrite) plan. While the pivot to Go solves the distribution and performance problems, switching from a dynamic language (JavaScript) to a strongly-typed compiled language (Go) introduces new architectural landmines.</w:t>
+        <w:t xml:space="preserve">Here is the brutally objective tear-down of the V.2 (Go Rewrite) plan. While the pivot to Go solves the distribution and performance problems, switching from a dynamic language (JavaScript) to a </w:t>
+      </w:r>
+      <w:proofErr w:type="gramStart"/>
+      <w:r>
+        <w:rPr>
+          <w:rFonts w:eastAsia="Times New Roman"/>
+          <w:color w:val="1F1F1F"/>
+          <w:sz w:val="24"/>
+          <w:szCs w:val="24"/>
+        </w:rPr>
+        <w:t>strongly-typed</w:t>
+      </w:r>
+      <w:proofErr w:type="gramEnd"/>
+      <w:r>
+        <w:rPr>
+          <w:rFonts w:eastAsia="Times New Roman"/>
+          <w:color w:val="1F1F1F"/>
+          <w:sz w:val="24"/>
+          <w:szCs w:val="24"/>
+        </w:rPr>
+        <w:t xml:space="preserve"> compiled language (Go) introduces new architectural landmines.</w:t>
       </w:r>
     </w:p>
     <w:p>
@@ -4517,6 +5824,7 @@
           <w:szCs w:val="24"/>
         </w:rPr>
       </w:pPr>
+      <w:proofErr w:type="gramStart"/>
       <w:r>
         <w:rPr>
           <w:rFonts w:eastAsia="Times New Roman"/>
@@ -4527,7 +5835,20 @@
           <w:szCs w:val="24"/>
           <w:bdr w:val="none" w:sz="0" w:space="0" w:color="auto" w:frame="1"/>
         </w:rPr>
-        <w:t>The Reality:</w:t>
+        <w:t>The Reality</w:t>
+      </w:r>
+      <w:proofErr w:type="gramEnd"/>
+      <w:r>
+        <w:rPr>
+          <w:rFonts w:eastAsia="Times New Roman"/>
+          <w:b/>
+          <w:bCs/>
+          <w:color w:val="1F1F1F"/>
+          <w:sz w:val="24"/>
+          <w:szCs w:val="24"/>
+          <w:bdr w:val="none" w:sz="0" w:space="0" w:color="auto" w:frame="1"/>
+        </w:rPr>
+        <w:t>:</w:t>
       </w:r>
       <w:r>
         <w:rPr>
@@ -4621,6 +5942,8 @@
         </w:rPr>
         <w:t xml:space="preserve"> In Node.js, mapping </w:t>
       </w:r>
+      <w:proofErr w:type="spellStart"/>
+      <w:proofErr w:type="gramStart"/>
       <w:r>
         <w:rPr>
           <w:rFonts w:eastAsia="Times New Roman"/>
@@ -4629,8 +5952,20 @@
           <w:szCs w:val="20"/>
           <w:bdr w:val="none" w:sz="0" w:space="0" w:color="auto" w:frame="1"/>
         </w:rPr>
-        <w:t>payload.message.text</w:t>
-      </w:r>
+        <w:t>payload.message</w:t>
+      </w:r>
+      <w:proofErr w:type="gramEnd"/>
+      <w:r>
+        <w:rPr>
+          <w:rFonts w:eastAsia="Times New Roman"/>
+          <w:color w:val="444746"/>
+          <w:sz w:val="20"/>
+          <w:szCs w:val="20"/>
+          <w:bdr w:val="none" w:sz="0" w:space="0" w:color="auto" w:frame="1"/>
+        </w:rPr>
+        <w:t>.text</w:t>
+      </w:r>
+      <w:proofErr w:type="spellEnd"/>
       <w:r>
         <w:rPr>
           <w:rFonts w:eastAsia="Times New Roman"/>
@@ -4669,7 +6004,29 @@
           <w:szCs w:val="20"/>
           <w:bdr w:val="none" w:sz="0" w:space="0" w:color="auto" w:frame="1"/>
         </w:rPr>
-        <w:t>map[string]interface{}</w:t>
+        <w:t>map[string]</w:t>
+      </w:r>
+      <w:proofErr w:type="gramStart"/>
+      <w:r>
+        <w:rPr>
+          <w:rFonts w:eastAsia="Times New Roman"/>
+          <w:color w:val="444746"/>
+          <w:sz w:val="20"/>
+          <w:szCs w:val="20"/>
+          <w:bdr w:val="none" w:sz="0" w:space="0" w:color="auto" w:frame="1"/>
+        </w:rPr>
+        <w:t>interface{</w:t>
+      </w:r>
+      <w:proofErr w:type="gramEnd"/>
+      <w:r>
+        <w:rPr>
+          <w:rFonts w:eastAsia="Times New Roman"/>
+          <w:color w:val="444746"/>
+          <w:sz w:val="20"/>
+          <w:szCs w:val="20"/>
+          <w:bdr w:val="none" w:sz="0" w:space="0" w:color="auto" w:frame="1"/>
+        </w:rPr>
+        <w:t>}</w:t>
       </w:r>
       <w:r>
         <w:rPr>
@@ -4843,8 +6200,29 @@
           <w:sz w:val="24"/>
           <w:szCs w:val="24"/>
         </w:rPr>
-        <w:t xml:space="preserve"> If a user cannot comment out a line or read instructions directly inside their </w:t>
-      </w:r>
+        <w:t xml:space="preserve"> If a user cannot comment </w:t>
+      </w:r>
+      <w:proofErr w:type="gramStart"/>
+      <w:r>
+        <w:rPr>
+          <w:rFonts w:eastAsia="Times New Roman"/>
+          <w:color w:val="1F1F1F"/>
+          <w:sz w:val="24"/>
+          <w:szCs w:val="24"/>
+        </w:rPr>
+        <w:t>out</w:t>
+      </w:r>
+      <w:proofErr w:type="gramEnd"/>
+      <w:r>
+        <w:rPr>
+          <w:rFonts w:eastAsia="Times New Roman"/>
+          <w:color w:val="1F1F1F"/>
+          <w:sz w:val="24"/>
+          <w:szCs w:val="24"/>
+        </w:rPr>
+        <w:t xml:space="preserve"> a line or read instructions directly inside their </w:t>
+      </w:r>
+      <w:proofErr w:type="spellStart"/>
       <w:r>
         <w:rPr>
           <w:rFonts w:eastAsia="Times New Roman"/>
@@ -4855,6 +6233,7 @@
         </w:rPr>
         <w:t>claude.json</w:t>
       </w:r>
+      <w:proofErr w:type="spellEnd"/>
       <w:r>
         <w:rPr>
           <w:rFonts w:eastAsia="Times New Roman"/>
@@ -4935,6 +6314,7 @@
           <w:szCs w:val="24"/>
         </w:rPr>
       </w:pPr>
+      <w:proofErr w:type="gramStart"/>
       <w:r>
         <w:rPr>
           <w:rFonts w:eastAsia="Times New Roman"/>
@@ -4945,16 +6325,49 @@
           <w:szCs w:val="24"/>
           <w:bdr w:val="none" w:sz="0" w:space="0" w:color="auto" w:frame="1"/>
         </w:rPr>
-        <w:t>The Reality:</w:t>
-      </w:r>
-      <w:r>
-        <w:rPr>
-          <w:rFonts w:eastAsia="Times New Roman"/>
-          <w:color w:val="1F1F1F"/>
-          <w:sz w:val="24"/>
-          <w:szCs w:val="24"/>
-        </w:rPr>
-        <w:t xml:space="preserve"> You will likely have to write raw HTTP requests for Claude, OpenAI, and Perplexity rather than relying on official SDKs, which means you have to manually handle their specific streaming formats (SSE) and error codes.</w:t>
+        <w:t>The Reality</w:t>
+      </w:r>
+      <w:proofErr w:type="gramEnd"/>
+      <w:r>
+        <w:rPr>
+          <w:rFonts w:eastAsia="Times New Roman"/>
+          <w:b/>
+          <w:bCs/>
+          <w:color w:val="1F1F1F"/>
+          <w:sz w:val="24"/>
+          <w:szCs w:val="24"/>
+          <w:bdr w:val="none" w:sz="0" w:space="0" w:color="auto" w:frame="1"/>
+        </w:rPr>
+        <w:t>:</w:t>
+      </w:r>
+      <w:r>
+        <w:rPr>
+          <w:rFonts w:eastAsia="Times New Roman"/>
+          <w:color w:val="1F1F1F"/>
+          <w:sz w:val="24"/>
+          <w:szCs w:val="24"/>
+        </w:rPr>
+        <w:t xml:space="preserve"> You will likely have to write raw HTTP requests for Claude, OpenAI, and Perplexity rather than relying on official SDKs, which means you </w:t>
+      </w:r>
+      <w:proofErr w:type="gramStart"/>
+      <w:r>
+        <w:rPr>
+          <w:rFonts w:eastAsia="Times New Roman"/>
+          <w:color w:val="1F1F1F"/>
+          <w:sz w:val="24"/>
+          <w:szCs w:val="24"/>
+        </w:rPr>
+        <w:t>have to</w:t>
+      </w:r>
+      <w:proofErr w:type="gramEnd"/>
+      <w:r>
+        <w:rPr>
+          <w:rFonts w:eastAsia="Times New Roman"/>
+          <w:color w:val="1F1F1F"/>
+          <w:sz w:val="24"/>
+          <w:szCs w:val="24"/>
+        </w:rPr>
+        <w:t xml:space="preserve"> manually handle their specific streaming formats (SSE) and error codes.</w:t>
       </w:r>
     </w:p>
     <w:p>
@@ -4975,7 +6388,7 @@
           <w:szCs w:val="24"/>
         </w:rPr>
         <w:pict w14:anchorId="22C979F9">
-          <v:rect id="_x0000_i1039" style="width:0;height:1.5pt" o:hralign="center" o:hrstd="t" o:hrnoshade="t" o:hr="t" fillcolor="gray" stroked="f"/>
+          <v:rect id="_x0000_i1026" style="width:0;height:1.5pt" o:hralign="center" o:hrstd="t" o:hrnoshade="t" o:hr="t" fillcolor="gray" stroked="f"/>
         </w:pict>
       </w:r>
     </w:p>
@@ -5063,7 +6476,47 @@
           <w:sz w:val="24"/>
           <w:szCs w:val="24"/>
         </w:rPr>
-        <w:t>Do exactly what Docker does. Split BubbleFish into two pieces within the same binary.</w:t>
+        <w:t xml:space="preserve">Do exactly what Docker </w:t>
+      </w:r>
+      <w:proofErr w:type="gramStart"/>
+      <w:r>
+        <w:rPr>
+          <w:rFonts w:eastAsia="Times New Roman"/>
+          <w:color w:val="1F1F1F"/>
+          <w:sz w:val="24"/>
+          <w:szCs w:val="24"/>
+        </w:rPr>
+        <w:t>does</w:t>
+      </w:r>
+      <w:proofErr w:type="gramEnd"/>
+      <w:r>
+        <w:rPr>
+          <w:rFonts w:eastAsia="Times New Roman"/>
+          <w:color w:val="1F1F1F"/>
+          <w:sz w:val="24"/>
+          <w:szCs w:val="24"/>
+        </w:rPr>
+        <w:t xml:space="preserve">. Split </w:t>
+      </w:r>
+      <w:proofErr w:type="spellStart"/>
+      <w:r>
+        <w:rPr>
+          <w:rFonts w:eastAsia="Times New Roman"/>
+          <w:color w:val="1F1F1F"/>
+          <w:sz w:val="24"/>
+          <w:szCs w:val="24"/>
+        </w:rPr>
+        <w:t>BubbleFish</w:t>
+      </w:r>
+      <w:proofErr w:type="spellEnd"/>
+      <w:r>
+        <w:rPr>
+          <w:rFonts w:eastAsia="Times New Roman"/>
+          <w:color w:val="1F1F1F"/>
+          <w:sz w:val="24"/>
+          <w:szCs w:val="24"/>
+        </w:rPr>
+        <w:t xml:space="preserve"> into two pieces within the same binary.</w:t>
       </w:r>
     </w:p>
     <w:p>
@@ -5079,6 +6532,7 @@
           <w:szCs w:val="24"/>
         </w:rPr>
       </w:pPr>
+      <w:proofErr w:type="spellStart"/>
       <w:r>
         <w:rPr>
           <w:rFonts w:eastAsia="Times New Roman"/>
@@ -5087,7 +6541,18 @@
           <w:szCs w:val="20"/>
           <w:bdr w:val="none" w:sz="0" w:space="0" w:color="auto" w:frame="1"/>
         </w:rPr>
-        <w:t>bubblefish start -d</w:t>
+        <w:t>bubblefish</w:t>
+      </w:r>
+      <w:proofErr w:type="spellEnd"/>
+      <w:r>
+        <w:rPr>
+          <w:rFonts w:eastAsia="Times New Roman"/>
+          <w:color w:val="444746"/>
+          <w:sz w:val="20"/>
+          <w:szCs w:val="20"/>
+          <w:bdr w:val="none" w:sz="0" w:space="0" w:color="auto" w:frame="1"/>
+        </w:rPr>
+        <w:t xml:space="preserve"> start -d</w:t>
       </w:r>
       <w:r>
         <w:rPr>
@@ -5112,6 +6577,7 @@
           <w:szCs w:val="24"/>
         </w:rPr>
       </w:pPr>
+      <w:proofErr w:type="spellStart"/>
       <w:r>
         <w:rPr>
           <w:rFonts w:eastAsia="Times New Roman"/>
@@ -5120,17 +6586,9 @@
           <w:szCs w:val="20"/>
           <w:bdr w:val="none" w:sz="0" w:space="0" w:color="auto" w:frame="1"/>
         </w:rPr>
-        <w:t>bubblefish ui</w:t>
-      </w:r>
-      <w:r>
-        <w:rPr>
-          <w:rFonts w:eastAsia="Times New Roman"/>
-          <w:color w:val="1F1F1F"/>
-          <w:sz w:val="24"/>
-          <w:szCs w:val="24"/>
-        </w:rPr>
-        <w:t xml:space="preserve">: Opens the beautiful Charm TUI. It connects to the background daemon via a local UNIX socket or HTTP port to fetch the live traffic logs. If the user hits </w:t>
-      </w:r>
+        <w:t>bubblefish</w:t>
+      </w:r>
+      <w:proofErr w:type="spellEnd"/>
       <w:r>
         <w:rPr>
           <w:rFonts w:eastAsia="Times New Roman"/>
@@ -5139,8 +6597,41 @@
           <w:szCs w:val="20"/>
           <w:bdr w:val="none" w:sz="0" w:space="0" w:color="auto" w:frame="1"/>
         </w:rPr>
+        <w:t xml:space="preserve"> </w:t>
+      </w:r>
+      <w:proofErr w:type="spellStart"/>
+      <w:r>
+        <w:rPr>
+          <w:rFonts w:eastAsia="Times New Roman"/>
+          <w:color w:val="444746"/>
+          <w:sz w:val="20"/>
+          <w:szCs w:val="20"/>
+          <w:bdr w:val="none" w:sz="0" w:space="0" w:color="auto" w:frame="1"/>
+        </w:rPr>
+        <w:t>ui</w:t>
+      </w:r>
+      <w:proofErr w:type="spellEnd"/>
+      <w:r>
+        <w:rPr>
+          <w:rFonts w:eastAsia="Times New Roman"/>
+          <w:color w:val="1F1F1F"/>
+          <w:sz w:val="24"/>
+          <w:szCs w:val="24"/>
+        </w:rPr>
+        <w:t xml:space="preserve">: Opens the beautiful Charm TUI. It connects to the background daemon via a local UNIX socket or HTTP port to fetch the live traffic logs. If the user hits </w:t>
+      </w:r>
+      <w:proofErr w:type="spellStart"/>
+      <w:r>
+        <w:rPr>
+          <w:rFonts w:eastAsia="Times New Roman"/>
+          <w:color w:val="444746"/>
+          <w:sz w:val="20"/>
+          <w:szCs w:val="20"/>
+          <w:bdr w:val="none" w:sz="0" w:space="0" w:color="auto" w:frame="1"/>
+        </w:rPr>
         <w:t>Ctrl+C</w:t>
       </w:r>
+      <w:proofErr w:type="spellEnd"/>
       <w:r>
         <w:rPr>
           <w:rFonts w:eastAsia="Times New Roman"/>
@@ -5200,17 +6691,9 @@
           <w:szCs w:val="20"/>
           <w:bdr w:val="none" w:sz="0" w:space="0" w:color="auto" w:frame="1"/>
         </w:rPr>
-        <w:t>/sources/claude.json</w:t>
-      </w:r>
-      <w:r>
-        <w:rPr>
-          <w:rFonts w:eastAsia="Times New Roman"/>
-          <w:color w:val="1F1F1F"/>
-          <w:sz w:val="24"/>
-          <w:szCs w:val="24"/>
-        </w:rPr>
-        <w:t xml:space="preserve"> to </w:t>
-      </w:r>
+        <w:t>/sources/</w:t>
+      </w:r>
+      <w:proofErr w:type="spellStart"/>
       <w:r>
         <w:rPr>
           <w:rFonts w:eastAsia="Times New Roman"/>
@@ -5219,16 +6702,17 @@
           <w:szCs w:val="20"/>
           <w:bdr w:val="none" w:sz="0" w:space="0" w:color="auto" w:frame="1"/>
         </w:rPr>
-        <w:t>/sources/claude.yaml</w:t>
-      </w:r>
-      <w:r>
-        <w:rPr>
-          <w:rFonts w:eastAsia="Times New Roman"/>
-          <w:color w:val="1F1F1F"/>
-          <w:sz w:val="24"/>
-          <w:szCs w:val="24"/>
-        </w:rPr>
-        <w:t xml:space="preserve">. This allows users to write </w:t>
+        <w:t>claude.json</w:t>
+      </w:r>
+      <w:proofErr w:type="spellEnd"/>
+      <w:r>
+        <w:rPr>
+          <w:rFonts w:eastAsia="Times New Roman"/>
+          <w:color w:val="1F1F1F"/>
+          <w:sz w:val="24"/>
+          <w:szCs w:val="24"/>
+        </w:rPr>
+        <w:t xml:space="preserve"> to </w:t>
       </w:r>
       <w:r>
         <w:rPr>
@@ -5238,17 +6722,9 @@
           <w:szCs w:val="20"/>
           <w:bdr w:val="none" w:sz="0" w:space="0" w:color="auto" w:frame="1"/>
         </w:rPr>
-        <w:t># This is my fallback route</w:t>
-      </w:r>
-      <w:r>
-        <w:rPr>
-          <w:rFonts w:eastAsia="Times New Roman"/>
-          <w:color w:val="1F1F1F"/>
-          <w:sz w:val="24"/>
-          <w:szCs w:val="24"/>
-        </w:rPr>
-        <w:t xml:space="preserve"> inside the config file. Go has excellent YAML parsers (</w:t>
-      </w:r>
+        <w:t>/sources/</w:t>
+      </w:r>
+      <w:proofErr w:type="spellStart"/>
       <w:r>
         <w:rPr>
           <w:rFonts w:eastAsia="Times New Roman"/>
@@ -5257,7 +6733,68 @@
           <w:szCs w:val="20"/>
           <w:bdr w:val="none" w:sz="0" w:space="0" w:color="auto" w:frame="1"/>
         </w:rPr>
-        <w:t>gopkg.in/yaml.v3</w:t>
+        <w:t>claude.yaml</w:t>
+      </w:r>
+      <w:proofErr w:type="spellEnd"/>
+      <w:r>
+        <w:rPr>
+          <w:rFonts w:eastAsia="Times New Roman"/>
+          <w:color w:val="1F1F1F"/>
+          <w:sz w:val="24"/>
+          <w:szCs w:val="24"/>
+        </w:rPr>
+        <w:t xml:space="preserve">. This allows users to write </w:t>
+      </w:r>
+      <w:r>
+        <w:rPr>
+          <w:rFonts w:eastAsia="Times New Roman"/>
+          <w:color w:val="444746"/>
+          <w:sz w:val="20"/>
+          <w:szCs w:val="20"/>
+          <w:bdr w:val="none" w:sz="0" w:space="0" w:color="auto" w:frame="1"/>
+        </w:rPr>
+        <w:t># This is my fallback route</w:t>
+      </w:r>
+      <w:r>
+        <w:rPr>
+          <w:rFonts w:eastAsia="Times New Roman"/>
+          <w:color w:val="1F1F1F"/>
+          <w:sz w:val="24"/>
+          <w:szCs w:val="24"/>
+        </w:rPr>
+        <w:t xml:space="preserve"> inside the config file. Go has excellent YAML parsers (</w:t>
+      </w:r>
+      <w:r>
+        <w:rPr>
+          <w:rFonts w:eastAsia="Times New Roman"/>
+          <w:color w:val="444746"/>
+          <w:sz w:val="20"/>
+          <w:szCs w:val="20"/>
+          <w:bdr w:val="none" w:sz="0" w:space="0" w:color="auto" w:frame="1"/>
+        </w:rPr>
+        <w:t>gopkg.in/</w:t>
+      </w:r>
+      <w:proofErr w:type="gramStart"/>
+      <w:r>
+        <w:rPr>
+          <w:rFonts w:eastAsia="Times New Roman"/>
+          <w:color w:val="444746"/>
+          <w:sz w:val="20"/>
+          <w:szCs w:val="20"/>
+          <w:bdr w:val="none" w:sz="0" w:space="0" w:color="auto" w:frame="1"/>
+        </w:rPr>
+        <w:t>yaml.v</w:t>
+      </w:r>
+      <w:proofErr w:type="gramEnd"/>
+      <w:r>
+        <w:rPr>
+          <w:rFonts w:eastAsia="Times New Roman"/>
+          <w:color w:val="444746"/>
+          <w:sz w:val="20"/>
+          <w:szCs w:val="20"/>
+          <w:bdr w:val="none" w:sz="0" w:space="0" w:color="auto" w:frame="1"/>
+        </w:rPr>
+        <w:t>3</w:t>
       </w:r>
       <w:r>
         <w:rPr>
@@ -5462,6 +6999,7 @@
         </w:rPr>
         <w:t>"</w:t>
       </w:r>
+      <w:proofErr w:type="gramStart"/>
       <w:r>
         <w:rPr>
           <w:rFonts w:eastAsia="Times New Roman"/>
@@ -5470,7 +7008,51 @@
           <w:szCs w:val="21"/>
           <w:bdr w:val="none" w:sz="0" w:space="0" w:color="auto" w:frame="1"/>
         </w:rPr>
-        <w:t>{{ .payload.message.text }}</w:t>
+        <w:t>{{ .</w:t>
+      </w:r>
+      <w:proofErr w:type="spellStart"/>
+      <w:r>
+        <w:rPr>
+          <w:rFonts w:eastAsia="Times New Roman"/>
+          <w:color w:val="D93025"/>
+          <w:sz w:val="21"/>
+          <w:szCs w:val="21"/>
+          <w:bdr w:val="none" w:sz="0" w:space="0" w:color="auto" w:frame="1"/>
+        </w:rPr>
+        <w:t>payload.message</w:t>
+      </w:r>
+      <w:proofErr w:type="gramEnd"/>
+      <w:r>
+        <w:rPr>
+          <w:rFonts w:eastAsia="Times New Roman"/>
+          <w:color w:val="D93025"/>
+          <w:sz w:val="21"/>
+          <w:szCs w:val="21"/>
+          <w:bdr w:val="none" w:sz="0" w:space="0" w:color="auto" w:frame="1"/>
+        </w:rPr>
+        <w:t>.</w:t>
+      </w:r>
+      <w:proofErr w:type="gramStart"/>
+      <w:r>
+        <w:rPr>
+          <w:rFonts w:eastAsia="Times New Roman"/>
+          <w:color w:val="D93025"/>
+          <w:sz w:val="21"/>
+          <w:szCs w:val="21"/>
+          <w:bdr w:val="none" w:sz="0" w:space="0" w:color="auto" w:frame="1"/>
+        </w:rPr>
+        <w:t>text</w:t>
+      </w:r>
+      <w:proofErr w:type="spellEnd"/>
+      <w:r>
+        <w:rPr>
+          <w:rFonts w:eastAsia="Times New Roman"/>
+          <w:color w:val="D93025"/>
+          <w:sz w:val="21"/>
+          <w:szCs w:val="21"/>
+          <w:bdr w:val="none" w:sz="0" w:space="0" w:color="auto" w:frame="1"/>
+        </w:rPr>
+        <w:t xml:space="preserve"> }}</w:t>
       </w:r>
       <w:r>
         <w:rPr>
@@ -5482,6 +7064,7 @@
         </w:rPr>
         <w:t>"</w:t>
       </w:r>
+      <w:proofErr w:type="gramEnd"/>
     </w:p>
     <w:p>
       <w:pPr>
@@ -5551,6 +7134,7 @@
         </w:rPr>
         <w:t>"</w:t>
       </w:r>
+      <w:proofErr w:type="gramStart"/>
       <w:r>
         <w:rPr>
           <w:rFonts w:eastAsia="Times New Roman"/>
@@ -5559,7 +7143,51 @@
           <w:szCs w:val="21"/>
           <w:bdr w:val="none" w:sz="0" w:space="0" w:color="auto" w:frame="1"/>
         </w:rPr>
-        <w:t>{{ .payload.message.role }}</w:t>
+        <w:t>{{ .</w:t>
+      </w:r>
+      <w:proofErr w:type="spellStart"/>
+      <w:r>
+        <w:rPr>
+          <w:rFonts w:eastAsia="Times New Roman"/>
+          <w:color w:val="D93025"/>
+          <w:sz w:val="21"/>
+          <w:szCs w:val="21"/>
+          <w:bdr w:val="none" w:sz="0" w:space="0" w:color="auto" w:frame="1"/>
+        </w:rPr>
+        <w:t>payload.message</w:t>
+      </w:r>
+      <w:proofErr w:type="gramEnd"/>
+      <w:r>
+        <w:rPr>
+          <w:rFonts w:eastAsia="Times New Roman"/>
+          <w:color w:val="D93025"/>
+          <w:sz w:val="21"/>
+          <w:szCs w:val="21"/>
+          <w:bdr w:val="none" w:sz="0" w:space="0" w:color="auto" w:frame="1"/>
+        </w:rPr>
+        <w:t>.</w:t>
+      </w:r>
+      <w:proofErr w:type="gramStart"/>
+      <w:r>
+        <w:rPr>
+          <w:rFonts w:eastAsia="Times New Roman"/>
+          <w:color w:val="D93025"/>
+          <w:sz w:val="21"/>
+          <w:szCs w:val="21"/>
+          <w:bdr w:val="none" w:sz="0" w:space="0" w:color="auto" w:frame="1"/>
+        </w:rPr>
+        <w:t>role</w:t>
+      </w:r>
+      <w:proofErr w:type="spellEnd"/>
+      <w:r>
+        <w:rPr>
+          <w:rFonts w:eastAsia="Times New Roman"/>
+          <w:color w:val="D93025"/>
+          <w:sz w:val="21"/>
+          <w:szCs w:val="21"/>
+          <w:bdr w:val="none" w:sz="0" w:space="0" w:color="auto" w:frame="1"/>
+        </w:rPr>
+        <w:t xml:space="preserve"> }}</w:t>
       </w:r>
       <w:r>
         <w:rPr>
@@ -5571,6 +7199,7 @@
         </w:rPr>
         <w:t>"</w:t>
       </w:r>
+      <w:proofErr w:type="gramEnd"/>
     </w:p>
     <w:p>
       <w:pPr>
@@ -5589,7 +7218,27 @@
           <w:sz w:val="24"/>
           <w:szCs w:val="24"/>
         </w:rPr>
-        <w:t>Go templates are incredibly fast, memory-safe, and natively handle dynamic data injection.</w:t>
+        <w:t xml:space="preserve">Go templates are incredibly fast, memory-safe, and natively handle dynamic data </w:t>
+      </w:r>
+      <w:proofErr w:type="gramStart"/>
+      <w:r>
+        <w:rPr>
+          <w:rFonts w:eastAsia="Times New Roman"/>
+          <w:color w:val="1F1F1F"/>
+          <w:sz w:val="24"/>
+          <w:szCs w:val="24"/>
+        </w:rPr>
+        <w:t>injection</w:t>
+      </w:r>
+      <w:proofErr w:type="gramEnd"/>
+      <w:r>
+        <w:rPr>
+          <w:rFonts w:eastAsia="Times New Roman"/>
+          <w:color w:val="1F1F1F"/>
+          <w:sz w:val="24"/>
+          <w:szCs w:val="24"/>
+        </w:rPr>
+        <w:t>.</w:t>
       </w:r>
     </w:p>
     <w:p>
@@ -5610,7 +7259,7 @@
           <w:szCs w:val="24"/>
         </w:rPr>
         <w:pict w14:anchorId="2659091F">
-          <v:rect id="_x0000_i1040" style="width:0;height:1.5pt" o:hralign="center" o:hrstd="t" o:hrnoshade="t" o:hr="t" fillcolor="gray" stroked="f"/>
+          <v:rect id="_x0000_i1027" style="width:0;height:1.5pt" o:hralign="center" o:hrstd="t" o:hrnoshade="t" o:hr="t" fillcolor="gray" stroked="f"/>
         </w:pict>
       </w:r>
     </w:p>
@@ -5637,6 +7286,8 @@
         </w:rPr>
         <w:t xml:space="preserve">3. The </w:t>
       </w:r>
+      <w:proofErr w:type="spellStart"/>
+      <w:proofErr w:type="gramStart"/>
       <w:r>
         <w:rPr>
           <w:rFonts w:eastAsia="Times New Roman"/>
@@ -5649,6 +7300,8 @@
         </w:rPr>
         <w:t>main.go</w:t>
       </w:r>
+      <w:proofErr w:type="spellEnd"/>
+      <w:proofErr w:type="gramEnd"/>
       <w:r>
         <w:rPr>
           <w:rFonts w:eastAsia="Times New Roman"/>
@@ -5679,6 +7332,8 @@
         </w:rPr>
         <w:t xml:space="preserve">Yes, let's build the initial TUI. This uses </w:t>
       </w:r>
+      <w:proofErr w:type="spellStart"/>
+      <w:proofErr w:type="gramStart"/>
       <w:r>
         <w:rPr>
           <w:rFonts w:eastAsia="Times New Roman"/>
@@ -5687,17 +7342,10 @@
           <w:szCs w:val="20"/>
           <w:bdr w:val="none" w:sz="0" w:space="0" w:color="auto" w:frame="1"/>
         </w:rPr>
-        <w:t>charmbracelet/bubbletea</w:t>
-      </w:r>
-      <w:r>
-        <w:rPr>
-          <w:rFonts w:eastAsia="Times New Roman"/>
-          <w:color w:val="1F1F1F"/>
-          <w:sz w:val="24"/>
-          <w:szCs w:val="24"/>
-        </w:rPr>
-        <w:t xml:space="preserve"> (the engine) and </w:t>
-      </w:r>
+        <w:t>charmbracelet</w:t>
+      </w:r>
+      <w:proofErr w:type="spellEnd"/>
+      <w:proofErr w:type="gramEnd"/>
       <w:r>
         <w:rPr>
           <w:rFonts w:eastAsia="Times New Roman"/>
@@ -5706,36 +7354,9 @@
           <w:szCs w:val="20"/>
           <w:bdr w:val="none" w:sz="0" w:space="0" w:color="auto" w:frame="1"/>
         </w:rPr>
-        <w:t>charmbracelet/lipgloss</w:t>
-      </w:r>
-      <w:r>
-        <w:rPr>
-          <w:rFonts w:eastAsia="Times New Roman"/>
-          <w:color w:val="1F1F1F"/>
-          <w:sz w:val="24"/>
-          <w:szCs w:val="24"/>
-        </w:rPr>
-        <w:t xml:space="preserve"> (the CSS-like styling).</w:t>
-      </w:r>
-    </w:p>
-    <w:p>
-      <w:pPr>
-        <w:rPr>
-          <w:rFonts w:eastAsia="Times New Roman"/>
-          <w:color w:val="1F1F1F"/>
-          <w:sz w:val="24"/>
-          <w:szCs w:val="24"/>
-        </w:rPr>
-      </w:pPr>
-      <w:r>
-        <w:rPr>
-          <w:rFonts w:eastAsia="Times New Roman"/>
-          <w:color w:val="1F1F1F"/>
-          <w:sz w:val="24"/>
-          <w:szCs w:val="24"/>
-        </w:rPr>
-        <w:t>This mock sets up the split-pane dashboard, handles keyboard inputs (</w:t>
-      </w:r>
+        <w:t>/</w:t>
+      </w:r>
+      <w:proofErr w:type="spellStart"/>
       <w:r>
         <w:rPr>
           <w:rFonts w:eastAsia="Times New Roman"/>
@@ -5744,6 +7365,90 @@
           <w:szCs w:val="20"/>
           <w:bdr w:val="none" w:sz="0" w:space="0" w:color="auto" w:frame="1"/>
         </w:rPr>
+        <w:t>bubbletea</w:t>
+      </w:r>
+      <w:proofErr w:type="spellEnd"/>
+      <w:r>
+        <w:rPr>
+          <w:rFonts w:eastAsia="Times New Roman"/>
+          <w:color w:val="1F1F1F"/>
+          <w:sz w:val="24"/>
+          <w:szCs w:val="24"/>
+        </w:rPr>
+        <w:t xml:space="preserve"> (the engine) and </w:t>
+      </w:r>
+      <w:proofErr w:type="spellStart"/>
+      <w:proofErr w:type="gramStart"/>
+      <w:r>
+        <w:rPr>
+          <w:rFonts w:eastAsia="Times New Roman"/>
+          <w:color w:val="444746"/>
+          <w:sz w:val="20"/>
+          <w:szCs w:val="20"/>
+          <w:bdr w:val="none" w:sz="0" w:space="0" w:color="auto" w:frame="1"/>
+        </w:rPr>
+        <w:t>charmbracelet</w:t>
+      </w:r>
+      <w:proofErr w:type="spellEnd"/>
+      <w:proofErr w:type="gramEnd"/>
+      <w:r>
+        <w:rPr>
+          <w:rFonts w:eastAsia="Times New Roman"/>
+          <w:color w:val="444746"/>
+          <w:sz w:val="20"/>
+          <w:szCs w:val="20"/>
+          <w:bdr w:val="none" w:sz="0" w:space="0" w:color="auto" w:frame="1"/>
+        </w:rPr>
+        <w:t>/</w:t>
+      </w:r>
+      <w:proofErr w:type="spellStart"/>
+      <w:r>
+        <w:rPr>
+          <w:rFonts w:eastAsia="Times New Roman"/>
+          <w:color w:val="444746"/>
+          <w:sz w:val="20"/>
+          <w:szCs w:val="20"/>
+          <w:bdr w:val="none" w:sz="0" w:space="0" w:color="auto" w:frame="1"/>
+        </w:rPr>
+        <w:t>lipgloss</w:t>
+      </w:r>
+      <w:proofErr w:type="spellEnd"/>
+      <w:r>
+        <w:rPr>
+          <w:rFonts w:eastAsia="Times New Roman"/>
+          <w:color w:val="1F1F1F"/>
+          <w:sz w:val="24"/>
+          <w:szCs w:val="24"/>
+        </w:rPr>
+        <w:t xml:space="preserve"> (the CSS-like styling).</w:t>
+      </w:r>
+    </w:p>
+    <w:p>
+      <w:pPr>
+        <w:rPr>
+          <w:rFonts w:eastAsia="Times New Roman"/>
+          <w:color w:val="1F1F1F"/>
+          <w:sz w:val="24"/>
+          <w:szCs w:val="24"/>
+        </w:rPr>
+      </w:pPr>
+      <w:r>
+        <w:rPr>
+          <w:rFonts w:eastAsia="Times New Roman"/>
+          <w:color w:val="1F1F1F"/>
+          <w:sz w:val="24"/>
+          <w:szCs w:val="24"/>
+        </w:rPr>
+        <w:t>This mock sets up the split-pane dashboard, handles keyboard inputs (</w:t>
+      </w:r>
+      <w:r>
+        <w:rPr>
+          <w:rFonts w:eastAsia="Times New Roman"/>
+          <w:color w:val="444746"/>
+          <w:sz w:val="20"/>
+          <w:szCs w:val="20"/>
+          <w:bdr w:val="none" w:sz="0" w:space="0" w:color="auto" w:frame="1"/>
+        </w:rPr>
         <w:t>q</w:t>
       </w:r>
       <w:r>
@@ -5787,62 +7492,35 @@
           <w:szCs w:val="20"/>
           <w:bdr w:val="none" w:sz="0" w:space="0" w:color="auto" w:frame="1"/>
         </w:rPr>
-        <w:t>go mod init bubblefish</w:t>
-      </w:r>
+        <w:t xml:space="preserve">go mod </w:t>
+      </w:r>
+      <w:proofErr w:type="spellStart"/>
       <w:r>
         <w:rPr>
           <w:rFonts w:eastAsia="Times New Roman"/>
           <w:b/>
           <w:bCs/>
-          <w:color w:val="1F1F1F"/>
-          <w:sz w:val="24"/>
-          <w:szCs w:val="24"/>
-          <w:bdr w:val="none" w:sz="0" w:space="0" w:color="auto" w:frame="1"/>
-        </w:rPr>
-        <w:t>, then run:</w:t>
-      </w:r>
-    </w:p>
-    <w:p>
-      <w:pPr>
-        <w:rPr>
-          <w:rFonts w:eastAsia="Times New Roman"/>
-          <w:color w:val="1F1F1F"/>
-          <w:sz w:val="24"/>
-          <w:szCs w:val="24"/>
-        </w:rPr>
-      </w:pPr>
-      <w:r>
-        <w:rPr>
-          <w:rFonts w:eastAsia="Times New Roman"/>
           <w:color w:val="444746"/>
           <w:sz w:val="20"/>
           <w:szCs w:val="20"/>
           <w:bdr w:val="none" w:sz="0" w:space="0" w:color="auto" w:frame="1"/>
         </w:rPr>
-        <w:t>go get github.com/charmbracelet/bubbletea github.com/charmbracelet/lipgloss</w:t>
-      </w:r>
-    </w:p>
-    <w:p>
-      <w:pPr>
-        <w:rPr>
-          <w:rFonts w:eastAsia="Times New Roman"/>
-          <w:color w:val="1F1F1F"/>
-          <w:sz w:val="24"/>
-          <w:szCs w:val="24"/>
-        </w:rPr>
-      </w:pPr>
+        <w:t>init</w:t>
+      </w:r>
+      <w:proofErr w:type="spellEnd"/>
       <w:r>
         <w:rPr>
           <w:rFonts w:eastAsia="Times New Roman"/>
           <w:b/>
           <w:bCs/>
-          <w:color w:val="1F1F1F"/>
-          <w:sz w:val="24"/>
-          <w:szCs w:val="24"/>
-          <w:bdr w:val="none" w:sz="0" w:space="0" w:color="auto" w:frame="1"/>
-        </w:rPr>
-        <w:t xml:space="preserve">Save this as </w:t>
-      </w:r>
+          <w:color w:val="444746"/>
+          <w:sz w:val="20"/>
+          <w:szCs w:val="20"/>
+          <w:bdr w:val="none" w:sz="0" w:space="0" w:color="auto" w:frame="1"/>
+        </w:rPr>
+        <w:t xml:space="preserve"> </w:t>
+      </w:r>
+      <w:proofErr w:type="spellStart"/>
       <w:r>
         <w:rPr>
           <w:rFonts w:eastAsia="Times New Roman"/>
@@ -5853,8 +7531,9 @@
           <w:szCs w:val="20"/>
           <w:bdr w:val="none" w:sz="0" w:space="0" w:color="auto" w:frame="1"/>
         </w:rPr>
-        <w:t>main.go</w:t>
-      </w:r>
+        <w:t>bubblefish</w:t>
+      </w:r>
+      <w:proofErr w:type="spellEnd"/>
       <w:r>
         <w:rPr>
           <w:rFonts w:eastAsia="Times New Roman"/>
@@ -5865,20 +7544,184 @@
           <w:szCs w:val="24"/>
           <w:bdr w:val="none" w:sz="0" w:space="0" w:color="auto" w:frame="1"/>
         </w:rPr>
-        <w:t xml:space="preserve"> and run </w:t>
-      </w:r>
+        <w:t>, then run:</w:t>
+      </w:r>
+    </w:p>
+    <w:p>
+      <w:pPr>
+        <w:rPr>
+          <w:rFonts w:eastAsia="Times New Roman"/>
+          <w:color w:val="1F1F1F"/>
+          <w:sz w:val="24"/>
+          <w:szCs w:val="24"/>
+        </w:rPr>
+      </w:pPr>
+      <w:r>
+        <w:rPr>
+          <w:rFonts w:eastAsia="Times New Roman"/>
+          <w:color w:val="444746"/>
+          <w:sz w:val="20"/>
+          <w:szCs w:val="20"/>
+          <w:bdr w:val="none" w:sz="0" w:space="0" w:color="auto" w:frame="1"/>
+        </w:rPr>
+        <w:t>go get github.com/</w:t>
+      </w:r>
+      <w:proofErr w:type="spellStart"/>
+      <w:r>
+        <w:rPr>
+          <w:rFonts w:eastAsia="Times New Roman"/>
+          <w:color w:val="444746"/>
+          <w:sz w:val="20"/>
+          <w:szCs w:val="20"/>
+          <w:bdr w:val="none" w:sz="0" w:space="0" w:color="auto" w:frame="1"/>
+        </w:rPr>
+        <w:t>charmbracelet</w:t>
+      </w:r>
+      <w:proofErr w:type="spellEnd"/>
+      <w:r>
+        <w:rPr>
+          <w:rFonts w:eastAsia="Times New Roman"/>
+          <w:color w:val="444746"/>
+          <w:sz w:val="20"/>
+          <w:szCs w:val="20"/>
+          <w:bdr w:val="none" w:sz="0" w:space="0" w:color="auto" w:frame="1"/>
+        </w:rPr>
+        <w:t>/</w:t>
+      </w:r>
+      <w:proofErr w:type="spellStart"/>
+      <w:r>
+        <w:rPr>
+          <w:rFonts w:eastAsia="Times New Roman"/>
+          <w:color w:val="444746"/>
+          <w:sz w:val="20"/>
+          <w:szCs w:val="20"/>
+          <w:bdr w:val="none" w:sz="0" w:space="0" w:color="auto" w:frame="1"/>
+        </w:rPr>
+        <w:t>bubbletea</w:t>
+      </w:r>
+      <w:proofErr w:type="spellEnd"/>
+      <w:r>
+        <w:rPr>
+          <w:rFonts w:eastAsia="Times New Roman"/>
+          <w:color w:val="444746"/>
+          <w:sz w:val="20"/>
+          <w:szCs w:val="20"/>
+          <w:bdr w:val="none" w:sz="0" w:space="0" w:color="auto" w:frame="1"/>
+        </w:rPr>
+        <w:t xml:space="preserve"> github.com/</w:t>
+      </w:r>
+      <w:proofErr w:type="spellStart"/>
+      <w:r>
+        <w:rPr>
+          <w:rFonts w:eastAsia="Times New Roman"/>
+          <w:color w:val="444746"/>
+          <w:sz w:val="20"/>
+          <w:szCs w:val="20"/>
+          <w:bdr w:val="none" w:sz="0" w:space="0" w:color="auto" w:frame="1"/>
+        </w:rPr>
+        <w:t>charmbracelet</w:t>
+      </w:r>
+      <w:proofErr w:type="spellEnd"/>
+      <w:r>
+        <w:rPr>
+          <w:rFonts w:eastAsia="Times New Roman"/>
+          <w:color w:val="444746"/>
+          <w:sz w:val="20"/>
+          <w:szCs w:val="20"/>
+          <w:bdr w:val="none" w:sz="0" w:space="0" w:color="auto" w:frame="1"/>
+        </w:rPr>
+        <w:t>/</w:t>
+      </w:r>
+      <w:proofErr w:type="spellStart"/>
+      <w:r>
+        <w:rPr>
+          <w:rFonts w:eastAsia="Times New Roman"/>
+          <w:color w:val="444746"/>
+          <w:sz w:val="20"/>
+          <w:szCs w:val="20"/>
+          <w:bdr w:val="none" w:sz="0" w:space="0" w:color="auto" w:frame="1"/>
+        </w:rPr>
+        <w:t>lipgloss</w:t>
+      </w:r>
+      <w:proofErr w:type="spellEnd"/>
+    </w:p>
+    <w:p>
+      <w:pPr>
+        <w:rPr>
+          <w:rFonts w:eastAsia="Times New Roman"/>
+          <w:color w:val="1F1F1F"/>
+          <w:sz w:val="24"/>
+          <w:szCs w:val="24"/>
+        </w:rPr>
+      </w:pPr>
       <w:r>
         <w:rPr>
           <w:rFonts w:eastAsia="Times New Roman"/>
           <w:b/>
           <w:bCs/>
+          <w:color w:val="1F1F1F"/>
+          <w:sz w:val="24"/>
+          <w:szCs w:val="24"/>
+          <w:bdr w:val="none" w:sz="0" w:space="0" w:color="auto" w:frame="1"/>
+        </w:rPr>
+        <w:t xml:space="preserve">Save this as </w:t>
+      </w:r>
+      <w:proofErr w:type="spellStart"/>
+      <w:proofErr w:type="gramStart"/>
+      <w:r>
+        <w:rPr>
+          <w:rFonts w:eastAsia="Times New Roman"/>
+          <w:b/>
+          <w:bCs/>
           <w:color w:val="444746"/>
           <w:sz w:val="20"/>
           <w:szCs w:val="20"/>
           <w:bdr w:val="none" w:sz="0" w:space="0" w:color="auto" w:frame="1"/>
         </w:rPr>
-        <w:t>go run main.go</w:t>
-      </w:r>
+        <w:t>main.go</w:t>
+      </w:r>
+      <w:proofErr w:type="spellEnd"/>
+      <w:proofErr w:type="gramEnd"/>
+      <w:r>
+        <w:rPr>
+          <w:rFonts w:eastAsia="Times New Roman"/>
+          <w:b/>
+          <w:bCs/>
+          <w:color w:val="1F1F1F"/>
+          <w:sz w:val="24"/>
+          <w:szCs w:val="24"/>
+          <w:bdr w:val="none" w:sz="0" w:space="0" w:color="auto" w:frame="1"/>
+        </w:rPr>
+        <w:t xml:space="preserve"> and run </w:t>
+      </w:r>
+      <w:r>
+        <w:rPr>
+          <w:rFonts w:eastAsia="Times New Roman"/>
+          <w:b/>
+          <w:bCs/>
+          <w:color w:val="444746"/>
+          <w:sz w:val="20"/>
+          <w:szCs w:val="20"/>
+          <w:bdr w:val="none" w:sz="0" w:space="0" w:color="auto" w:frame="1"/>
+        </w:rPr>
+        <w:t xml:space="preserve">go run </w:t>
+      </w:r>
+      <w:proofErr w:type="spellStart"/>
+      <w:proofErr w:type="gramStart"/>
+      <w:r>
+        <w:rPr>
+          <w:rFonts w:eastAsia="Times New Roman"/>
+          <w:b/>
+          <w:bCs/>
+          <w:color w:val="444746"/>
+          <w:sz w:val="20"/>
+          <w:szCs w:val="20"/>
+          <w:bdr w:val="none" w:sz="0" w:space="0" w:color="auto" w:frame="1"/>
+        </w:rPr>
+        <w:t>main.go</w:t>
+      </w:r>
+      <w:proofErr w:type="spellEnd"/>
+      <w:proofErr w:type="gramEnd"/>
       <w:r>
         <w:rPr>
           <w:rFonts w:eastAsia="Times New Roman"/>
@@ -6085,7 +7928,29 @@
           <w:szCs w:val="21"/>
           <w:bdr w:val="none" w:sz="0" w:space="0" w:color="auto" w:frame="1"/>
         </w:rPr>
-        <w:t>"fmt"</w:t>
+        <w:t>"</w:t>
+      </w:r>
+      <w:proofErr w:type="spellStart"/>
+      <w:r>
+        <w:rPr>
+          <w:rFonts w:eastAsia="Times New Roman"/>
+          <w:color w:val="188038"/>
+          <w:sz w:val="21"/>
+          <w:szCs w:val="21"/>
+          <w:bdr w:val="none" w:sz="0" w:space="0" w:color="auto" w:frame="1"/>
+        </w:rPr>
+        <w:t>fmt</w:t>
+      </w:r>
+      <w:proofErr w:type="spellEnd"/>
+      <w:r>
+        <w:rPr>
+          <w:rFonts w:eastAsia="Times New Roman"/>
+          <w:color w:val="188038"/>
+          <w:sz w:val="21"/>
+          <w:szCs w:val="21"/>
+          <w:bdr w:val="none" w:sz="0" w:space="0" w:color="auto" w:frame="1"/>
+        </w:rPr>
+        <w:t>"</w:t>
       </w:r>
     </w:p>
     <w:p>
@@ -6183,7 +8048,29 @@
           <w:szCs w:val="21"/>
           <w:bdr w:val="none" w:sz="0" w:space="0" w:color="auto" w:frame="1"/>
         </w:rPr>
-        <w:t>"os"</w:t>
+        <w:t>"</w:t>
+      </w:r>
+      <w:proofErr w:type="spellStart"/>
+      <w:r>
+        <w:rPr>
+          <w:rFonts w:eastAsia="Times New Roman"/>
+          <w:color w:val="188038"/>
+          <w:sz w:val="21"/>
+          <w:szCs w:val="21"/>
+          <w:bdr w:val="none" w:sz="0" w:space="0" w:color="auto" w:frame="1"/>
+        </w:rPr>
+        <w:t>os</w:t>
+      </w:r>
+      <w:proofErr w:type="spellEnd"/>
+      <w:r>
+        <w:rPr>
+          <w:rFonts w:eastAsia="Times New Roman"/>
+          <w:color w:val="188038"/>
+          <w:sz w:val="21"/>
+          <w:szCs w:val="21"/>
+          <w:bdr w:val="none" w:sz="0" w:space="0" w:color="auto" w:frame="1"/>
+        </w:rPr>
+        <w:t>"</w:t>
       </w:r>
     </w:p>
     <w:p>
@@ -6360,7 +8247,51 @@
           <w:szCs w:val="21"/>
           <w:bdr w:val="none" w:sz="0" w:space="0" w:color="auto" w:frame="1"/>
         </w:rPr>
-        <w:t>"github.com/charmbracelet/bubbletea"</w:t>
+        <w:t>"github.com/</w:t>
+      </w:r>
+      <w:proofErr w:type="spellStart"/>
+      <w:r>
+        <w:rPr>
+          <w:rFonts w:eastAsia="Times New Roman"/>
+          <w:color w:val="188038"/>
+          <w:sz w:val="21"/>
+          <w:szCs w:val="21"/>
+          <w:bdr w:val="none" w:sz="0" w:space="0" w:color="auto" w:frame="1"/>
+        </w:rPr>
+        <w:t>charmbracelet</w:t>
+      </w:r>
+      <w:proofErr w:type="spellEnd"/>
+      <w:r>
+        <w:rPr>
+          <w:rFonts w:eastAsia="Times New Roman"/>
+          <w:color w:val="188038"/>
+          <w:sz w:val="21"/>
+          <w:szCs w:val="21"/>
+          <w:bdr w:val="none" w:sz="0" w:space="0" w:color="auto" w:frame="1"/>
+        </w:rPr>
+        <w:t>/</w:t>
+      </w:r>
+      <w:proofErr w:type="spellStart"/>
+      <w:r>
+        <w:rPr>
+          <w:rFonts w:eastAsia="Times New Roman"/>
+          <w:color w:val="188038"/>
+          <w:sz w:val="21"/>
+          <w:szCs w:val="21"/>
+          <w:bdr w:val="none" w:sz="0" w:space="0" w:color="auto" w:frame="1"/>
+        </w:rPr>
+        <w:t>bubbletea</w:t>
+      </w:r>
+      <w:proofErr w:type="spellEnd"/>
+      <w:r>
+        <w:rPr>
+          <w:rFonts w:eastAsia="Times New Roman"/>
+          <w:color w:val="188038"/>
+          <w:sz w:val="21"/>
+          <w:szCs w:val="21"/>
+          <w:bdr w:val="none" w:sz="0" w:space="0" w:color="auto" w:frame="1"/>
+        </w:rPr>
+        <w:t>"</w:t>
       </w:r>
     </w:p>
     <w:p>
@@ -6409,7 +8340,51 @@
           <w:szCs w:val="21"/>
           <w:bdr w:val="none" w:sz="0" w:space="0" w:color="auto" w:frame="1"/>
         </w:rPr>
-        <w:t>"github.com/charmbracelet/lipgloss"</w:t>
+        <w:t>"github.com/</w:t>
+      </w:r>
+      <w:proofErr w:type="spellStart"/>
+      <w:r>
+        <w:rPr>
+          <w:rFonts w:eastAsia="Times New Roman"/>
+          <w:color w:val="188038"/>
+          <w:sz w:val="21"/>
+          <w:szCs w:val="21"/>
+          <w:bdr w:val="none" w:sz="0" w:space="0" w:color="auto" w:frame="1"/>
+        </w:rPr>
+        <w:t>charmbracelet</w:t>
+      </w:r>
+      <w:proofErr w:type="spellEnd"/>
+      <w:r>
+        <w:rPr>
+          <w:rFonts w:eastAsia="Times New Roman"/>
+          <w:color w:val="188038"/>
+          <w:sz w:val="21"/>
+          <w:szCs w:val="21"/>
+          <w:bdr w:val="none" w:sz="0" w:space="0" w:color="auto" w:frame="1"/>
+        </w:rPr>
+        <w:t>/</w:t>
+      </w:r>
+      <w:proofErr w:type="spellStart"/>
+      <w:r>
+        <w:rPr>
+          <w:rFonts w:eastAsia="Times New Roman"/>
+          <w:color w:val="188038"/>
+          <w:sz w:val="21"/>
+          <w:szCs w:val="21"/>
+          <w:bdr w:val="none" w:sz="0" w:space="0" w:color="auto" w:frame="1"/>
+        </w:rPr>
+        <w:t>lipgloss</w:t>
+      </w:r>
+      <w:proofErr w:type="spellEnd"/>
+      <w:r>
+        <w:rPr>
+          <w:rFonts w:eastAsia="Times New Roman"/>
+          <w:color w:val="188038"/>
+          <w:sz w:val="21"/>
+          <w:szCs w:val="21"/>
+          <w:bdr w:val="none" w:sz="0" w:space="0" w:color="auto" w:frame="1"/>
+        </w:rPr>
+        <w:t>"</w:t>
       </w:r>
     </w:p>
     <w:p>
@@ -6516,7 +8491,29 @@
           <w:szCs w:val="21"/>
           <w:bdr w:val="none" w:sz="0" w:space="0" w:color="auto" w:frame="1"/>
         </w:rPr>
-        <w:t>// --- STYLING (Lipgloss) ---</w:t>
+        <w:t>// --- STYLING (</w:t>
+      </w:r>
+      <w:proofErr w:type="spellStart"/>
+      <w:r>
+        <w:rPr>
+          <w:rFonts w:eastAsia="Times New Roman"/>
+          <w:color w:val="5F6368"/>
+          <w:sz w:val="21"/>
+          <w:szCs w:val="21"/>
+          <w:bdr w:val="none" w:sz="0" w:space="0" w:color="auto" w:frame="1"/>
+        </w:rPr>
+        <w:t>Lipgloss</w:t>
+      </w:r>
+      <w:proofErr w:type="spellEnd"/>
+      <w:r>
+        <w:rPr>
+          <w:rFonts w:eastAsia="Times New Roman"/>
+          <w:color w:val="5F6368"/>
+          <w:sz w:val="21"/>
+          <w:szCs w:val="21"/>
+          <w:bdr w:val="none" w:sz="0" w:space="0" w:color="auto" w:frame="1"/>
+        </w:rPr>
+        <w:t>) ---</w:t>
       </w:r>
     </w:p>
     <w:p>
@@ -6605,7 +8602,52 @@
           <w:bdr w:val="none" w:sz="0" w:space="0" w:color="auto" w:frame="1"/>
         </w:rPr>
         <w:tab/>
-        <w:t>titleStyle = lipgloss.NewStyle().</w:t>
+      </w:r>
+      <w:proofErr w:type="spellStart"/>
+      <w:r>
+        <w:rPr>
+          <w:rFonts w:eastAsia="Times New Roman"/>
+          <w:color w:val="444746"/>
+          <w:sz w:val="21"/>
+          <w:szCs w:val="21"/>
+          <w:bdr w:val="none" w:sz="0" w:space="0" w:color="auto" w:frame="1"/>
+        </w:rPr>
+        <w:t>titleStyle</w:t>
+      </w:r>
+      <w:proofErr w:type="spellEnd"/>
+      <w:r>
+        <w:rPr>
+          <w:rFonts w:eastAsia="Times New Roman"/>
+          <w:color w:val="444746"/>
+          <w:sz w:val="21"/>
+          <w:szCs w:val="21"/>
+          <w:bdr w:val="none" w:sz="0" w:space="0" w:color="auto" w:frame="1"/>
+        </w:rPr>
+        <w:t xml:space="preserve"> = </w:t>
+      </w:r>
+      <w:proofErr w:type="spellStart"/>
+      <w:proofErr w:type="gramStart"/>
+      <w:r>
+        <w:rPr>
+          <w:rFonts w:eastAsia="Times New Roman"/>
+          <w:color w:val="444746"/>
+          <w:sz w:val="21"/>
+          <w:szCs w:val="21"/>
+          <w:bdr w:val="none" w:sz="0" w:space="0" w:color="auto" w:frame="1"/>
+        </w:rPr>
+        <w:t>lipgloss.NewStyle</w:t>
+      </w:r>
+      <w:proofErr w:type="spellEnd"/>
+      <w:proofErr w:type="gramEnd"/>
+      <w:r>
+        <w:rPr>
+          <w:rFonts w:eastAsia="Times New Roman"/>
+          <w:color w:val="444746"/>
+          <w:sz w:val="21"/>
+          <w:szCs w:val="21"/>
+          <w:bdr w:val="none" w:sz="0" w:space="0" w:color="auto" w:frame="1"/>
+        </w:rPr>
+        <w:t>().</w:t>
       </w:r>
     </w:p>
     <w:p>
@@ -6745,7 +8787,30 @@
           <w:bdr w:val="none" w:sz="0" w:space="0" w:color="auto" w:frame="1"/>
         </w:rPr>
         <w:tab/>
-        <w:t>Foreground(lipgloss.Color(</w:t>
+        <w:t>Foreground(</w:t>
+      </w:r>
+      <w:proofErr w:type="spellStart"/>
+      <w:proofErr w:type="gramStart"/>
+      <w:r>
+        <w:rPr>
+          <w:rFonts w:eastAsia="Times New Roman"/>
+          <w:color w:val="444746"/>
+          <w:sz w:val="21"/>
+          <w:szCs w:val="21"/>
+          <w:bdr w:val="none" w:sz="0" w:space="0" w:color="auto" w:frame="1"/>
+        </w:rPr>
+        <w:t>lipgloss.Color</w:t>
+      </w:r>
+      <w:proofErr w:type="spellEnd"/>
+      <w:r>
+        <w:rPr>
+          <w:rFonts w:eastAsia="Times New Roman"/>
+          <w:color w:val="444746"/>
+          <w:sz w:val="21"/>
+          <w:szCs w:val="21"/>
+          <w:bdr w:val="none" w:sz="0" w:space="0" w:color="auto" w:frame="1"/>
+        </w:rPr>
+        <w:t>(</w:t>
       </w:r>
       <w:r>
         <w:rPr>
@@ -6755,7 +8820,18 @@
           <w:szCs w:val="21"/>
           <w:bdr w:val="none" w:sz="0" w:space="0" w:color="auto" w:frame="1"/>
         </w:rPr>
-        <w:t>"#00FFFF"</w:t>
+        <w:t>"#</w:t>
+      </w:r>
+      <w:proofErr w:type="gramEnd"/>
+      <w:r>
+        <w:rPr>
+          <w:rFonts w:eastAsia="Times New Roman"/>
+          <w:color w:val="188038"/>
+          <w:sz w:val="21"/>
+          <w:szCs w:val="21"/>
+          <w:bdr w:val="none" w:sz="0" w:space="0" w:color="auto" w:frame="1"/>
+        </w:rPr>
+        <w:t>00FFFF"</w:t>
       </w:r>
       <w:r>
         <w:rPr>
@@ -6835,8 +8911,31 @@
           <w:bdr w:val="none" w:sz="0" w:space="0" w:color="auto" w:frame="1"/>
         </w:rPr>
         <w:tab/>
-        <w:t>MarginBottom(</w:t>
-      </w:r>
+      </w:r>
+      <w:proofErr w:type="spellStart"/>
+      <w:proofErr w:type="gramStart"/>
+      <w:r>
+        <w:rPr>
+          <w:rFonts w:eastAsia="Times New Roman"/>
+          <w:color w:val="444746"/>
+          <w:sz w:val="21"/>
+          <w:szCs w:val="21"/>
+          <w:bdr w:val="none" w:sz="0" w:space="0" w:color="auto" w:frame="1"/>
+        </w:rPr>
+        <w:t>MarginBottom</w:t>
+      </w:r>
+      <w:proofErr w:type="spellEnd"/>
+      <w:r>
+        <w:rPr>
+          <w:rFonts w:eastAsia="Times New Roman"/>
+          <w:color w:val="444746"/>
+          <w:sz w:val="21"/>
+          <w:szCs w:val="21"/>
+          <w:bdr w:val="none" w:sz="0" w:space="0" w:color="auto" w:frame="1"/>
+        </w:rPr>
+        <w:t>(</w:t>
+      </w:r>
+      <w:proofErr w:type="gramEnd"/>
       <w:r>
         <w:rPr>
           <w:rFonts w:eastAsia="Times New Roman"/>
@@ -6924,7 +9023,97 @@
           <w:bdr w:val="none" w:sz="0" w:space="0" w:color="auto" w:frame="1"/>
         </w:rPr>
         <w:tab/>
-        <w:t>successStyle = lipgloss.NewStyle().Foreground(lipgloss.Color(</w:t>
+      </w:r>
+      <w:proofErr w:type="spellStart"/>
+      <w:r>
+        <w:rPr>
+          <w:rFonts w:eastAsia="Times New Roman"/>
+          <w:color w:val="444746"/>
+          <w:sz w:val="21"/>
+          <w:szCs w:val="21"/>
+          <w:bdr w:val="none" w:sz="0" w:space="0" w:color="auto" w:frame="1"/>
+        </w:rPr>
+        <w:t>successStyle</w:t>
+      </w:r>
+      <w:proofErr w:type="spellEnd"/>
+      <w:r>
+        <w:rPr>
+          <w:rFonts w:eastAsia="Times New Roman"/>
+          <w:color w:val="444746"/>
+          <w:sz w:val="21"/>
+          <w:szCs w:val="21"/>
+          <w:bdr w:val="none" w:sz="0" w:space="0" w:color="auto" w:frame="1"/>
+        </w:rPr>
+        <w:t xml:space="preserve"> = </w:t>
+      </w:r>
+      <w:proofErr w:type="spellStart"/>
+      <w:proofErr w:type="gramStart"/>
+      <w:r>
+        <w:rPr>
+          <w:rFonts w:eastAsia="Times New Roman"/>
+          <w:color w:val="444746"/>
+          <w:sz w:val="21"/>
+          <w:szCs w:val="21"/>
+          <w:bdr w:val="none" w:sz="0" w:space="0" w:color="auto" w:frame="1"/>
+        </w:rPr>
+        <w:t>lipgloss.NewStyle</w:t>
+      </w:r>
+      <w:proofErr w:type="spellEnd"/>
+      <w:proofErr w:type="gramEnd"/>
+      <w:r>
+        <w:rPr>
+          <w:rFonts w:eastAsia="Times New Roman"/>
+          <w:color w:val="444746"/>
+          <w:sz w:val="21"/>
+          <w:szCs w:val="21"/>
+          <w:bdr w:val="none" w:sz="0" w:space="0" w:color="auto" w:frame="1"/>
+        </w:rPr>
+        <w:t>(</w:t>
+      </w:r>
+      <w:proofErr w:type="gramStart"/>
+      <w:r>
+        <w:rPr>
+          <w:rFonts w:eastAsia="Times New Roman"/>
+          <w:color w:val="444746"/>
+          <w:sz w:val="21"/>
+          <w:szCs w:val="21"/>
+          <w:bdr w:val="none" w:sz="0" w:space="0" w:color="auto" w:frame="1"/>
+        </w:rPr>
+        <w:t>).Foreground</w:t>
+      </w:r>
+      <w:proofErr w:type="gramEnd"/>
+      <w:r>
+        <w:rPr>
+          <w:rFonts w:eastAsia="Times New Roman"/>
+          <w:color w:val="444746"/>
+          <w:sz w:val="21"/>
+          <w:szCs w:val="21"/>
+          <w:bdr w:val="none" w:sz="0" w:space="0" w:color="auto" w:frame="1"/>
+        </w:rPr>
+        <w:t>(</w:t>
+      </w:r>
+      <w:proofErr w:type="spellStart"/>
+      <w:proofErr w:type="gramStart"/>
+      <w:r>
+        <w:rPr>
+          <w:rFonts w:eastAsia="Times New Roman"/>
+          <w:color w:val="444746"/>
+          <w:sz w:val="21"/>
+          <w:szCs w:val="21"/>
+          <w:bdr w:val="none" w:sz="0" w:space="0" w:color="auto" w:frame="1"/>
+        </w:rPr>
+        <w:t>lipgloss.Color</w:t>
+      </w:r>
+      <w:proofErr w:type="spellEnd"/>
+      <w:r>
+        <w:rPr>
+          <w:rFonts w:eastAsia="Times New Roman"/>
+          <w:color w:val="444746"/>
+          <w:sz w:val="21"/>
+          <w:szCs w:val="21"/>
+          <w:bdr w:val="none" w:sz="0" w:space="0" w:color="auto" w:frame="1"/>
+        </w:rPr>
+        <w:t>(</w:t>
       </w:r>
       <w:r>
         <w:rPr>
@@ -6934,7 +9123,18 @@
           <w:szCs w:val="21"/>
           <w:bdr w:val="none" w:sz="0" w:space="0" w:color="auto" w:frame="1"/>
         </w:rPr>
-        <w:t>"#04B575"</w:t>
+        <w:t>"#</w:t>
+      </w:r>
+      <w:proofErr w:type="gramEnd"/>
+      <w:r>
+        <w:rPr>
+          <w:rFonts w:eastAsia="Times New Roman"/>
+          <w:color w:val="188038"/>
+          <w:sz w:val="21"/>
+          <w:szCs w:val="21"/>
+          <w:bdr w:val="none" w:sz="0" w:space="0" w:color="auto" w:frame="1"/>
+        </w:rPr>
+        <w:t>04B575"</w:t>
       </w:r>
       <w:r>
         <w:rPr>
@@ -6994,7 +9194,97 @@
           <w:bdr w:val="none" w:sz="0" w:space="0" w:color="auto" w:frame="1"/>
         </w:rPr>
         <w:tab/>
-        <w:t>errorStyle   = lipgloss.NewStyle().Foreground(lipgloss.Color(</w:t>
+      </w:r>
+      <w:proofErr w:type="spellStart"/>
+      <w:r>
+        <w:rPr>
+          <w:rFonts w:eastAsia="Times New Roman"/>
+          <w:color w:val="444746"/>
+          <w:sz w:val="21"/>
+          <w:szCs w:val="21"/>
+          <w:bdr w:val="none" w:sz="0" w:space="0" w:color="auto" w:frame="1"/>
+        </w:rPr>
+        <w:t>errorStyle</w:t>
+      </w:r>
+      <w:proofErr w:type="spellEnd"/>
+      <w:r>
+        <w:rPr>
+          <w:rFonts w:eastAsia="Times New Roman"/>
+          <w:color w:val="444746"/>
+          <w:sz w:val="21"/>
+          <w:szCs w:val="21"/>
+          <w:bdr w:val="none" w:sz="0" w:space="0" w:color="auto" w:frame="1"/>
+        </w:rPr>
+        <w:t xml:space="preserve">   = </w:t>
+      </w:r>
+      <w:proofErr w:type="spellStart"/>
+      <w:proofErr w:type="gramStart"/>
+      <w:r>
+        <w:rPr>
+          <w:rFonts w:eastAsia="Times New Roman"/>
+          <w:color w:val="444746"/>
+          <w:sz w:val="21"/>
+          <w:szCs w:val="21"/>
+          <w:bdr w:val="none" w:sz="0" w:space="0" w:color="auto" w:frame="1"/>
+        </w:rPr>
+        <w:t>lipgloss.NewStyle</w:t>
+      </w:r>
+      <w:proofErr w:type="spellEnd"/>
+      <w:proofErr w:type="gramEnd"/>
+      <w:r>
+        <w:rPr>
+          <w:rFonts w:eastAsia="Times New Roman"/>
+          <w:color w:val="444746"/>
+          <w:sz w:val="21"/>
+          <w:szCs w:val="21"/>
+          <w:bdr w:val="none" w:sz="0" w:space="0" w:color="auto" w:frame="1"/>
+        </w:rPr>
+        <w:t>(</w:t>
+      </w:r>
+      <w:proofErr w:type="gramStart"/>
+      <w:r>
+        <w:rPr>
+          <w:rFonts w:eastAsia="Times New Roman"/>
+          <w:color w:val="444746"/>
+          <w:sz w:val="21"/>
+          <w:szCs w:val="21"/>
+          <w:bdr w:val="none" w:sz="0" w:space="0" w:color="auto" w:frame="1"/>
+        </w:rPr>
+        <w:t>).Foreground</w:t>
+      </w:r>
+      <w:proofErr w:type="gramEnd"/>
+      <w:r>
+        <w:rPr>
+          <w:rFonts w:eastAsia="Times New Roman"/>
+          <w:color w:val="444746"/>
+          <w:sz w:val="21"/>
+          <w:szCs w:val="21"/>
+          <w:bdr w:val="none" w:sz="0" w:space="0" w:color="auto" w:frame="1"/>
+        </w:rPr>
+        <w:t>(</w:t>
+      </w:r>
+      <w:proofErr w:type="spellStart"/>
+      <w:proofErr w:type="gramStart"/>
+      <w:r>
+        <w:rPr>
+          <w:rFonts w:eastAsia="Times New Roman"/>
+          <w:color w:val="444746"/>
+          <w:sz w:val="21"/>
+          <w:szCs w:val="21"/>
+          <w:bdr w:val="none" w:sz="0" w:space="0" w:color="auto" w:frame="1"/>
+        </w:rPr>
+        <w:t>lipgloss.Color</w:t>
+      </w:r>
+      <w:proofErr w:type="spellEnd"/>
+      <w:r>
+        <w:rPr>
+          <w:rFonts w:eastAsia="Times New Roman"/>
+          <w:color w:val="444746"/>
+          <w:sz w:val="21"/>
+          <w:szCs w:val="21"/>
+          <w:bdr w:val="none" w:sz="0" w:space="0" w:color="auto" w:frame="1"/>
+        </w:rPr>
+        <w:t>(</w:t>
       </w:r>
       <w:r>
         <w:rPr>
@@ -7004,7 +9294,18 @@
           <w:szCs w:val="21"/>
           <w:bdr w:val="none" w:sz="0" w:space="0" w:color="auto" w:frame="1"/>
         </w:rPr>
-        <w:t>"#FF4C4C"</w:t>
+        <w:t>"#</w:t>
+      </w:r>
+      <w:proofErr w:type="gramEnd"/>
+      <w:r>
+        <w:rPr>
+          <w:rFonts w:eastAsia="Times New Roman"/>
+          <w:color w:val="188038"/>
+          <w:sz w:val="21"/>
+          <w:szCs w:val="21"/>
+          <w:bdr w:val="none" w:sz="0" w:space="0" w:color="auto" w:frame="1"/>
+        </w:rPr>
+        <w:t>FF4C4C"</w:t>
       </w:r>
       <w:r>
         <w:rPr>
@@ -7064,7 +9365,95 @@
           <w:bdr w:val="none" w:sz="0" w:space="0" w:color="auto" w:frame="1"/>
         </w:rPr>
         <w:tab/>
-        <w:t>sourceStyle  = lipgloss.NewStyle().Foreground(lipgloss.Color(</w:t>
+      </w:r>
+      <w:proofErr w:type="spellStart"/>
+      <w:proofErr w:type="gramStart"/>
+      <w:r>
+        <w:rPr>
+          <w:rFonts w:eastAsia="Times New Roman"/>
+          <w:color w:val="444746"/>
+          <w:sz w:val="21"/>
+          <w:szCs w:val="21"/>
+          <w:bdr w:val="none" w:sz="0" w:space="0" w:color="auto" w:frame="1"/>
+        </w:rPr>
+        <w:t>sourceStyle</w:t>
+      </w:r>
+      <w:proofErr w:type="spellEnd"/>
+      <w:r>
+        <w:rPr>
+          <w:rFonts w:eastAsia="Times New Roman"/>
+          <w:color w:val="444746"/>
+          <w:sz w:val="21"/>
+          <w:szCs w:val="21"/>
+          <w:bdr w:val="none" w:sz="0" w:space="0" w:color="auto" w:frame="1"/>
+        </w:rPr>
+        <w:t xml:space="preserve">  =</w:t>
+      </w:r>
+      <w:proofErr w:type="gramEnd"/>
+      <w:r>
+        <w:rPr>
+          <w:rFonts w:eastAsia="Times New Roman"/>
+          <w:color w:val="444746"/>
+          <w:sz w:val="21"/>
+          <w:szCs w:val="21"/>
+          <w:bdr w:val="none" w:sz="0" w:space="0" w:color="auto" w:frame="1"/>
+        </w:rPr>
+        <w:t xml:space="preserve"> </w:t>
+      </w:r>
+      <w:proofErr w:type="gramStart"/>
+      <w:r>
+        <w:rPr>
+          <w:rFonts w:eastAsia="Times New Roman"/>
+          <w:color w:val="444746"/>
+          <w:sz w:val="21"/>
+          <w:szCs w:val="21"/>
+          <w:bdr w:val="none" w:sz="0" w:space="0" w:color="auto" w:frame="1"/>
+        </w:rPr>
+        <w:t>lipgloss.NewStyle</w:t>
+      </w:r>
+      <w:proofErr w:type="gramEnd"/>
+      <w:r>
+        <w:rPr>
+          <w:rFonts w:eastAsia="Times New Roman"/>
+          <w:color w:val="444746"/>
+          <w:sz w:val="21"/>
+          <w:szCs w:val="21"/>
+          <w:bdr w:val="none" w:sz="0" w:space="0" w:color="auto" w:frame="1"/>
+        </w:rPr>
+        <w:t>(</w:t>
+      </w:r>
+      <w:proofErr w:type="gramStart"/>
+      <w:r>
+        <w:rPr>
+          <w:rFonts w:eastAsia="Times New Roman"/>
+          <w:color w:val="444746"/>
+          <w:sz w:val="21"/>
+          <w:szCs w:val="21"/>
+          <w:bdr w:val="none" w:sz="0" w:space="0" w:color="auto" w:frame="1"/>
+        </w:rPr>
+        <w:t>).Foreground</w:t>
+      </w:r>
+      <w:proofErr w:type="gramEnd"/>
+      <w:r>
+        <w:rPr>
+          <w:rFonts w:eastAsia="Times New Roman"/>
+          <w:color w:val="444746"/>
+          <w:sz w:val="21"/>
+          <w:szCs w:val="21"/>
+          <w:bdr w:val="none" w:sz="0" w:space="0" w:color="auto" w:frame="1"/>
+        </w:rPr>
+        <w:t>(</w:t>
+      </w:r>
+      <w:proofErr w:type="gramStart"/>
+      <w:r>
+        <w:rPr>
+          <w:rFonts w:eastAsia="Times New Roman"/>
+          <w:color w:val="444746"/>
+          <w:sz w:val="21"/>
+          <w:szCs w:val="21"/>
+          <w:bdr w:val="none" w:sz="0" w:space="0" w:color="auto" w:frame="1"/>
+        </w:rPr>
+        <w:t>lipgloss.Color(</w:t>
       </w:r>
       <w:r>
         <w:rPr>
@@ -7084,7 +9473,18 @@
           <w:szCs w:val="21"/>
           <w:bdr w:val="none" w:sz="0" w:space="0" w:color="auto" w:frame="1"/>
         </w:rPr>
-        <w:t>)).Bold(</w:t>
+        <w:t>)).Bold</w:t>
+      </w:r>
+      <w:proofErr w:type="gramEnd"/>
+      <w:r>
+        <w:rPr>
+          <w:rFonts w:eastAsia="Times New Roman"/>
+          <w:color w:val="444746"/>
+          <w:sz w:val="21"/>
+          <w:szCs w:val="21"/>
+          <w:bdr w:val="none" w:sz="0" w:space="0" w:color="auto" w:frame="1"/>
+        </w:rPr>
+        <w:t>(</w:t>
       </w:r>
       <w:r>
         <w:rPr>
@@ -7183,7 +9583,52 @@
           <w:bdr w:val="none" w:sz="0" w:space="0" w:color="auto" w:frame="1"/>
         </w:rPr>
         <w:tab/>
-        <w:t>paneStyle = lipgloss.NewStyle().</w:t>
+      </w:r>
+      <w:proofErr w:type="spellStart"/>
+      <w:r>
+        <w:rPr>
+          <w:rFonts w:eastAsia="Times New Roman"/>
+          <w:color w:val="444746"/>
+          <w:sz w:val="21"/>
+          <w:szCs w:val="21"/>
+          <w:bdr w:val="none" w:sz="0" w:space="0" w:color="auto" w:frame="1"/>
+        </w:rPr>
+        <w:t>paneStyle</w:t>
+      </w:r>
+      <w:proofErr w:type="spellEnd"/>
+      <w:r>
+        <w:rPr>
+          <w:rFonts w:eastAsia="Times New Roman"/>
+          <w:color w:val="444746"/>
+          <w:sz w:val="21"/>
+          <w:szCs w:val="21"/>
+          <w:bdr w:val="none" w:sz="0" w:space="0" w:color="auto" w:frame="1"/>
+        </w:rPr>
+        <w:t xml:space="preserve"> = </w:t>
+      </w:r>
+      <w:proofErr w:type="spellStart"/>
+      <w:proofErr w:type="gramStart"/>
+      <w:r>
+        <w:rPr>
+          <w:rFonts w:eastAsia="Times New Roman"/>
+          <w:color w:val="444746"/>
+          <w:sz w:val="21"/>
+          <w:szCs w:val="21"/>
+          <w:bdr w:val="none" w:sz="0" w:space="0" w:color="auto" w:frame="1"/>
+        </w:rPr>
+        <w:t>lipgloss.NewStyle</w:t>
+      </w:r>
+      <w:proofErr w:type="spellEnd"/>
+      <w:proofErr w:type="gramEnd"/>
+      <w:r>
+        <w:rPr>
+          <w:rFonts w:eastAsia="Times New Roman"/>
+          <w:color w:val="444746"/>
+          <w:sz w:val="21"/>
+          <w:szCs w:val="21"/>
+          <w:bdr w:val="none" w:sz="0" w:space="0" w:color="auto" w:frame="1"/>
+        </w:rPr>
+        <w:t>().</w:t>
       </w:r>
     </w:p>
     <w:p>
@@ -7243,7 +9688,31 @@
           <w:bdr w:val="none" w:sz="0" w:space="0" w:color="auto" w:frame="1"/>
         </w:rPr>
         <w:tab/>
-        <w:t>Border(lipgloss.RoundedBorder()).</w:t>
+        <w:t>Border(</w:t>
+      </w:r>
+      <w:proofErr w:type="spellStart"/>
+      <w:proofErr w:type="gramStart"/>
+      <w:r>
+        <w:rPr>
+          <w:rFonts w:eastAsia="Times New Roman"/>
+          <w:color w:val="444746"/>
+          <w:sz w:val="21"/>
+          <w:szCs w:val="21"/>
+          <w:bdr w:val="none" w:sz="0" w:space="0" w:color="auto" w:frame="1"/>
+        </w:rPr>
+        <w:t>lipgloss.RoundedBorder</w:t>
+      </w:r>
+      <w:proofErr w:type="spellEnd"/>
+      <w:proofErr w:type="gramEnd"/>
+      <w:r>
+        <w:rPr>
+          <w:rFonts w:eastAsia="Times New Roman"/>
+          <w:color w:val="444746"/>
+          <w:sz w:val="21"/>
+          <w:szCs w:val="21"/>
+          <w:bdr w:val="none" w:sz="0" w:space="0" w:color="auto" w:frame="1"/>
+        </w:rPr>
+        <w:t>()).</w:t>
       </w:r>
     </w:p>
     <w:p>
@@ -7304,7 +9773,51 @@
           <w:bdr w:val="none" w:sz="0" w:space="0" w:color="auto" w:frame="1"/>
         </w:rPr>
         <w:tab/>
-        <w:t>BorderForeground(lipgloss.Color(</w:t>
+      </w:r>
+      <w:proofErr w:type="spellStart"/>
+      <w:r>
+        <w:rPr>
+          <w:rFonts w:eastAsia="Times New Roman"/>
+          <w:color w:val="444746"/>
+          <w:sz w:val="21"/>
+          <w:szCs w:val="21"/>
+          <w:bdr w:val="none" w:sz="0" w:space="0" w:color="auto" w:frame="1"/>
+        </w:rPr>
+        <w:t>BorderForeground</w:t>
+      </w:r>
+      <w:proofErr w:type="spellEnd"/>
+      <w:r>
+        <w:rPr>
+          <w:rFonts w:eastAsia="Times New Roman"/>
+          <w:color w:val="444746"/>
+          <w:sz w:val="21"/>
+          <w:szCs w:val="21"/>
+          <w:bdr w:val="none" w:sz="0" w:space="0" w:color="auto" w:frame="1"/>
+        </w:rPr>
+        <w:t>(</w:t>
+      </w:r>
+      <w:proofErr w:type="spellStart"/>
+      <w:proofErr w:type="gramStart"/>
+      <w:r>
+        <w:rPr>
+          <w:rFonts w:eastAsia="Times New Roman"/>
+          <w:color w:val="444746"/>
+          <w:sz w:val="21"/>
+          <w:szCs w:val="21"/>
+          <w:bdr w:val="none" w:sz="0" w:space="0" w:color="auto" w:frame="1"/>
+        </w:rPr>
+        <w:t>lipgloss.Color</w:t>
+      </w:r>
+      <w:proofErr w:type="spellEnd"/>
+      <w:r>
+        <w:rPr>
+          <w:rFonts w:eastAsia="Times New Roman"/>
+          <w:color w:val="444746"/>
+          <w:sz w:val="21"/>
+          <w:szCs w:val="21"/>
+          <w:bdr w:val="none" w:sz="0" w:space="0" w:color="auto" w:frame="1"/>
+        </w:rPr>
+        <w:t>(</w:t>
       </w:r>
       <w:r>
         <w:rPr>
@@ -7314,7 +9827,18 @@
           <w:szCs w:val="21"/>
           <w:bdr w:val="none" w:sz="0" w:space="0" w:color="auto" w:frame="1"/>
         </w:rPr>
-        <w:t>"#444444"</w:t>
+        <w:t>"#</w:t>
+      </w:r>
+      <w:proofErr w:type="gramEnd"/>
+      <w:r>
+        <w:rPr>
+          <w:rFonts w:eastAsia="Times New Roman"/>
+          <w:color w:val="188038"/>
+          <w:sz w:val="21"/>
+          <w:szCs w:val="21"/>
+          <w:bdr w:val="none" w:sz="0" w:space="0" w:color="auto" w:frame="1"/>
+        </w:rPr>
+        <w:t>444444"</w:t>
       </w:r>
       <w:r>
         <w:rPr>
@@ -7384,8 +9908,19 @@
           <w:bdr w:val="none" w:sz="0" w:space="0" w:color="auto" w:frame="1"/>
         </w:rPr>
         <w:tab/>
+      </w:r>
+      <w:proofErr w:type="gramStart"/>
+      <w:r>
+        <w:rPr>
+          <w:rFonts w:eastAsia="Times New Roman"/>
+          <w:color w:val="444746"/>
+          <w:sz w:val="21"/>
+          <w:szCs w:val="21"/>
+          <w:bdr w:val="none" w:sz="0" w:space="0" w:color="auto" w:frame="1"/>
+        </w:rPr>
         <w:t>Padding(</w:t>
       </w:r>
+      <w:proofErr w:type="gramEnd"/>
       <w:r>
         <w:rPr>
           <w:rFonts w:eastAsia="Times New Roman"/>
@@ -7484,8 +10019,19 @@
           <w:bdr w:val="none" w:sz="0" w:space="0" w:color="auto" w:frame="1"/>
         </w:rPr>
         <w:tab/>
+      </w:r>
+      <w:proofErr w:type="gramStart"/>
+      <w:r>
+        <w:rPr>
+          <w:rFonts w:eastAsia="Times New Roman"/>
+          <w:color w:val="444746"/>
+          <w:sz w:val="21"/>
+          <w:szCs w:val="21"/>
+          <w:bdr w:val="none" w:sz="0" w:space="0" w:color="auto" w:frame="1"/>
+        </w:rPr>
         <w:t>Width(</w:t>
       </w:r>
+      <w:proofErr w:type="gramEnd"/>
       <w:r>
         <w:rPr>
           <w:rFonts w:eastAsia="Times New Roman"/>
@@ -7564,8 +10110,19 @@
           <w:bdr w:val="none" w:sz="0" w:space="0" w:color="auto" w:frame="1"/>
         </w:rPr>
         <w:tab/>
+      </w:r>
+      <w:proofErr w:type="gramStart"/>
+      <w:r>
+        <w:rPr>
+          <w:rFonts w:eastAsia="Times New Roman"/>
+          <w:color w:val="444746"/>
+          <w:sz w:val="21"/>
+          <w:szCs w:val="21"/>
+          <w:bdr w:val="none" w:sz="0" w:space="0" w:color="auto" w:frame="1"/>
+        </w:rPr>
         <w:t>Height(</w:t>
       </w:r>
+      <w:proofErr w:type="gramEnd"/>
       <w:r>
         <w:rPr>
           <w:rFonts w:eastAsia="Times New Roman"/>
@@ -7730,7 +10287,29 @@
           <w:szCs w:val="21"/>
           <w:bdr w:val="none" w:sz="0" w:space="0" w:color="auto" w:frame="1"/>
         </w:rPr>
-        <w:t>// tickMsg is used to trigger regular updates (simulating network traffic)</w:t>
+        <w:t xml:space="preserve">// </w:t>
+      </w:r>
+      <w:proofErr w:type="spellStart"/>
+      <w:r>
+        <w:rPr>
+          <w:rFonts w:eastAsia="Times New Roman"/>
+          <w:color w:val="5F6368"/>
+          <w:sz w:val="21"/>
+          <w:szCs w:val="21"/>
+          <w:bdr w:val="none" w:sz="0" w:space="0" w:color="auto" w:frame="1"/>
+        </w:rPr>
+        <w:t>tickMsg</w:t>
+      </w:r>
+      <w:proofErr w:type="spellEnd"/>
+      <w:r>
+        <w:rPr>
+          <w:rFonts w:eastAsia="Times New Roman"/>
+          <w:color w:val="5F6368"/>
+          <w:sz w:val="21"/>
+          <w:szCs w:val="21"/>
+          <w:bdr w:val="none" w:sz="0" w:space="0" w:color="auto" w:frame="1"/>
+        </w:rPr>
+        <w:t xml:space="preserve"> is used to trigger regular updates (simulating network traffic)</w:t>
       </w:r>
     </w:p>
     <w:p>
@@ -7779,8 +10358,44 @@
           <w:szCs w:val="21"/>
           <w:bdr w:val="none" w:sz="0" w:space="0" w:color="auto" w:frame="1"/>
         </w:rPr>
-        <w:t xml:space="preserve"> tickMsg time.Time</w:t>
-      </w:r>
+        <w:t xml:space="preserve"> </w:t>
+      </w:r>
+      <w:proofErr w:type="spellStart"/>
+      <w:r>
+        <w:rPr>
+          <w:rFonts w:eastAsia="Times New Roman"/>
+          <w:color w:val="444746"/>
+          <w:sz w:val="21"/>
+          <w:szCs w:val="21"/>
+          <w:bdr w:val="none" w:sz="0" w:space="0" w:color="auto" w:frame="1"/>
+        </w:rPr>
+        <w:t>tickMsg</w:t>
+      </w:r>
+      <w:proofErr w:type="spellEnd"/>
+      <w:r>
+        <w:rPr>
+          <w:rFonts w:eastAsia="Times New Roman"/>
+          <w:color w:val="444746"/>
+          <w:sz w:val="21"/>
+          <w:szCs w:val="21"/>
+          <w:bdr w:val="none" w:sz="0" w:space="0" w:color="auto" w:frame="1"/>
+        </w:rPr>
+        <w:t xml:space="preserve"> </w:t>
+      </w:r>
+      <w:proofErr w:type="spellStart"/>
+      <w:proofErr w:type="gramStart"/>
+      <w:r>
+        <w:rPr>
+          <w:rFonts w:eastAsia="Times New Roman"/>
+          <w:color w:val="444746"/>
+          <w:sz w:val="21"/>
+          <w:szCs w:val="21"/>
+          <w:bdr w:val="none" w:sz="0" w:space="0" w:color="auto" w:frame="1"/>
+        </w:rPr>
+        <w:t>time.Time</w:t>
+      </w:r>
+      <w:proofErr w:type="spellEnd"/>
+      <w:proofErr w:type="gramEnd"/>
     </w:p>
     <w:p>
       <w:pPr>
@@ -7847,7 +10462,29 @@
           <w:szCs w:val="21"/>
           <w:bdr w:val="none" w:sz="0" w:space="0" w:color="auto" w:frame="1"/>
         </w:rPr>
-        <w:t>// LogEntry represents a single request hitting our router</w:t>
+        <w:t xml:space="preserve">// </w:t>
+      </w:r>
+      <w:proofErr w:type="spellStart"/>
+      <w:r>
+        <w:rPr>
+          <w:rFonts w:eastAsia="Times New Roman"/>
+          <w:color w:val="5F6368"/>
+          <w:sz w:val="21"/>
+          <w:szCs w:val="21"/>
+          <w:bdr w:val="none" w:sz="0" w:space="0" w:color="auto" w:frame="1"/>
+        </w:rPr>
+        <w:t>LogEntry</w:t>
+      </w:r>
+      <w:proofErr w:type="spellEnd"/>
+      <w:r>
+        <w:rPr>
+          <w:rFonts w:eastAsia="Times New Roman"/>
+          <w:color w:val="5F6368"/>
+          <w:sz w:val="21"/>
+          <w:szCs w:val="21"/>
+          <w:bdr w:val="none" w:sz="0" w:space="0" w:color="auto" w:frame="1"/>
+        </w:rPr>
+        <w:t xml:space="preserve"> represents a single request hitting our router</w:t>
       </w:r>
     </w:p>
     <w:p>
@@ -7896,7 +10533,29 @@
           <w:szCs w:val="21"/>
           <w:bdr w:val="none" w:sz="0" w:space="0" w:color="auto" w:frame="1"/>
         </w:rPr>
-        <w:t xml:space="preserve"> LogEntry </w:t>
+        <w:t xml:space="preserve"> </w:t>
+      </w:r>
+      <w:proofErr w:type="spellStart"/>
+      <w:r>
+        <w:rPr>
+          <w:rFonts w:eastAsia="Times New Roman"/>
+          <w:color w:val="444746"/>
+          <w:sz w:val="21"/>
+          <w:szCs w:val="21"/>
+          <w:bdr w:val="none" w:sz="0" w:space="0" w:color="auto" w:frame="1"/>
+        </w:rPr>
+        <w:t>LogEntry</w:t>
+      </w:r>
+      <w:proofErr w:type="spellEnd"/>
+      <w:r>
+        <w:rPr>
+          <w:rFonts w:eastAsia="Times New Roman"/>
+          <w:color w:val="444746"/>
+          <w:sz w:val="21"/>
+          <w:szCs w:val="21"/>
+          <w:bdr w:val="none" w:sz="0" w:space="0" w:color="auto" w:frame="1"/>
+        </w:rPr>
+        <w:t xml:space="preserve"> </w:t>
       </w:r>
       <w:r>
         <w:rPr>
@@ -8173,7 +10832,29 @@
           <w:szCs w:val="21"/>
           <w:bdr w:val="none" w:sz="0" w:space="0" w:color="auto" w:frame="1"/>
         </w:rPr>
-        <w:t>// BubbleFishModel holds the state of our TUI</w:t>
+        <w:t xml:space="preserve">// </w:t>
+      </w:r>
+      <w:proofErr w:type="spellStart"/>
+      <w:r>
+        <w:rPr>
+          <w:rFonts w:eastAsia="Times New Roman"/>
+          <w:color w:val="5F6368"/>
+          <w:sz w:val="21"/>
+          <w:szCs w:val="21"/>
+          <w:bdr w:val="none" w:sz="0" w:space="0" w:color="auto" w:frame="1"/>
+        </w:rPr>
+        <w:t>BubbleFishModel</w:t>
+      </w:r>
+      <w:proofErr w:type="spellEnd"/>
+      <w:r>
+        <w:rPr>
+          <w:rFonts w:eastAsia="Times New Roman"/>
+          <w:color w:val="5F6368"/>
+          <w:sz w:val="21"/>
+          <w:szCs w:val="21"/>
+          <w:bdr w:val="none" w:sz="0" w:space="0" w:color="auto" w:frame="1"/>
+        </w:rPr>
+        <w:t xml:space="preserve"> holds the state of our TUI</w:t>
       </w:r>
     </w:p>
     <w:p>
@@ -8222,7 +10903,29 @@
           <w:szCs w:val="21"/>
           <w:bdr w:val="none" w:sz="0" w:space="0" w:color="auto" w:frame="1"/>
         </w:rPr>
-        <w:t xml:space="preserve"> BubbleFishModel </w:t>
+        <w:t xml:space="preserve"> </w:t>
+      </w:r>
+      <w:proofErr w:type="spellStart"/>
+      <w:r>
+        <w:rPr>
+          <w:rFonts w:eastAsia="Times New Roman"/>
+          <w:color w:val="444746"/>
+          <w:sz w:val="21"/>
+          <w:szCs w:val="21"/>
+          <w:bdr w:val="none" w:sz="0" w:space="0" w:color="auto" w:frame="1"/>
+        </w:rPr>
+        <w:t>BubbleFishModel</w:t>
+      </w:r>
+      <w:proofErr w:type="spellEnd"/>
+      <w:r>
+        <w:rPr>
+          <w:rFonts w:eastAsia="Times New Roman"/>
+          <w:color w:val="444746"/>
+          <w:sz w:val="21"/>
+          <w:szCs w:val="21"/>
+          <w:bdr w:val="none" w:sz="0" w:space="0" w:color="auto" w:frame="1"/>
+        </w:rPr>
+        <w:t xml:space="preserve"> </w:t>
       </w:r>
       <w:r>
         <w:rPr>
@@ -8282,8 +10985,42 @@
           <w:bdr w:val="none" w:sz="0" w:space="0" w:color="auto" w:frame="1"/>
         </w:rPr>
         <w:tab/>
-        <w:t>logs       []LogEntry</w:t>
-      </w:r>
+        <w:t xml:space="preserve">logs    </w:t>
+      </w:r>
+      <w:proofErr w:type="gramStart"/>
+      <w:r>
+        <w:rPr>
+          <w:rFonts w:eastAsia="Times New Roman"/>
+          <w:color w:val="444746"/>
+          <w:sz w:val="21"/>
+          <w:szCs w:val="21"/>
+          <w:bdr w:val="none" w:sz="0" w:space="0" w:color="auto" w:frame="1"/>
+        </w:rPr>
+        <w:t xml:space="preserve">   [</w:t>
+      </w:r>
+      <w:proofErr w:type="gramEnd"/>
+      <w:r>
+        <w:rPr>
+          <w:rFonts w:eastAsia="Times New Roman"/>
+          <w:color w:val="444746"/>
+          <w:sz w:val="21"/>
+          <w:szCs w:val="21"/>
+          <w:bdr w:val="none" w:sz="0" w:space="0" w:color="auto" w:frame="1"/>
+        </w:rPr>
+        <w:t>]</w:t>
+      </w:r>
+      <w:proofErr w:type="spellStart"/>
+      <w:r>
+        <w:rPr>
+          <w:rFonts w:eastAsia="Times New Roman"/>
+          <w:color w:val="444746"/>
+          <w:sz w:val="21"/>
+          <w:szCs w:val="21"/>
+          <w:bdr w:val="none" w:sz="0" w:space="0" w:color="auto" w:frame="1"/>
+        </w:rPr>
+        <w:t>LogEntry</w:t>
+      </w:r>
+      <w:proofErr w:type="spellEnd"/>
     </w:p>
     <w:p>
       <w:pPr>
@@ -8322,6 +11059,16 @@
           <w:bdr w:val="none" w:sz="0" w:space="0" w:color="auto" w:frame="1"/>
         </w:rPr>
         <w:tab/>
+      </w:r>
+      <w:proofErr w:type="gramStart"/>
+      <w:r>
+        <w:rPr>
+          <w:rFonts w:eastAsia="Times New Roman"/>
+          <w:color w:val="444746"/>
+          <w:sz w:val="21"/>
+          <w:szCs w:val="21"/>
+          <w:bdr w:val="none" w:sz="0" w:space="0" w:color="auto" w:frame="1"/>
+        </w:rPr>
         <w:t xml:space="preserve">processed  </w:t>
       </w:r>
       <w:r>
@@ -8334,6 +11081,7 @@
         </w:rPr>
         <w:t>int</w:t>
       </w:r>
+      <w:proofErr w:type="gramEnd"/>
     </w:p>
     <w:p>
       <w:pPr>
@@ -8422,7 +11170,18 @@
           <w:bdr w:val="none" w:sz="0" w:space="0" w:color="auto" w:frame="1"/>
         </w:rPr>
         <w:tab/>
-        <w:t xml:space="preserve">quitting   </w:t>
+        <w:t xml:space="preserve">quitting </w:t>
+      </w:r>
+      <w:proofErr w:type="gramStart"/>
+      <w:r>
+        <w:rPr>
+          <w:rFonts w:eastAsia="Times New Roman"/>
+          <w:color w:val="444746"/>
+          <w:sz w:val="21"/>
+          <w:szCs w:val="21"/>
+          <w:bdr w:val="none" w:sz="0" w:space="0" w:color="auto" w:frame="1"/>
+        </w:rPr>
+        <w:t xml:space="preserve">  </w:t>
       </w:r>
       <w:r>
         <w:rPr>
@@ -8434,6 +11193,7 @@
         </w:rPr>
         <w:t>bool</w:t>
       </w:r>
+      <w:proofErr w:type="gramEnd"/>
     </w:p>
     <w:p>
       <w:pPr>
@@ -8638,6 +11398,7 @@
           <w:bdr w:val="none" w:sz="0" w:space="0" w:color="auto" w:frame="1"/>
         </w:rPr>
       </w:pPr>
+      <w:proofErr w:type="spellStart"/>
       <w:r>
         <w:rPr>
           <w:rFonts w:eastAsia="Times New Roman"/>
@@ -8648,16 +11409,40 @@
         </w:rPr>
         <w:t>func</w:t>
       </w:r>
-      <w:r>
-        <w:rPr>
-          <w:rFonts w:eastAsia="Times New Roman"/>
-          <w:color w:val="444746"/>
-          <w:sz w:val="21"/>
-          <w:szCs w:val="21"/>
-          <w:bdr w:val="none" w:sz="0" w:space="0" w:color="auto" w:frame="1"/>
-        </w:rPr>
-        <w:t xml:space="preserve"> (m BubbleFishModel) </w:t>
-      </w:r>
+      <w:proofErr w:type="spellEnd"/>
+      <w:r>
+        <w:rPr>
+          <w:rFonts w:eastAsia="Times New Roman"/>
+          <w:color w:val="444746"/>
+          <w:sz w:val="21"/>
+          <w:szCs w:val="21"/>
+          <w:bdr w:val="none" w:sz="0" w:space="0" w:color="auto" w:frame="1"/>
+        </w:rPr>
+        <w:t xml:space="preserve"> (m </w:t>
+      </w:r>
+      <w:proofErr w:type="spellStart"/>
+      <w:r>
+        <w:rPr>
+          <w:rFonts w:eastAsia="Times New Roman"/>
+          <w:color w:val="444746"/>
+          <w:sz w:val="21"/>
+          <w:szCs w:val="21"/>
+          <w:bdr w:val="none" w:sz="0" w:space="0" w:color="auto" w:frame="1"/>
+        </w:rPr>
+        <w:t>BubbleFishModel</w:t>
+      </w:r>
+      <w:proofErr w:type="spellEnd"/>
+      <w:r>
+        <w:rPr>
+          <w:rFonts w:eastAsia="Times New Roman"/>
+          <w:color w:val="444746"/>
+          <w:sz w:val="21"/>
+          <w:szCs w:val="21"/>
+          <w:bdr w:val="none" w:sz="0" w:space="0" w:color="auto" w:frame="1"/>
+        </w:rPr>
+        <w:t xml:space="preserve">) </w:t>
+      </w:r>
+      <w:proofErr w:type="gramStart"/>
       <w:r>
         <w:rPr>
           <w:rFonts w:eastAsia="Times New Roman"/>
@@ -8676,8 +11461,21 @@
           <w:szCs w:val="21"/>
           <w:bdr w:val="none" w:sz="0" w:space="0" w:color="auto" w:frame="1"/>
         </w:rPr>
-        <w:t xml:space="preserve">() </w:t>
-      </w:r>
+        <w:t>(</w:t>
+      </w:r>
+      <w:proofErr w:type="gramEnd"/>
+      <w:r>
+        <w:rPr>
+          <w:rFonts w:eastAsia="Times New Roman"/>
+          <w:color w:val="444746"/>
+          <w:sz w:val="21"/>
+          <w:szCs w:val="21"/>
+          <w:bdr w:val="none" w:sz="0" w:space="0" w:color="auto" w:frame="1"/>
+        </w:rPr>
+        <w:t xml:space="preserve">) </w:t>
+      </w:r>
+      <w:proofErr w:type="spellStart"/>
+      <w:proofErr w:type="gramStart"/>
       <w:r>
         <w:rPr>
           <w:rFonts w:eastAsia="Times New Roman"/>
@@ -8708,6 +11506,8 @@
         </w:rPr>
         <w:t>Cmd</w:t>
       </w:r>
+      <w:proofErr w:type="spellEnd"/>
+      <w:proofErr w:type="gramEnd"/>
       <w:r>
         <w:rPr>
           <w:rFonts w:eastAsia="Times New Roman"/>
@@ -8775,7 +11575,41 @@
           <w:szCs w:val="21"/>
           <w:bdr w:val="none" w:sz="0" w:space="0" w:color="auto" w:frame="1"/>
         </w:rPr>
-        <w:t xml:space="preserve"> tickCmd()</w:t>
+        <w:t xml:space="preserve"> </w:t>
+      </w:r>
+      <w:proofErr w:type="spellStart"/>
+      <w:proofErr w:type="gramStart"/>
+      <w:r>
+        <w:rPr>
+          <w:rFonts w:eastAsia="Times New Roman"/>
+          <w:color w:val="444746"/>
+          <w:sz w:val="21"/>
+          <w:szCs w:val="21"/>
+          <w:bdr w:val="none" w:sz="0" w:space="0" w:color="auto" w:frame="1"/>
+        </w:rPr>
+        <w:t>tickCmd</w:t>
+      </w:r>
+      <w:proofErr w:type="spellEnd"/>
+      <w:r>
+        <w:rPr>
+          <w:rFonts w:eastAsia="Times New Roman"/>
+          <w:color w:val="444746"/>
+          <w:sz w:val="21"/>
+          <w:szCs w:val="21"/>
+          <w:bdr w:val="none" w:sz="0" w:space="0" w:color="auto" w:frame="1"/>
+        </w:rPr>
+        <w:t>(</w:t>
+      </w:r>
+      <w:proofErr w:type="gramEnd"/>
+      <w:r>
+        <w:rPr>
+          <w:rFonts w:eastAsia="Times New Roman"/>
+          <w:color w:val="444746"/>
+          <w:sz w:val="21"/>
+          <w:szCs w:val="21"/>
+          <w:bdr w:val="none" w:sz="0" w:space="0" w:color="auto" w:frame="1"/>
+        </w:rPr>
+        <w:t>)</w:t>
       </w:r>
     </w:p>
     <w:p>
@@ -8882,7 +11716,29 @@
           <w:szCs w:val="21"/>
           <w:bdr w:val="none" w:sz="0" w:space="0" w:color="auto" w:frame="1"/>
         </w:rPr>
-        <w:t>// tickCmd generates a tick message to keep the UI looping</w:t>
+        <w:t xml:space="preserve">// </w:t>
+      </w:r>
+      <w:proofErr w:type="spellStart"/>
+      <w:r>
+        <w:rPr>
+          <w:rFonts w:eastAsia="Times New Roman"/>
+          <w:color w:val="5F6368"/>
+          <w:sz w:val="21"/>
+          <w:szCs w:val="21"/>
+          <w:bdr w:val="none" w:sz="0" w:space="0" w:color="auto" w:frame="1"/>
+        </w:rPr>
+        <w:t>tickCmd</w:t>
+      </w:r>
+      <w:proofErr w:type="spellEnd"/>
+      <w:r>
+        <w:rPr>
+          <w:rFonts w:eastAsia="Times New Roman"/>
+          <w:color w:val="5F6368"/>
+          <w:sz w:val="21"/>
+          <w:szCs w:val="21"/>
+          <w:bdr w:val="none" w:sz="0" w:space="0" w:color="auto" w:frame="1"/>
+        </w:rPr>
+        <w:t xml:space="preserve"> generates a tick message to keep the UI looping</w:t>
       </w:r>
     </w:p>
     <w:p>
@@ -8913,6 +11769,7 @@
           <w:bdr w:val="none" w:sz="0" w:space="0" w:color="auto" w:frame="1"/>
         </w:rPr>
       </w:pPr>
+      <w:proofErr w:type="spellStart"/>
       <w:r>
         <w:rPr>
           <w:rFonts w:eastAsia="Times New Roman"/>
@@ -8923,6 +11780,7 @@
         </w:rPr>
         <w:t>func</w:t>
       </w:r>
+      <w:proofErr w:type="spellEnd"/>
       <w:r>
         <w:rPr>
           <w:rFonts w:eastAsia="Times New Roman"/>
@@ -8933,6 +11791,8 @@
         </w:rPr>
         <w:t xml:space="preserve"> </w:t>
       </w:r>
+      <w:proofErr w:type="spellStart"/>
+      <w:proofErr w:type="gramStart"/>
       <w:r>
         <w:rPr>
           <w:rFonts w:eastAsia="Times New Roman"/>
@@ -8943,16 +11803,30 @@
         </w:rPr>
         <w:t>tickCmd</w:t>
       </w:r>
-      <w:r>
-        <w:rPr>
-          <w:rFonts w:eastAsia="Times New Roman"/>
-          <w:color w:val="444746"/>
-          <w:sz w:val="21"/>
-          <w:szCs w:val="21"/>
-          <w:bdr w:val="none" w:sz="0" w:space="0" w:color="auto" w:frame="1"/>
-        </w:rPr>
-        <w:t xml:space="preserve">() </w:t>
-      </w:r>
+      <w:proofErr w:type="spellEnd"/>
+      <w:r>
+        <w:rPr>
+          <w:rFonts w:eastAsia="Times New Roman"/>
+          <w:color w:val="444746"/>
+          <w:sz w:val="21"/>
+          <w:szCs w:val="21"/>
+          <w:bdr w:val="none" w:sz="0" w:space="0" w:color="auto" w:frame="1"/>
+        </w:rPr>
+        <w:t>(</w:t>
+      </w:r>
+      <w:proofErr w:type="gramEnd"/>
+      <w:r>
+        <w:rPr>
+          <w:rFonts w:eastAsia="Times New Roman"/>
+          <w:color w:val="444746"/>
+          <w:sz w:val="21"/>
+          <w:szCs w:val="21"/>
+          <w:bdr w:val="none" w:sz="0" w:space="0" w:color="auto" w:frame="1"/>
+        </w:rPr>
+        <w:t xml:space="preserve">) </w:t>
+      </w:r>
+      <w:proofErr w:type="spellStart"/>
+      <w:proofErr w:type="gramStart"/>
       <w:r>
         <w:rPr>
           <w:rFonts w:eastAsia="Times New Roman"/>
@@ -8983,6 +11857,8 @@
         </w:rPr>
         <w:t>Cmd</w:t>
       </w:r>
+      <w:proofErr w:type="spellEnd"/>
+      <w:proofErr w:type="gramEnd"/>
       <w:r>
         <w:rPr>
           <w:rFonts w:eastAsia="Times New Roman"/>
@@ -9032,6 +11908,7 @@
         </w:rPr>
         <w:tab/>
       </w:r>
+      <w:proofErr w:type="gramStart"/>
       <w:r>
         <w:rPr>
           <w:rFonts w:eastAsia="Times New Roman"/>
@@ -9042,15 +11919,64 @@
         </w:rPr>
         <w:t>return</w:t>
       </w:r>
-      <w:r>
-        <w:rPr>
-          <w:rFonts w:eastAsia="Times New Roman"/>
-          <w:color w:val="444746"/>
-          <w:sz w:val="21"/>
-          <w:szCs w:val="21"/>
-          <w:bdr w:val="none" w:sz="0" w:space="0" w:color="auto" w:frame="1"/>
-        </w:rPr>
-        <w:t xml:space="preserve"> tea.Tick(time.Millisecond*</w:t>
+      <w:proofErr w:type="gramEnd"/>
+      <w:r>
+        <w:rPr>
+          <w:rFonts w:eastAsia="Times New Roman"/>
+          <w:color w:val="444746"/>
+          <w:sz w:val="21"/>
+          <w:szCs w:val="21"/>
+          <w:bdr w:val="none" w:sz="0" w:space="0" w:color="auto" w:frame="1"/>
+        </w:rPr>
+        <w:t xml:space="preserve"> </w:t>
+      </w:r>
+      <w:proofErr w:type="spellStart"/>
+      <w:proofErr w:type="gramStart"/>
+      <w:r>
+        <w:rPr>
+          <w:rFonts w:eastAsia="Times New Roman"/>
+          <w:color w:val="444746"/>
+          <w:sz w:val="21"/>
+          <w:szCs w:val="21"/>
+          <w:bdr w:val="none" w:sz="0" w:space="0" w:color="auto" w:frame="1"/>
+        </w:rPr>
+        <w:t>tea.Tick</w:t>
+      </w:r>
+      <w:proofErr w:type="spellEnd"/>
+      <w:proofErr w:type="gramEnd"/>
+      <w:r>
+        <w:rPr>
+          <w:rFonts w:eastAsia="Times New Roman"/>
+          <w:color w:val="444746"/>
+          <w:sz w:val="21"/>
+          <w:szCs w:val="21"/>
+          <w:bdr w:val="none" w:sz="0" w:space="0" w:color="auto" w:frame="1"/>
+        </w:rPr>
+        <w:t>(</w:t>
+      </w:r>
+      <w:proofErr w:type="spellStart"/>
+      <w:proofErr w:type="gramStart"/>
+      <w:r>
+        <w:rPr>
+          <w:rFonts w:eastAsia="Times New Roman"/>
+          <w:color w:val="444746"/>
+          <w:sz w:val="21"/>
+          <w:szCs w:val="21"/>
+          <w:bdr w:val="none" w:sz="0" w:space="0" w:color="auto" w:frame="1"/>
+        </w:rPr>
+        <w:t>time.Millisecond</w:t>
+      </w:r>
+      <w:proofErr w:type="spellEnd"/>
+      <w:proofErr w:type="gramEnd"/>
+      <w:r>
+        <w:rPr>
+          <w:rFonts w:eastAsia="Times New Roman"/>
+          <w:color w:val="444746"/>
+          <w:sz w:val="21"/>
+          <w:szCs w:val="21"/>
+          <w:bdr w:val="none" w:sz="0" w:space="0" w:color="auto" w:frame="1"/>
+        </w:rPr>
+        <w:t>*</w:t>
       </w:r>
       <w:r>
         <w:rPr>
@@ -9072,6 +11998,8 @@
         </w:rPr>
         <w:t xml:space="preserve">, </w:t>
       </w:r>
+      <w:proofErr w:type="spellStart"/>
+      <w:proofErr w:type="gramStart"/>
       <w:r>
         <w:rPr>
           <w:rFonts w:eastAsia="Times New Roman"/>
@@ -9082,16 +12010,54 @@
         </w:rPr>
         <w:t>func</w:t>
       </w:r>
-      <w:r>
-        <w:rPr>
-          <w:rFonts w:eastAsia="Times New Roman"/>
-          <w:color w:val="444746"/>
-          <w:sz w:val="21"/>
-          <w:szCs w:val="21"/>
-          <w:bdr w:val="none" w:sz="0" w:space="0" w:color="auto" w:frame="1"/>
-        </w:rPr>
-        <w:t xml:space="preserve">(t time.Time) </w:t>
-      </w:r>
+      <w:proofErr w:type="spellEnd"/>
+      <w:r>
+        <w:rPr>
+          <w:rFonts w:eastAsia="Times New Roman"/>
+          <w:color w:val="444746"/>
+          <w:sz w:val="21"/>
+          <w:szCs w:val="21"/>
+          <w:bdr w:val="none" w:sz="0" w:space="0" w:color="auto" w:frame="1"/>
+        </w:rPr>
+        <w:t>(</w:t>
+      </w:r>
+      <w:proofErr w:type="gramEnd"/>
+      <w:r>
+        <w:rPr>
+          <w:rFonts w:eastAsia="Times New Roman"/>
+          <w:color w:val="444746"/>
+          <w:sz w:val="21"/>
+          <w:szCs w:val="21"/>
+          <w:bdr w:val="none" w:sz="0" w:space="0" w:color="auto" w:frame="1"/>
+        </w:rPr>
+        <w:t xml:space="preserve">t </w:t>
+      </w:r>
+      <w:proofErr w:type="spellStart"/>
+      <w:proofErr w:type="gramStart"/>
+      <w:r>
+        <w:rPr>
+          <w:rFonts w:eastAsia="Times New Roman"/>
+          <w:color w:val="444746"/>
+          <w:sz w:val="21"/>
+          <w:szCs w:val="21"/>
+          <w:bdr w:val="none" w:sz="0" w:space="0" w:color="auto" w:frame="1"/>
+        </w:rPr>
+        <w:t>time.Time</w:t>
+      </w:r>
+      <w:proofErr w:type="spellEnd"/>
+      <w:proofErr w:type="gramEnd"/>
+      <w:r>
+        <w:rPr>
+          <w:rFonts w:eastAsia="Times New Roman"/>
+          <w:color w:val="444746"/>
+          <w:sz w:val="21"/>
+          <w:szCs w:val="21"/>
+          <w:bdr w:val="none" w:sz="0" w:space="0" w:color="auto" w:frame="1"/>
+        </w:rPr>
+        <w:t xml:space="preserve">) </w:t>
+      </w:r>
+      <w:proofErr w:type="spellStart"/>
+      <w:proofErr w:type="gramStart"/>
       <w:r>
         <w:rPr>
           <w:rFonts w:eastAsia="Times New Roman"/>
@@ -9122,6 +12088,8 @@
         </w:rPr>
         <w:t>Msg</w:t>
       </w:r>
+      <w:proofErr w:type="spellEnd"/>
+      <w:proofErr w:type="gramEnd"/>
       <w:r>
         <w:rPr>
           <w:rFonts w:eastAsia="Times New Roman"/>
@@ -9199,7 +12167,29 @@
           <w:szCs w:val="21"/>
           <w:bdr w:val="none" w:sz="0" w:space="0" w:color="auto" w:frame="1"/>
         </w:rPr>
-        <w:t xml:space="preserve"> tickMsg(t)</w:t>
+        <w:t xml:space="preserve"> </w:t>
+      </w:r>
+      <w:proofErr w:type="spellStart"/>
+      <w:r>
+        <w:rPr>
+          <w:rFonts w:eastAsia="Times New Roman"/>
+          <w:color w:val="444746"/>
+          <w:sz w:val="21"/>
+          <w:szCs w:val="21"/>
+          <w:bdr w:val="none" w:sz="0" w:space="0" w:color="auto" w:frame="1"/>
+        </w:rPr>
+        <w:t>tickMsg</w:t>
+      </w:r>
+      <w:proofErr w:type="spellEnd"/>
+      <w:r>
+        <w:rPr>
+          <w:rFonts w:eastAsia="Times New Roman"/>
+          <w:color w:val="444746"/>
+          <w:sz w:val="21"/>
+          <w:szCs w:val="21"/>
+          <w:bdr w:val="none" w:sz="0" w:space="0" w:color="auto" w:frame="1"/>
+        </w:rPr>
+        <w:t>(t)</w:t>
       </w:r>
     </w:p>
     <w:p>
@@ -9377,6 +12367,7 @@
           <w:bdr w:val="none" w:sz="0" w:space="0" w:color="auto" w:frame="1"/>
         </w:rPr>
       </w:pPr>
+      <w:proofErr w:type="spellStart"/>
       <w:r>
         <w:rPr>
           <w:rFonts w:eastAsia="Times New Roman"/>
@@ -9387,16 +12378,40 @@
         </w:rPr>
         <w:t>func</w:t>
       </w:r>
-      <w:r>
-        <w:rPr>
-          <w:rFonts w:eastAsia="Times New Roman"/>
-          <w:color w:val="444746"/>
-          <w:sz w:val="21"/>
-          <w:szCs w:val="21"/>
-          <w:bdr w:val="none" w:sz="0" w:space="0" w:color="auto" w:frame="1"/>
-        </w:rPr>
-        <w:t xml:space="preserve"> (m BubbleFishModel) </w:t>
-      </w:r>
+      <w:proofErr w:type="spellEnd"/>
+      <w:r>
+        <w:rPr>
+          <w:rFonts w:eastAsia="Times New Roman"/>
+          <w:color w:val="444746"/>
+          <w:sz w:val="21"/>
+          <w:szCs w:val="21"/>
+          <w:bdr w:val="none" w:sz="0" w:space="0" w:color="auto" w:frame="1"/>
+        </w:rPr>
+        <w:t xml:space="preserve"> (m </w:t>
+      </w:r>
+      <w:proofErr w:type="spellStart"/>
+      <w:r>
+        <w:rPr>
+          <w:rFonts w:eastAsia="Times New Roman"/>
+          <w:color w:val="444746"/>
+          <w:sz w:val="21"/>
+          <w:szCs w:val="21"/>
+          <w:bdr w:val="none" w:sz="0" w:space="0" w:color="auto" w:frame="1"/>
+        </w:rPr>
+        <w:t>BubbleFishModel</w:t>
+      </w:r>
+      <w:proofErr w:type="spellEnd"/>
+      <w:r>
+        <w:rPr>
+          <w:rFonts w:eastAsia="Times New Roman"/>
+          <w:color w:val="444746"/>
+          <w:sz w:val="21"/>
+          <w:szCs w:val="21"/>
+          <w:bdr w:val="none" w:sz="0" w:space="0" w:color="auto" w:frame="1"/>
+        </w:rPr>
+        <w:t xml:space="preserve">) </w:t>
+      </w:r>
+      <w:proofErr w:type="gramStart"/>
       <w:r>
         <w:rPr>
           <w:rFonts w:eastAsia="Times New Roman"/>
@@ -9415,7 +12430,90 @@
           <w:szCs w:val="21"/>
           <w:bdr w:val="none" w:sz="0" w:space="0" w:color="auto" w:frame="1"/>
         </w:rPr>
-        <w:t>(msg tea.Msg) (tea.Model, tea.Cmd) {</w:t>
+        <w:t>(</w:t>
+      </w:r>
+      <w:proofErr w:type="gramEnd"/>
+      <w:r>
+        <w:rPr>
+          <w:rFonts w:eastAsia="Times New Roman"/>
+          <w:color w:val="444746"/>
+          <w:sz w:val="21"/>
+          <w:szCs w:val="21"/>
+          <w:bdr w:val="none" w:sz="0" w:space="0" w:color="auto" w:frame="1"/>
+        </w:rPr>
+        <w:t xml:space="preserve">msg </w:t>
+      </w:r>
+      <w:proofErr w:type="spellStart"/>
+      <w:proofErr w:type="gramStart"/>
+      <w:r>
+        <w:rPr>
+          <w:rFonts w:eastAsia="Times New Roman"/>
+          <w:color w:val="444746"/>
+          <w:sz w:val="21"/>
+          <w:szCs w:val="21"/>
+          <w:bdr w:val="none" w:sz="0" w:space="0" w:color="auto" w:frame="1"/>
+        </w:rPr>
+        <w:t>tea.Msg</w:t>
+      </w:r>
+      <w:proofErr w:type="spellEnd"/>
+      <w:proofErr w:type="gramEnd"/>
+      <w:r>
+        <w:rPr>
+          <w:rFonts w:eastAsia="Times New Roman"/>
+          <w:color w:val="444746"/>
+          <w:sz w:val="21"/>
+          <w:szCs w:val="21"/>
+          <w:bdr w:val="none" w:sz="0" w:space="0" w:color="auto" w:frame="1"/>
+        </w:rPr>
+        <w:t>) (</w:t>
+      </w:r>
+      <w:proofErr w:type="spellStart"/>
+      <w:proofErr w:type="gramStart"/>
+      <w:r>
+        <w:rPr>
+          <w:rFonts w:eastAsia="Times New Roman"/>
+          <w:color w:val="444746"/>
+          <w:sz w:val="21"/>
+          <w:szCs w:val="21"/>
+          <w:bdr w:val="none" w:sz="0" w:space="0" w:color="auto" w:frame="1"/>
+        </w:rPr>
+        <w:t>tea.Model</w:t>
+      </w:r>
+      <w:proofErr w:type="spellEnd"/>
+      <w:proofErr w:type="gramEnd"/>
+      <w:r>
+        <w:rPr>
+          <w:rFonts w:eastAsia="Times New Roman"/>
+          <w:color w:val="444746"/>
+          <w:sz w:val="21"/>
+          <w:szCs w:val="21"/>
+          <w:bdr w:val="none" w:sz="0" w:space="0" w:color="auto" w:frame="1"/>
+        </w:rPr>
+        <w:t xml:space="preserve">, </w:t>
+      </w:r>
+      <w:proofErr w:type="spellStart"/>
+      <w:proofErr w:type="gramStart"/>
+      <w:r>
+        <w:rPr>
+          <w:rFonts w:eastAsia="Times New Roman"/>
+          <w:color w:val="444746"/>
+          <w:sz w:val="21"/>
+          <w:szCs w:val="21"/>
+          <w:bdr w:val="none" w:sz="0" w:space="0" w:color="auto" w:frame="1"/>
+        </w:rPr>
+        <w:t>tea.Cmd</w:t>
+      </w:r>
+      <w:proofErr w:type="spellEnd"/>
+      <w:proofErr w:type="gramEnd"/>
+      <w:r>
+        <w:rPr>
+          <w:rFonts w:eastAsia="Times New Roman"/>
+          <w:color w:val="444746"/>
+          <w:sz w:val="21"/>
+          <w:szCs w:val="21"/>
+          <w:bdr w:val="none" w:sz="0" w:space="0" w:color="auto" w:frame="1"/>
+        </w:rPr>
+        <w:t>) {</w:t>
       </w:r>
     </w:p>
     <w:p>
@@ -9474,7 +12572,29 @@
           <w:szCs w:val="21"/>
           <w:bdr w:val="none" w:sz="0" w:space="0" w:color="auto" w:frame="1"/>
         </w:rPr>
-        <w:t xml:space="preserve"> msg := msg.(</w:t>
+        <w:t xml:space="preserve"> </w:t>
+      </w:r>
+      <w:proofErr w:type="gramStart"/>
+      <w:r>
+        <w:rPr>
+          <w:rFonts w:eastAsia="Times New Roman"/>
+          <w:color w:val="444746"/>
+          <w:sz w:val="21"/>
+          <w:szCs w:val="21"/>
+          <w:bdr w:val="none" w:sz="0" w:space="0" w:color="auto" w:frame="1"/>
+        </w:rPr>
+        <w:t>msg :</w:t>
+      </w:r>
+      <w:proofErr w:type="gramEnd"/>
+      <w:r>
+        <w:rPr>
+          <w:rFonts w:eastAsia="Times New Roman"/>
+          <w:color w:val="444746"/>
+          <w:sz w:val="21"/>
+          <w:szCs w:val="21"/>
+          <w:bdr w:val="none" w:sz="0" w:space="0" w:color="auto" w:frame="1"/>
+        </w:rPr>
+        <w:t>= msg.(</w:t>
       </w:r>
       <w:r>
         <w:rPr>
@@ -9631,7 +12751,31 @@
           <w:szCs w:val="21"/>
           <w:bdr w:val="none" w:sz="0" w:space="0" w:color="auto" w:frame="1"/>
         </w:rPr>
-        <w:t xml:space="preserve"> tea.KeyMsg:</w:t>
+        <w:t xml:space="preserve"> </w:t>
+      </w:r>
+      <w:proofErr w:type="spellStart"/>
+      <w:proofErr w:type="gramStart"/>
+      <w:r>
+        <w:rPr>
+          <w:rFonts w:eastAsia="Times New Roman"/>
+          <w:color w:val="444746"/>
+          <w:sz w:val="21"/>
+          <w:szCs w:val="21"/>
+          <w:bdr w:val="none" w:sz="0" w:space="0" w:color="auto" w:frame="1"/>
+        </w:rPr>
+        <w:t>tea.KeyMsg</w:t>
+      </w:r>
+      <w:proofErr w:type="spellEnd"/>
+      <w:proofErr w:type="gramEnd"/>
+      <w:r>
+        <w:rPr>
+          <w:rFonts w:eastAsia="Times New Roman"/>
+          <w:color w:val="444746"/>
+          <w:sz w:val="21"/>
+          <w:szCs w:val="21"/>
+          <w:bdr w:val="none" w:sz="0" w:space="0" w:color="auto" w:frame="1"/>
+        </w:rPr>
+        <w:t>:</w:t>
       </w:r>
     </w:p>
     <w:p>
@@ -9700,7 +12844,31 @@
           <w:szCs w:val="21"/>
           <w:bdr w:val="none" w:sz="0" w:space="0" w:color="auto" w:frame="1"/>
         </w:rPr>
-        <w:t xml:space="preserve"> msg.String() == </w:t>
+        <w:t xml:space="preserve"> </w:t>
+      </w:r>
+      <w:proofErr w:type="spellStart"/>
+      <w:proofErr w:type="gramStart"/>
+      <w:r>
+        <w:rPr>
+          <w:rFonts w:eastAsia="Times New Roman"/>
+          <w:color w:val="444746"/>
+          <w:sz w:val="21"/>
+          <w:szCs w:val="21"/>
+          <w:bdr w:val="none" w:sz="0" w:space="0" w:color="auto" w:frame="1"/>
+        </w:rPr>
+        <w:t>msg.String</w:t>
+      </w:r>
+      <w:proofErr w:type="spellEnd"/>
+      <w:proofErr w:type="gramEnd"/>
+      <w:r>
+        <w:rPr>
+          <w:rFonts w:eastAsia="Times New Roman"/>
+          <w:color w:val="444746"/>
+          <w:sz w:val="21"/>
+          <w:szCs w:val="21"/>
+          <w:bdr w:val="none" w:sz="0" w:space="0" w:color="auto" w:frame="1"/>
+        </w:rPr>
+        <w:t xml:space="preserve">() == </w:t>
       </w:r>
       <w:r>
         <w:rPr>
@@ -9720,7 +12888,31 @@
           <w:szCs w:val="21"/>
           <w:bdr w:val="none" w:sz="0" w:space="0" w:color="auto" w:frame="1"/>
         </w:rPr>
-        <w:t xml:space="preserve"> || msg.String() == </w:t>
+        <w:t xml:space="preserve"> || </w:t>
+      </w:r>
+      <w:proofErr w:type="spellStart"/>
+      <w:proofErr w:type="gramStart"/>
+      <w:r>
+        <w:rPr>
+          <w:rFonts w:eastAsia="Times New Roman"/>
+          <w:color w:val="444746"/>
+          <w:sz w:val="21"/>
+          <w:szCs w:val="21"/>
+          <w:bdr w:val="none" w:sz="0" w:space="0" w:color="auto" w:frame="1"/>
+        </w:rPr>
+        <w:t>msg.String</w:t>
+      </w:r>
+      <w:proofErr w:type="spellEnd"/>
+      <w:proofErr w:type="gramEnd"/>
+      <w:r>
+        <w:rPr>
+          <w:rFonts w:eastAsia="Times New Roman"/>
+          <w:color w:val="444746"/>
+          <w:sz w:val="21"/>
+          <w:szCs w:val="21"/>
+          <w:bdr w:val="none" w:sz="0" w:space="0" w:color="auto" w:frame="1"/>
+        </w:rPr>
+        <w:t xml:space="preserve">() == </w:t>
       </w:r>
       <w:r>
         <w:rPr>
@@ -9730,7 +12922,29 @@
           <w:szCs w:val="21"/>
           <w:bdr w:val="none" w:sz="0" w:space="0" w:color="auto" w:frame="1"/>
         </w:rPr>
-        <w:t>"ctrl+c"</w:t>
+        <w:t>"</w:t>
+      </w:r>
+      <w:proofErr w:type="spellStart"/>
+      <w:r>
+        <w:rPr>
+          <w:rFonts w:eastAsia="Times New Roman"/>
+          <w:color w:val="188038"/>
+          <w:sz w:val="21"/>
+          <w:szCs w:val="21"/>
+          <w:bdr w:val="none" w:sz="0" w:space="0" w:color="auto" w:frame="1"/>
+        </w:rPr>
+        <w:t>ctrl+c</w:t>
+      </w:r>
+      <w:proofErr w:type="spellEnd"/>
+      <w:r>
+        <w:rPr>
+          <w:rFonts w:eastAsia="Times New Roman"/>
+          <w:color w:val="188038"/>
+          <w:sz w:val="21"/>
+          <w:szCs w:val="21"/>
+          <w:bdr w:val="none" w:sz="0" w:space="0" w:color="auto" w:frame="1"/>
+        </w:rPr>
+        <w:t>"</w:t>
       </w:r>
       <w:r>
         <w:rPr>
@@ -9800,7 +13014,28 @@
           <w:bdr w:val="none" w:sz="0" w:space="0" w:color="auto" w:frame="1"/>
         </w:rPr>
         <w:tab/>
-        <w:t xml:space="preserve">m.quitting = </w:t>
+      </w:r>
+      <w:proofErr w:type="spellStart"/>
+      <w:r>
+        <w:rPr>
+          <w:rFonts w:eastAsia="Times New Roman"/>
+          <w:color w:val="444746"/>
+          <w:sz w:val="21"/>
+          <w:szCs w:val="21"/>
+          <w:bdr w:val="none" w:sz="0" w:space="0" w:color="auto" w:frame="1"/>
+        </w:rPr>
+        <w:t>m.quitting</w:t>
+      </w:r>
+      <w:proofErr w:type="spellEnd"/>
+      <w:r>
+        <w:rPr>
+          <w:rFonts w:eastAsia="Times New Roman"/>
+          <w:color w:val="444746"/>
+          <w:sz w:val="21"/>
+          <w:szCs w:val="21"/>
+          <w:bdr w:val="none" w:sz="0" w:space="0" w:color="auto" w:frame="1"/>
+        </w:rPr>
+        <w:t xml:space="preserve"> = </w:t>
       </w:r>
       <w:r>
         <w:rPr>
@@ -9889,8 +13124,22 @@
           <w:szCs w:val="21"/>
           <w:bdr w:val="none" w:sz="0" w:space="0" w:color="auto" w:frame="1"/>
         </w:rPr>
-        <w:t xml:space="preserve"> m, tea.Quit</w:t>
-      </w:r>
+        <w:t xml:space="preserve"> m, </w:t>
+      </w:r>
+      <w:proofErr w:type="spellStart"/>
+      <w:proofErr w:type="gramStart"/>
+      <w:r>
+        <w:rPr>
+          <w:rFonts w:eastAsia="Times New Roman"/>
+          <w:color w:val="444746"/>
+          <w:sz w:val="21"/>
+          <w:szCs w:val="21"/>
+          <w:bdr w:val="none" w:sz="0" w:space="0" w:color="auto" w:frame="1"/>
+        </w:rPr>
+        <w:t>tea.Quit</w:t>
+      </w:r>
+      <w:proofErr w:type="spellEnd"/>
+      <w:proofErr w:type="gramEnd"/>
     </w:p>
     <w:p>
       <w:pPr>
@@ -10076,7 +13325,29 @@
           <w:szCs w:val="21"/>
           <w:bdr w:val="none" w:sz="0" w:space="0" w:color="auto" w:frame="1"/>
         </w:rPr>
-        <w:t xml:space="preserve"> tickMsg:</w:t>
+        <w:t xml:space="preserve"> </w:t>
+      </w:r>
+      <w:proofErr w:type="spellStart"/>
+      <w:r>
+        <w:rPr>
+          <w:rFonts w:eastAsia="Times New Roman"/>
+          <w:color w:val="444746"/>
+          <w:sz w:val="21"/>
+          <w:szCs w:val="21"/>
+          <w:bdr w:val="none" w:sz="0" w:space="0" w:color="auto" w:frame="1"/>
+        </w:rPr>
+        <w:t>tickMsg</w:t>
+      </w:r>
+      <w:proofErr w:type="spellEnd"/>
+      <w:r>
+        <w:rPr>
+          <w:rFonts w:eastAsia="Times New Roman"/>
+          <w:color w:val="444746"/>
+          <w:sz w:val="21"/>
+          <w:szCs w:val="21"/>
+          <w:bdr w:val="none" w:sz="0" w:space="0" w:color="auto" w:frame="1"/>
+        </w:rPr>
+        <w:t>:</w:t>
       </w:r>
     </w:p>
     <w:p>
@@ -10186,7 +13457,39 @@
           <w:bdr w:val="none" w:sz="0" w:space="0" w:color="auto" w:frame="1"/>
         </w:rPr>
         <w:tab/>
-        <w:t>sources := []</w:t>
+      </w:r>
+      <w:proofErr w:type="gramStart"/>
+      <w:r>
+        <w:rPr>
+          <w:rFonts w:eastAsia="Times New Roman"/>
+          <w:color w:val="444746"/>
+          <w:sz w:val="21"/>
+          <w:szCs w:val="21"/>
+          <w:bdr w:val="none" w:sz="0" w:space="0" w:color="auto" w:frame="1"/>
+        </w:rPr>
+        <w:t>sources :</w:t>
+      </w:r>
+      <w:proofErr w:type="gramEnd"/>
+      <w:r>
+        <w:rPr>
+          <w:rFonts w:eastAsia="Times New Roman"/>
+          <w:color w:val="444746"/>
+          <w:sz w:val="21"/>
+          <w:szCs w:val="21"/>
+          <w:bdr w:val="none" w:sz="0" w:space="0" w:color="auto" w:frame="1"/>
+        </w:rPr>
+        <w:t xml:space="preserve">= </w:t>
+      </w:r>
+      <w:proofErr w:type="gramStart"/>
+      <w:r>
+        <w:rPr>
+          <w:rFonts w:eastAsia="Times New Roman"/>
+          <w:color w:val="444746"/>
+          <w:sz w:val="21"/>
+          <w:szCs w:val="21"/>
+          <w:bdr w:val="none" w:sz="0" w:space="0" w:color="auto" w:frame="1"/>
+        </w:rPr>
+        <w:t>[]</w:t>
       </w:r>
       <w:r>
         <w:rPr>
@@ -10198,6 +13501,7 @@
         </w:rPr>
         <w:t>string</w:t>
       </w:r>
+      <w:proofErr w:type="gramEnd"/>
       <w:r>
         <w:rPr>
           <w:rFonts w:eastAsia="Times New Roman"/>
@@ -10216,8 +13520,20 @@
           <w:szCs w:val="21"/>
           <w:bdr w:val="none" w:sz="0" w:space="0" w:color="auto" w:frame="1"/>
         </w:rPr>
-        <w:t>"Claude  "</w:t>
-      </w:r>
+        <w:t>"</w:t>
+      </w:r>
+      <w:proofErr w:type="gramStart"/>
+      <w:r>
+        <w:rPr>
+          <w:rFonts w:eastAsia="Times New Roman"/>
+          <w:color w:val="188038"/>
+          <w:sz w:val="21"/>
+          <w:szCs w:val="21"/>
+          <w:bdr w:val="none" w:sz="0" w:space="0" w:color="auto" w:frame="1"/>
+        </w:rPr>
+        <w:t>Claude  "</w:t>
+      </w:r>
+      <w:proofErr w:type="gramEnd"/>
       <w:r>
         <w:rPr>
           <w:rFonts w:eastAsia="Times New Roman"/>
@@ -10256,8 +13572,20 @@
           <w:szCs w:val="21"/>
           <w:bdr w:val="none" w:sz="0" w:space="0" w:color="auto" w:frame="1"/>
         </w:rPr>
-        <w:t>"Ollama  "</w:t>
-      </w:r>
+        <w:t>"</w:t>
+      </w:r>
+      <w:proofErr w:type="gramStart"/>
+      <w:r>
+        <w:rPr>
+          <w:rFonts w:eastAsia="Times New Roman"/>
+          <w:color w:val="188038"/>
+          <w:sz w:val="21"/>
+          <w:szCs w:val="21"/>
+          <w:bdr w:val="none" w:sz="0" w:space="0" w:color="auto" w:frame="1"/>
+        </w:rPr>
+        <w:t>Ollama  "</w:t>
+      </w:r>
+      <w:proofErr w:type="gramEnd"/>
       <w:r>
         <w:rPr>
           <w:rFonts w:eastAsia="Times New Roman"/>
@@ -10316,7 +13644,39 @@
           <w:bdr w:val="none" w:sz="0" w:space="0" w:color="auto" w:frame="1"/>
         </w:rPr>
         <w:tab/>
-        <w:t>statuses := []</w:t>
+      </w:r>
+      <w:proofErr w:type="gramStart"/>
+      <w:r>
+        <w:rPr>
+          <w:rFonts w:eastAsia="Times New Roman"/>
+          <w:color w:val="444746"/>
+          <w:sz w:val="21"/>
+          <w:szCs w:val="21"/>
+          <w:bdr w:val="none" w:sz="0" w:space="0" w:color="auto" w:frame="1"/>
+        </w:rPr>
+        <w:t>statuses :</w:t>
+      </w:r>
+      <w:proofErr w:type="gramEnd"/>
+      <w:r>
+        <w:rPr>
+          <w:rFonts w:eastAsia="Times New Roman"/>
+          <w:color w:val="444746"/>
+          <w:sz w:val="21"/>
+          <w:szCs w:val="21"/>
+          <w:bdr w:val="none" w:sz="0" w:space="0" w:color="auto" w:frame="1"/>
+        </w:rPr>
+        <w:t xml:space="preserve">= </w:t>
+      </w:r>
+      <w:proofErr w:type="gramStart"/>
+      <w:r>
+        <w:rPr>
+          <w:rFonts w:eastAsia="Times New Roman"/>
+          <w:color w:val="444746"/>
+          <w:sz w:val="21"/>
+          <w:szCs w:val="21"/>
+          <w:bdr w:val="none" w:sz="0" w:space="0" w:color="auto" w:frame="1"/>
+        </w:rPr>
+        <w:t>[]</w:t>
       </w:r>
       <w:r>
         <w:rPr>
@@ -10328,6 +13688,7 @@
         </w:rPr>
         <w:t>string</w:t>
       </w:r>
+      <w:proofErr w:type="gramEnd"/>
       <w:r>
         <w:rPr>
           <w:rFonts w:eastAsia="Times New Roman"/>
@@ -10426,7 +13787,18 @@
           <w:szCs w:val="21"/>
           <w:bdr w:val="none" w:sz="0" w:space="0" w:color="auto" w:frame="1"/>
         </w:rPr>
-        <w:t>"ERROR"</w:t>
+        <w:t>"</w:t>
+      </w:r>
+      <w:proofErr w:type="gramStart"/>
+      <w:r>
+        <w:rPr>
+          <w:rFonts w:eastAsia="Times New Roman"/>
+          <w:color w:val="188038"/>
+          <w:sz w:val="21"/>
+          <w:szCs w:val="21"/>
+          <w:bdr w:val="none" w:sz="0" w:space="0" w:color="auto" w:frame="1"/>
+        </w:rPr>
+        <w:t>ERROR"</w:t>
       </w:r>
       <w:r>
         <w:rPr>
@@ -10438,6 +13810,7 @@
         </w:rPr>
         <w:t>}</w:t>
       </w:r>
+      <w:proofErr w:type="gramEnd"/>
     </w:p>
     <w:p>
       <w:pPr>
@@ -10535,8 +13908,66 @@
           <w:bdr w:val="none" w:sz="0" w:space="0" w:color="auto" w:frame="1"/>
         </w:rPr>
         <w:tab/>
-        <w:t>src := sources[rand.Intn(</w:t>
-      </w:r>
+      </w:r>
+      <w:proofErr w:type="spellStart"/>
+      <w:proofErr w:type="gramStart"/>
+      <w:r>
+        <w:rPr>
+          <w:rFonts w:eastAsia="Times New Roman"/>
+          <w:color w:val="444746"/>
+          <w:sz w:val="21"/>
+          <w:szCs w:val="21"/>
+          <w:bdr w:val="none" w:sz="0" w:space="0" w:color="auto" w:frame="1"/>
+        </w:rPr>
+        <w:t>src</w:t>
+      </w:r>
+      <w:proofErr w:type="spellEnd"/>
+      <w:r>
+        <w:rPr>
+          <w:rFonts w:eastAsia="Times New Roman"/>
+          <w:color w:val="444746"/>
+          <w:sz w:val="21"/>
+          <w:szCs w:val="21"/>
+          <w:bdr w:val="none" w:sz="0" w:space="0" w:color="auto" w:frame="1"/>
+        </w:rPr>
+        <w:t xml:space="preserve"> :</w:t>
+      </w:r>
+      <w:proofErr w:type="gramEnd"/>
+      <w:r>
+        <w:rPr>
+          <w:rFonts w:eastAsia="Times New Roman"/>
+          <w:color w:val="444746"/>
+          <w:sz w:val="21"/>
+          <w:szCs w:val="21"/>
+          <w:bdr w:val="none" w:sz="0" w:space="0" w:color="auto" w:frame="1"/>
+        </w:rPr>
+        <w:t>= sources[</w:t>
+      </w:r>
+      <w:proofErr w:type="spellStart"/>
+      <w:proofErr w:type="gramStart"/>
+      <w:r>
+        <w:rPr>
+          <w:rFonts w:eastAsia="Times New Roman"/>
+          <w:color w:val="444746"/>
+          <w:sz w:val="21"/>
+          <w:szCs w:val="21"/>
+          <w:bdr w:val="none" w:sz="0" w:space="0" w:color="auto" w:frame="1"/>
+        </w:rPr>
+        <w:t>rand.Intn</w:t>
+      </w:r>
+      <w:proofErr w:type="spellEnd"/>
+      <w:proofErr w:type="gramEnd"/>
+      <w:r>
+        <w:rPr>
+          <w:rFonts w:eastAsia="Times New Roman"/>
+          <w:color w:val="444746"/>
+          <w:sz w:val="21"/>
+          <w:szCs w:val="21"/>
+          <w:bdr w:val="none" w:sz="0" w:space="0" w:color="auto" w:frame="1"/>
+        </w:rPr>
+        <w:t>(</w:t>
+      </w:r>
+      <w:proofErr w:type="spellStart"/>
       <w:r>
         <w:rPr>
           <w:rFonts w:eastAsia="Times New Roman"/>
@@ -10547,6 +13978,7 @@
         </w:rPr>
         <w:t>len</w:t>
       </w:r>
+      <w:proofErr w:type="spellEnd"/>
       <w:r>
         <w:rPr>
           <w:rFonts w:eastAsia="Times New Roman"/>
@@ -10605,8 +14037,54 @@
           <w:bdr w:val="none" w:sz="0" w:space="0" w:color="auto" w:frame="1"/>
         </w:rPr>
         <w:tab/>
-        <w:t>stat := statuses[rand.Intn(</w:t>
-      </w:r>
+      </w:r>
+      <w:proofErr w:type="gramStart"/>
+      <w:r>
+        <w:rPr>
+          <w:rFonts w:eastAsia="Times New Roman"/>
+          <w:color w:val="444746"/>
+          <w:sz w:val="21"/>
+          <w:szCs w:val="21"/>
+          <w:bdr w:val="none" w:sz="0" w:space="0" w:color="auto" w:frame="1"/>
+        </w:rPr>
+        <w:t>stat :</w:t>
+      </w:r>
+      <w:proofErr w:type="gramEnd"/>
+      <w:r>
+        <w:rPr>
+          <w:rFonts w:eastAsia="Times New Roman"/>
+          <w:color w:val="444746"/>
+          <w:sz w:val="21"/>
+          <w:szCs w:val="21"/>
+          <w:bdr w:val="none" w:sz="0" w:space="0" w:color="auto" w:frame="1"/>
+        </w:rPr>
+        <w:t>= statuses[</w:t>
+      </w:r>
+      <w:proofErr w:type="spellStart"/>
+      <w:proofErr w:type="gramStart"/>
+      <w:r>
+        <w:rPr>
+          <w:rFonts w:eastAsia="Times New Roman"/>
+          <w:color w:val="444746"/>
+          <w:sz w:val="21"/>
+          <w:szCs w:val="21"/>
+          <w:bdr w:val="none" w:sz="0" w:space="0" w:color="auto" w:frame="1"/>
+        </w:rPr>
+        <w:t>rand.Intn</w:t>
+      </w:r>
+      <w:proofErr w:type="spellEnd"/>
+      <w:proofErr w:type="gramEnd"/>
+      <w:r>
+        <w:rPr>
+          <w:rFonts w:eastAsia="Times New Roman"/>
+          <w:color w:val="444746"/>
+          <w:sz w:val="21"/>
+          <w:szCs w:val="21"/>
+          <w:bdr w:val="none" w:sz="0" w:space="0" w:color="auto" w:frame="1"/>
+        </w:rPr>
+        <w:t>(</w:t>
+      </w:r>
+      <w:proofErr w:type="spellStart"/>
       <w:r>
         <w:rPr>
           <w:rFonts w:eastAsia="Times New Roman"/>
@@ -10617,6 +14095,7 @@
         </w:rPr>
         <w:t>len</w:t>
       </w:r>
+      <w:proofErr w:type="spellEnd"/>
       <w:r>
         <w:rPr>
           <w:rFonts w:eastAsia="Times New Roman"/>
@@ -10792,7 +14271,18 @@
           <w:szCs w:val="21"/>
           <w:bdr w:val="none" w:sz="0" w:space="0" w:color="auto" w:frame="1"/>
         </w:rPr>
-        <w:t>"ERROR"</w:t>
+        <w:t>"</w:t>
+      </w:r>
+      <w:proofErr w:type="gramStart"/>
+      <w:r>
+        <w:rPr>
+          <w:rFonts w:eastAsia="Times New Roman"/>
+          <w:color w:val="188038"/>
+          <w:sz w:val="21"/>
+          <w:szCs w:val="21"/>
+          <w:bdr w:val="none" w:sz="0" w:space="0" w:color="auto" w:frame="1"/>
+        </w:rPr>
+        <w:t>ERROR"</w:t>
       </w:r>
       <w:r>
         <w:rPr>
@@ -10804,6 +14294,7 @@
         </w:rPr>
         <w:t xml:space="preserve"> {</w:t>
       </w:r>
+      <w:proofErr w:type="gramEnd"/>
     </w:p>
     <w:p>
       <w:pPr>
@@ -10862,7 +14353,28 @@
           <w:bdr w:val="none" w:sz="0" w:space="0" w:color="auto" w:frame="1"/>
         </w:rPr>
         <w:tab/>
-        <w:t>m.errors++</w:t>
+      </w:r>
+      <w:proofErr w:type="spellStart"/>
+      <w:r>
+        <w:rPr>
+          <w:rFonts w:eastAsia="Times New Roman"/>
+          <w:color w:val="444746"/>
+          <w:sz w:val="21"/>
+          <w:szCs w:val="21"/>
+          <w:bdr w:val="none" w:sz="0" w:space="0" w:color="auto" w:frame="1"/>
+        </w:rPr>
+        <w:t>m.errors</w:t>
+      </w:r>
+      <w:proofErr w:type="spellEnd"/>
+      <w:r>
+        <w:rPr>
+          <w:rFonts w:eastAsia="Times New Roman"/>
+          <w:color w:val="444746"/>
+          <w:sz w:val="21"/>
+          <w:szCs w:val="21"/>
+          <w:bdr w:val="none" w:sz="0" w:space="0" w:color="auto" w:frame="1"/>
+        </w:rPr>
+        <w:t>++</w:t>
       </w:r>
     </w:p>
     <w:p>
@@ -10992,7 +14504,28 @@
           <w:bdr w:val="none" w:sz="0" w:space="0" w:color="auto" w:frame="1"/>
         </w:rPr>
         <w:tab/>
-        <w:t>m.processed++</w:t>
+      </w:r>
+      <w:proofErr w:type="spellStart"/>
+      <w:r>
+        <w:rPr>
+          <w:rFonts w:eastAsia="Times New Roman"/>
+          <w:color w:val="444746"/>
+          <w:sz w:val="21"/>
+          <w:szCs w:val="21"/>
+          <w:bdr w:val="none" w:sz="0" w:space="0" w:color="auto" w:frame="1"/>
+        </w:rPr>
+        <w:t>m.processed</w:t>
+      </w:r>
+      <w:proofErr w:type="spellEnd"/>
+      <w:r>
+        <w:rPr>
+          <w:rFonts w:eastAsia="Times New Roman"/>
+          <w:color w:val="444746"/>
+          <w:sz w:val="21"/>
+          <w:szCs w:val="21"/>
+          <w:bdr w:val="none" w:sz="0" w:space="0" w:color="auto" w:frame="1"/>
+        </w:rPr>
+        <w:t>++</w:t>
       </w:r>
     </w:p>
     <w:p>
@@ -11180,8 +14713,65 @@
           <w:bdr w:val="none" w:sz="0" w:space="0" w:color="auto" w:frame="1"/>
         </w:rPr>
         <w:tab/>
-        <w:t>newLog := LogEntry{</w:t>
-      </w:r>
+      </w:r>
+      <w:proofErr w:type="spellStart"/>
+      <w:proofErr w:type="gramStart"/>
+      <w:r>
+        <w:rPr>
+          <w:rFonts w:eastAsia="Times New Roman"/>
+          <w:color w:val="444746"/>
+          <w:sz w:val="21"/>
+          <w:szCs w:val="21"/>
+          <w:bdr w:val="none" w:sz="0" w:space="0" w:color="auto" w:frame="1"/>
+        </w:rPr>
+        <w:t>newLog</w:t>
+      </w:r>
+      <w:proofErr w:type="spellEnd"/>
+      <w:r>
+        <w:rPr>
+          <w:rFonts w:eastAsia="Times New Roman"/>
+          <w:color w:val="444746"/>
+          <w:sz w:val="21"/>
+          <w:szCs w:val="21"/>
+          <w:bdr w:val="none" w:sz="0" w:space="0" w:color="auto" w:frame="1"/>
+        </w:rPr>
+        <w:t xml:space="preserve"> :</w:t>
+      </w:r>
+      <w:proofErr w:type="gramEnd"/>
+      <w:r>
+        <w:rPr>
+          <w:rFonts w:eastAsia="Times New Roman"/>
+          <w:color w:val="444746"/>
+          <w:sz w:val="21"/>
+          <w:szCs w:val="21"/>
+          <w:bdr w:val="none" w:sz="0" w:space="0" w:color="auto" w:frame="1"/>
+        </w:rPr>
+        <w:t xml:space="preserve">= </w:t>
+      </w:r>
+      <w:proofErr w:type="spellStart"/>
+      <w:proofErr w:type="gramStart"/>
+      <w:r>
+        <w:rPr>
+          <w:rFonts w:eastAsia="Times New Roman"/>
+          <w:color w:val="444746"/>
+          <w:sz w:val="21"/>
+          <w:szCs w:val="21"/>
+          <w:bdr w:val="none" w:sz="0" w:space="0" w:color="auto" w:frame="1"/>
+        </w:rPr>
+        <w:t>LogEntry</w:t>
+      </w:r>
+      <w:proofErr w:type="spellEnd"/>
+      <w:r>
+        <w:rPr>
+          <w:rFonts w:eastAsia="Times New Roman"/>
+          <w:color w:val="444746"/>
+          <w:sz w:val="21"/>
+          <w:szCs w:val="21"/>
+          <w:bdr w:val="none" w:sz="0" w:space="0" w:color="auto" w:frame="1"/>
+        </w:rPr>
+        <w:t>{</w:t>
+      </w:r>
+      <w:proofErr w:type="gramEnd"/>
     </w:p>
     <w:p>
       <w:pPr>
@@ -11240,7 +14830,53 @@
           <w:bdr w:val="none" w:sz="0" w:space="0" w:color="auto" w:frame="1"/>
         </w:rPr>
         <w:tab/>
-        <w:t>Time:   time.Now().Format(</w:t>
+        <w:t xml:space="preserve">Time:   </w:t>
+      </w:r>
+      <w:proofErr w:type="spellStart"/>
+      <w:proofErr w:type="gramStart"/>
+      <w:r>
+        <w:rPr>
+          <w:rFonts w:eastAsia="Times New Roman"/>
+          <w:color w:val="444746"/>
+          <w:sz w:val="21"/>
+          <w:szCs w:val="21"/>
+          <w:bdr w:val="none" w:sz="0" w:space="0" w:color="auto" w:frame="1"/>
+        </w:rPr>
+        <w:t>time.Now</w:t>
+      </w:r>
+      <w:proofErr w:type="spellEnd"/>
+      <w:proofErr w:type="gramEnd"/>
+      <w:r>
+        <w:rPr>
+          <w:rFonts w:eastAsia="Times New Roman"/>
+          <w:color w:val="444746"/>
+          <w:sz w:val="21"/>
+          <w:szCs w:val="21"/>
+          <w:bdr w:val="none" w:sz="0" w:space="0" w:color="auto" w:frame="1"/>
+        </w:rPr>
+        <w:t>(</w:t>
+      </w:r>
+      <w:proofErr w:type="gramStart"/>
+      <w:r>
+        <w:rPr>
+          <w:rFonts w:eastAsia="Times New Roman"/>
+          <w:color w:val="444746"/>
+          <w:sz w:val="21"/>
+          <w:szCs w:val="21"/>
+          <w:bdr w:val="none" w:sz="0" w:space="0" w:color="auto" w:frame="1"/>
+        </w:rPr>
+        <w:t>).Format</w:t>
+      </w:r>
+      <w:proofErr w:type="gramEnd"/>
+      <w:r>
+        <w:rPr>
+          <w:rFonts w:eastAsia="Times New Roman"/>
+          <w:color w:val="444746"/>
+          <w:sz w:val="21"/>
+          <w:szCs w:val="21"/>
+          <w:bdr w:val="none" w:sz="0" w:space="0" w:color="auto" w:frame="1"/>
+        </w:rPr>
+        <w:t>(</w:t>
       </w:r>
       <w:r>
         <w:rPr>
@@ -11320,7 +14956,29 @@
           <w:bdr w:val="none" w:sz="0" w:space="0" w:color="auto" w:frame="1"/>
         </w:rPr>
         <w:tab/>
-        <w:t>Source: src,</w:t>
+        <w:t xml:space="preserve">Source: </w:t>
+      </w:r>
+      <w:proofErr w:type="spellStart"/>
+      <w:r>
+        <w:rPr>
+          <w:rFonts w:eastAsia="Times New Roman"/>
+          <w:color w:val="444746"/>
+          <w:sz w:val="21"/>
+          <w:szCs w:val="21"/>
+          <w:bdr w:val="none" w:sz="0" w:space="0" w:color="auto" w:frame="1"/>
+        </w:rPr>
+        <w:t>src</w:t>
+      </w:r>
+      <w:proofErr w:type="spellEnd"/>
+      <w:r>
+        <w:rPr>
+          <w:rFonts w:eastAsia="Times New Roman"/>
+          <w:color w:val="444746"/>
+          <w:sz w:val="21"/>
+          <w:szCs w:val="21"/>
+          <w:bdr w:val="none" w:sz="0" w:space="0" w:color="auto" w:frame="1"/>
+        </w:rPr>
+        <w:t>,</w:t>
       </w:r>
     </w:p>
     <w:p>
@@ -11480,8 +15138,30 @@
           <w:bdr w:val="none" w:sz="0" w:space="0" w:color="auto" w:frame="1"/>
         </w:rPr>
         <w:tab/>
-        <w:t xml:space="preserve">m.logs = </w:t>
-      </w:r>
+      </w:r>
+      <w:proofErr w:type="spellStart"/>
+      <w:r>
+        <w:rPr>
+          <w:rFonts w:eastAsia="Times New Roman"/>
+          <w:color w:val="444746"/>
+          <w:sz w:val="21"/>
+          <w:szCs w:val="21"/>
+          <w:bdr w:val="none" w:sz="0" w:space="0" w:color="auto" w:frame="1"/>
+        </w:rPr>
+        <w:t>m.logs</w:t>
+      </w:r>
+      <w:proofErr w:type="spellEnd"/>
+      <w:r>
+        <w:rPr>
+          <w:rFonts w:eastAsia="Times New Roman"/>
+          <w:color w:val="444746"/>
+          <w:sz w:val="21"/>
+          <w:szCs w:val="21"/>
+          <w:bdr w:val="none" w:sz="0" w:space="0" w:color="auto" w:frame="1"/>
+        </w:rPr>
+        <w:t xml:space="preserve"> = </w:t>
+      </w:r>
+      <w:proofErr w:type="gramStart"/>
       <w:r>
         <w:rPr>
           <w:rFonts w:eastAsia="Times New Roman"/>
@@ -11500,7 +15180,52 @@
           <w:szCs w:val="21"/>
           <w:bdr w:val="none" w:sz="0" w:space="0" w:color="auto" w:frame="1"/>
         </w:rPr>
-        <w:t>(m.logs, newLog)</w:t>
+        <w:t>(</w:t>
+      </w:r>
+      <w:proofErr w:type="spellStart"/>
+      <w:r>
+        <w:rPr>
+          <w:rFonts w:eastAsia="Times New Roman"/>
+          <w:color w:val="444746"/>
+          <w:sz w:val="21"/>
+          <w:szCs w:val="21"/>
+          <w:bdr w:val="none" w:sz="0" w:space="0" w:color="auto" w:frame="1"/>
+        </w:rPr>
+        <w:t>m.logs</w:t>
+      </w:r>
+      <w:proofErr w:type="spellEnd"/>
+      <w:proofErr w:type="gramEnd"/>
+      <w:r>
+        <w:rPr>
+          <w:rFonts w:eastAsia="Times New Roman"/>
+          <w:color w:val="444746"/>
+          <w:sz w:val="21"/>
+          <w:szCs w:val="21"/>
+          <w:bdr w:val="none" w:sz="0" w:space="0" w:color="auto" w:frame="1"/>
+        </w:rPr>
+        <w:t xml:space="preserve">, </w:t>
+      </w:r>
+      <w:proofErr w:type="spellStart"/>
+      <w:r>
+        <w:rPr>
+          <w:rFonts w:eastAsia="Times New Roman"/>
+          <w:color w:val="444746"/>
+          <w:sz w:val="21"/>
+          <w:szCs w:val="21"/>
+          <w:bdr w:val="none" w:sz="0" w:space="0" w:color="auto" w:frame="1"/>
+        </w:rPr>
+        <w:t>newLog</w:t>
+      </w:r>
+      <w:proofErr w:type="spellEnd"/>
+      <w:r>
+        <w:rPr>
+          <w:rFonts w:eastAsia="Times New Roman"/>
+          <w:color w:val="444746"/>
+          <w:sz w:val="21"/>
+          <w:szCs w:val="21"/>
+          <w:bdr w:val="none" w:sz="0" w:space="0" w:color="auto" w:frame="1"/>
+        </w:rPr>
+        <w:t>)</w:t>
       </w:r>
     </w:p>
     <w:p>
@@ -11571,6 +15296,7 @@
         </w:rPr>
         <w:t xml:space="preserve"> </w:t>
       </w:r>
+      <w:proofErr w:type="spellStart"/>
       <w:r>
         <w:rPr>
           <w:rFonts w:eastAsia="Times New Roman"/>
@@ -11581,15 +15307,40 @@
         </w:rPr>
         <w:t>len</w:t>
       </w:r>
-      <w:r>
-        <w:rPr>
-          <w:rFonts w:eastAsia="Times New Roman"/>
-          <w:color w:val="444746"/>
-          <w:sz w:val="21"/>
-          <w:szCs w:val="21"/>
-          <w:bdr w:val="none" w:sz="0" w:space="0" w:color="auto" w:frame="1"/>
-        </w:rPr>
-        <w:t xml:space="preserve">(m.logs) &gt; </w:t>
+      <w:proofErr w:type="spellEnd"/>
+      <w:r>
+        <w:rPr>
+          <w:rFonts w:eastAsia="Times New Roman"/>
+          <w:color w:val="444746"/>
+          <w:sz w:val="21"/>
+          <w:szCs w:val="21"/>
+          <w:bdr w:val="none" w:sz="0" w:space="0" w:color="auto" w:frame="1"/>
+        </w:rPr>
+        <w:t>(</w:t>
+      </w:r>
+      <w:proofErr w:type="spellStart"/>
+      <w:proofErr w:type="gramStart"/>
+      <w:r>
+        <w:rPr>
+          <w:rFonts w:eastAsia="Times New Roman"/>
+          <w:color w:val="444746"/>
+          <w:sz w:val="21"/>
+          <w:szCs w:val="21"/>
+          <w:bdr w:val="none" w:sz="0" w:space="0" w:color="auto" w:frame="1"/>
+        </w:rPr>
+        <w:t>m.logs</w:t>
+      </w:r>
+      <w:proofErr w:type="spellEnd"/>
+      <w:proofErr w:type="gramEnd"/>
+      <w:r>
+        <w:rPr>
+          <w:rFonts w:eastAsia="Times New Roman"/>
+          <w:color w:val="444746"/>
+          <w:sz w:val="21"/>
+          <w:szCs w:val="21"/>
+          <w:bdr w:val="none" w:sz="0" w:space="0" w:color="auto" w:frame="1"/>
+        </w:rPr>
+        <w:t xml:space="preserve">) &gt; </w:t>
       </w:r>
       <w:r>
         <w:rPr>
@@ -11669,7 +15420,52 @@
           <w:bdr w:val="none" w:sz="0" w:space="0" w:color="auto" w:frame="1"/>
         </w:rPr>
         <w:tab/>
-        <w:t>m.logs = m.logs[</w:t>
+      </w:r>
+      <w:proofErr w:type="spellStart"/>
+      <w:r>
+        <w:rPr>
+          <w:rFonts w:eastAsia="Times New Roman"/>
+          <w:color w:val="444746"/>
+          <w:sz w:val="21"/>
+          <w:szCs w:val="21"/>
+          <w:bdr w:val="none" w:sz="0" w:space="0" w:color="auto" w:frame="1"/>
+        </w:rPr>
+        <w:t>m.logs</w:t>
+      </w:r>
+      <w:proofErr w:type="spellEnd"/>
+      <w:r>
+        <w:rPr>
+          <w:rFonts w:eastAsia="Times New Roman"/>
+          <w:color w:val="444746"/>
+          <w:sz w:val="21"/>
+          <w:szCs w:val="21"/>
+          <w:bdr w:val="none" w:sz="0" w:space="0" w:color="auto" w:frame="1"/>
+        </w:rPr>
+        <w:t xml:space="preserve"> = </w:t>
+      </w:r>
+      <w:proofErr w:type="spellStart"/>
+      <w:proofErr w:type="gramStart"/>
+      <w:r>
+        <w:rPr>
+          <w:rFonts w:eastAsia="Times New Roman"/>
+          <w:color w:val="444746"/>
+          <w:sz w:val="21"/>
+          <w:szCs w:val="21"/>
+          <w:bdr w:val="none" w:sz="0" w:space="0" w:color="auto" w:frame="1"/>
+        </w:rPr>
+        <w:t>m.logs</w:t>
+      </w:r>
+      <w:proofErr w:type="spellEnd"/>
+      <w:proofErr w:type="gramEnd"/>
+      <w:r>
+        <w:rPr>
+          <w:rFonts w:eastAsia="Times New Roman"/>
+          <w:color w:val="444746"/>
+          <w:sz w:val="21"/>
+          <w:szCs w:val="21"/>
+          <w:bdr w:val="none" w:sz="0" w:space="0" w:color="auto" w:frame="1"/>
+        </w:rPr>
+        <w:t>[</w:t>
       </w:r>
       <w:r>
         <w:rPr>
@@ -11896,7 +15692,41 @@
           <w:szCs w:val="21"/>
           <w:bdr w:val="none" w:sz="0" w:space="0" w:color="auto" w:frame="1"/>
         </w:rPr>
-        <w:t xml:space="preserve"> m, tickCmd()</w:t>
+        <w:t xml:space="preserve"> m, </w:t>
+      </w:r>
+      <w:proofErr w:type="spellStart"/>
+      <w:proofErr w:type="gramStart"/>
+      <w:r>
+        <w:rPr>
+          <w:rFonts w:eastAsia="Times New Roman"/>
+          <w:color w:val="444746"/>
+          <w:sz w:val="21"/>
+          <w:szCs w:val="21"/>
+          <w:bdr w:val="none" w:sz="0" w:space="0" w:color="auto" w:frame="1"/>
+        </w:rPr>
+        <w:t>tickCmd</w:t>
+      </w:r>
+      <w:proofErr w:type="spellEnd"/>
+      <w:r>
+        <w:rPr>
+          <w:rFonts w:eastAsia="Times New Roman"/>
+          <w:color w:val="444746"/>
+          <w:sz w:val="21"/>
+          <w:szCs w:val="21"/>
+          <w:bdr w:val="none" w:sz="0" w:space="0" w:color="auto" w:frame="1"/>
+        </w:rPr>
+        <w:t>(</w:t>
+      </w:r>
+      <w:proofErr w:type="gramEnd"/>
+      <w:r>
+        <w:rPr>
+          <w:rFonts w:eastAsia="Times New Roman"/>
+          <w:color w:val="444746"/>
+          <w:sz w:val="21"/>
+          <w:szCs w:val="21"/>
+          <w:bdr w:val="none" w:sz="0" w:space="0" w:color="auto" w:frame="1"/>
+        </w:rPr>
+        <w:t>)</w:t>
       </w:r>
     </w:p>
     <w:p>
@@ -12172,6 +16002,7 @@
           <w:bdr w:val="none" w:sz="0" w:space="0" w:color="auto" w:frame="1"/>
         </w:rPr>
       </w:pPr>
+      <w:proofErr w:type="spellStart"/>
       <w:r>
         <w:rPr>
           <w:rFonts w:eastAsia="Times New Roman"/>
@@ -12182,16 +16013,40 @@
         </w:rPr>
         <w:t>func</w:t>
       </w:r>
-      <w:r>
-        <w:rPr>
-          <w:rFonts w:eastAsia="Times New Roman"/>
-          <w:color w:val="444746"/>
-          <w:sz w:val="21"/>
-          <w:szCs w:val="21"/>
-          <w:bdr w:val="none" w:sz="0" w:space="0" w:color="auto" w:frame="1"/>
-        </w:rPr>
-        <w:t xml:space="preserve"> (m BubbleFishModel) </w:t>
-      </w:r>
+      <w:proofErr w:type="spellEnd"/>
+      <w:r>
+        <w:rPr>
+          <w:rFonts w:eastAsia="Times New Roman"/>
+          <w:color w:val="444746"/>
+          <w:sz w:val="21"/>
+          <w:szCs w:val="21"/>
+          <w:bdr w:val="none" w:sz="0" w:space="0" w:color="auto" w:frame="1"/>
+        </w:rPr>
+        <w:t xml:space="preserve"> (m </w:t>
+      </w:r>
+      <w:proofErr w:type="spellStart"/>
+      <w:r>
+        <w:rPr>
+          <w:rFonts w:eastAsia="Times New Roman"/>
+          <w:color w:val="444746"/>
+          <w:sz w:val="21"/>
+          <w:szCs w:val="21"/>
+          <w:bdr w:val="none" w:sz="0" w:space="0" w:color="auto" w:frame="1"/>
+        </w:rPr>
+        <w:t>BubbleFishModel</w:t>
+      </w:r>
+      <w:proofErr w:type="spellEnd"/>
+      <w:r>
+        <w:rPr>
+          <w:rFonts w:eastAsia="Times New Roman"/>
+          <w:color w:val="444746"/>
+          <w:sz w:val="21"/>
+          <w:szCs w:val="21"/>
+          <w:bdr w:val="none" w:sz="0" w:space="0" w:color="auto" w:frame="1"/>
+        </w:rPr>
+        <w:t xml:space="preserve">) </w:t>
+      </w:r>
+      <w:proofErr w:type="gramStart"/>
       <w:r>
         <w:rPr>
           <w:rFonts w:eastAsia="Times New Roman"/>
@@ -12210,7 +16065,18 @@
           <w:szCs w:val="21"/>
           <w:bdr w:val="none" w:sz="0" w:space="0" w:color="auto" w:frame="1"/>
         </w:rPr>
-        <w:t xml:space="preserve">() </w:t>
+        <w:t>(</w:t>
+      </w:r>
+      <w:proofErr w:type="gramEnd"/>
+      <w:r>
+        <w:rPr>
+          <w:rFonts w:eastAsia="Times New Roman"/>
+          <w:color w:val="444746"/>
+          <w:sz w:val="21"/>
+          <w:szCs w:val="21"/>
+          <w:bdr w:val="none" w:sz="0" w:space="0" w:color="auto" w:frame="1"/>
+        </w:rPr>
+        <w:t xml:space="preserve">) </w:t>
       </w:r>
       <w:r>
         <w:rPr>
@@ -12289,7 +16155,31 @@
           <w:szCs w:val="21"/>
           <w:bdr w:val="none" w:sz="0" w:space="0" w:color="auto" w:frame="1"/>
         </w:rPr>
-        <w:t xml:space="preserve"> m.quitting {</w:t>
+        <w:t xml:space="preserve"> </w:t>
+      </w:r>
+      <w:proofErr w:type="spellStart"/>
+      <w:proofErr w:type="gramStart"/>
+      <w:r>
+        <w:rPr>
+          <w:rFonts w:eastAsia="Times New Roman"/>
+          <w:color w:val="444746"/>
+          <w:sz w:val="21"/>
+          <w:szCs w:val="21"/>
+          <w:bdr w:val="none" w:sz="0" w:space="0" w:color="auto" w:frame="1"/>
+        </w:rPr>
+        <w:t>m.quitting</w:t>
+      </w:r>
+      <w:proofErr w:type="spellEnd"/>
+      <w:proofErr w:type="gramEnd"/>
+      <w:r>
+        <w:rPr>
+          <w:rFonts w:eastAsia="Times New Roman"/>
+          <w:color w:val="444746"/>
+          <w:sz w:val="21"/>
+          <w:szCs w:val="21"/>
+          <w:bdr w:val="none" w:sz="0" w:space="0" w:color="auto" w:frame="1"/>
+        </w:rPr>
+        <w:t xml:space="preserve"> {</w:t>
       </w:r>
     </w:p>
     <w:p>
@@ -12368,7 +16258,29 @@
           <w:szCs w:val="21"/>
           <w:bdr w:val="none" w:sz="0" w:space="0" w:color="auto" w:frame="1"/>
         </w:rPr>
-        <w:t>"Shutting down BubbleFish Orchestrator...\n"</w:t>
+        <w:t xml:space="preserve">"Shutting down </w:t>
+      </w:r>
+      <w:proofErr w:type="spellStart"/>
+      <w:r>
+        <w:rPr>
+          <w:rFonts w:eastAsia="Times New Roman"/>
+          <w:color w:val="188038"/>
+          <w:sz w:val="21"/>
+          <w:szCs w:val="21"/>
+          <w:bdr w:val="none" w:sz="0" w:space="0" w:color="auto" w:frame="1"/>
+        </w:rPr>
+        <w:t>BubbleFish</w:t>
+      </w:r>
+      <w:proofErr w:type="spellEnd"/>
+      <w:r>
+        <w:rPr>
+          <w:rFonts w:eastAsia="Times New Roman"/>
+          <w:color w:val="188038"/>
+          <w:sz w:val="21"/>
+          <w:szCs w:val="21"/>
+          <w:bdr w:val="none" w:sz="0" w:space="0" w:color="auto" w:frame="1"/>
+        </w:rPr>
+        <w:t xml:space="preserve"> Orchestrator...\n"</w:t>
       </w:r>
     </w:p>
     <w:p>
@@ -12526,7 +16438,50 @@
           <w:bdr w:val="none" w:sz="0" w:space="0" w:color="auto" w:frame="1"/>
         </w:rPr>
         <w:tab/>
-        <w:t>header := titleStyle.Render(</w:t>
+      </w:r>
+      <w:proofErr w:type="gramStart"/>
+      <w:r>
+        <w:rPr>
+          <w:rFonts w:eastAsia="Times New Roman"/>
+          <w:color w:val="444746"/>
+          <w:sz w:val="21"/>
+          <w:szCs w:val="21"/>
+          <w:bdr w:val="none" w:sz="0" w:space="0" w:color="auto" w:frame="1"/>
+        </w:rPr>
+        <w:t>header :</w:t>
+      </w:r>
+      <w:proofErr w:type="gramEnd"/>
+      <w:r>
+        <w:rPr>
+          <w:rFonts w:eastAsia="Times New Roman"/>
+          <w:color w:val="444746"/>
+          <w:sz w:val="21"/>
+          <w:szCs w:val="21"/>
+          <w:bdr w:val="none" w:sz="0" w:space="0" w:color="auto" w:frame="1"/>
+        </w:rPr>
+        <w:t xml:space="preserve">= </w:t>
+      </w:r>
+      <w:proofErr w:type="spellStart"/>
+      <w:r>
+        <w:rPr>
+          <w:rFonts w:eastAsia="Times New Roman"/>
+          <w:color w:val="444746"/>
+          <w:sz w:val="21"/>
+          <w:szCs w:val="21"/>
+          <w:bdr w:val="none" w:sz="0" w:space="0" w:color="auto" w:frame="1"/>
+        </w:rPr>
+        <w:t>titleStyle.Render</w:t>
+      </w:r>
+      <w:proofErr w:type="spellEnd"/>
+      <w:r>
+        <w:rPr>
+          <w:rFonts w:eastAsia="Times New Roman"/>
+          <w:color w:val="444746"/>
+          <w:sz w:val="21"/>
+          <w:szCs w:val="21"/>
+          <w:bdr w:val="none" w:sz="0" w:space="0" w:color="auto" w:frame="1"/>
+        </w:rPr>
+        <w:t>(</w:t>
       </w:r>
       <w:r>
         <w:rPr>
@@ -12684,7 +16639,40 @@
           <w:bdr w:val="none" w:sz="0" w:space="0" w:color="auto" w:frame="1"/>
         </w:rPr>
         <w:tab/>
-        <w:t xml:space="preserve">logContent := </w:t>
+      </w:r>
+      <w:proofErr w:type="spellStart"/>
+      <w:proofErr w:type="gramStart"/>
+      <w:r>
+        <w:rPr>
+          <w:rFonts w:eastAsia="Times New Roman"/>
+          <w:color w:val="444746"/>
+          <w:sz w:val="21"/>
+          <w:szCs w:val="21"/>
+          <w:bdr w:val="none" w:sz="0" w:space="0" w:color="auto" w:frame="1"/>
+        </w:rPr>
+        <w:t>logContent</w:t>
+      </w:r>
+      <w:proofErr w:type="spellEnd"/>
+      <w:r>
+        <w:rPr>
+          <w:rFonts w:eastAsia="Times New Roman"/>
+          <w:color w:val="444746"/>
+          <w:sz w:val="21"/>
+          <w:szCs w:val="21"/>
+          <w:bdr w:val="none" w:sz="0" w:space="0" w:color="auto" w:frame="1"/>
+        </w:rPr>
+        <w:t xml:space="preserve"> :</w:t>
+      </w:r>
+      <w:proofErr w:type="gramEnd"/>
+      <w:r>
+        <w:rPr>
+          <w:rFonts w:eastAsia="Times New Roman"/>
+          <w:color w:val="444746"/>
+          <w:sz w:val="21"/>
+          <w:szCs w:val="21"/>
+          <w:bdr w:val="none" w:sz="0" w:space="0" w:color="auto" w:frame="1"/>
+        </w:rPr>
+        <w:t xml:space="preserve">= </w:t>
       </w:r>
       <w:r>
         <w:rPr>
@@ -12753,7 +16741,29 @@
           <w:szCs w:val="21"/>
           <w:bdr w:val="none" w:sz="0" w:space="0" w:color="auto" w:frame="1"/>
         </w:rPr>
-        <w:t xml:space="preserve"> _, l := </w:t>
+        <w:t xml:space="preserve"> _, </w:t>
+      </w:r>
+      <w:proofErr w:type="gramStart"/>
+      <w:r>
+        <w:rPr>
+          <w:rFonts w:eastAsia="Times New Roman"/>
+          <w:color w:val="444746"/>
+          <w:sz w:val="21"/>
+          <w:szCs w:val="21"/>
+          <w:bdr w:val="none" w:sz="0" w:space="0" w:color="auto" w:frame="1"/>
+        </w:rPr>
+        <w:t>l :</w:t>
+      </w:r>
+      <w:proofErr w:type="gramEnd"/>
+      <w:r>
+        <w:rPr>
+          <w:rFonts w:eastAsia="Times New Roman"/>
+          <w:color w:val="444746"/>
+          <w:sz w:val="21"/>
+          <w:szCs w:val="21"/>
+          <w:bdr w:val="none" w:sz="0" w:space="0" w:color="auto" w:frame="1"/>
+        </w:rPr>
+        <w:t xml:space="preserve">= </w:t>
       </w:r>
       <w:r>
         <w:rPr>
@@ -12773,7 +16783,31 @@
           <w:szCs w:val="21"/>
           <w:bdr w:val="none" w:sz="0" w:space="0" w:color="auto" w:frame="1"/>
         </w:rPr>
-        <w:t xml:space="preserve"> m.logs {</w:t>
+        <w:t xml:space="preserve"> </w:t>
+      </w:r>
+      <w:proofErr w:type="spellStart"/>
+      <w:proofErr w:type="gramStart"/>
+      <w:r>
+        <w:rPr>
+          <w:rFonts w:eastAsia="Times New Roman"/>
+          <w:color w:val="444746"/>
+          <w:sz w:val="21"/>
+          <w:szCs w:val="21"/>
+          <w:bdr w:val="none" w:sz="0" w:space="0" w:color="auto" w:frame="1"/>
+        </w:rPr>
+        <w:t>m.logs</w:t>
+      </w:r>
+      <w:proofErr w:type="spellEnd"/>
+      <w:proofErr w:type="gramEnd"/>
+      <w:r>
+        <w:rPr>
+          <w:rFonts w:eastAsia="Times New Roman"/>
+          <w:color w:val="444746"/>
+          <w:sz w:val="21"/>
+          <w:szCs w:val="21"/>
+          <w:bdr w:val="none" w:sz="0" w:space="0" w:color="auto" w:frame="1"/>
+        </w:rPr>
+        <w:t xml:space="preserve"> {</w:t>
       </w:r>
     </w:p>
     <w:p>
@@ -12823,7 +16857,86 @@
           <w:bdr w:val="none" w:sz="0" w:space="0" w:color="auto" w:frame="1"/>
         </w:rPr>
         <w:tab/>
-        <w:t>statusText := successStyle.Render(l.Status)</w:t>
+      </w:r>
+      <w:proofErr w:type="spellStart"/>
+      <w:proofErr w:type="gramStart"/>
+      <w:r>
+        <w:rPr>
+          <w:rFonts w:eastAsia="Times New Roman"/>
+          <w:color w:val="444746"/>
+          <w:sz w:val="21"/>
+          <w:szCs w:val="21"/>
+          <w:bdr w:val="none" w:sz="0" w:space="0" w:color="auto" w:frame="1"/>
+        </w:rPr>
+        <w:t>statusText</w:t>
+      </w:r>
+      <w:proofErr w:type="spellEnd"/>
+      <w:r>
+        <w:rPr>
+          <w:rFonts w:eastAsia="Times New Roman"/>
+          <w:color w:val="444746"/>
+          <w:sz w:val="21"/>
+          <w:szCs w:val="21"/>
+          <w:bdr w:val="none" w:sz="0" w:space="0" w:color="auto" w:frame="1"/>
+        </w:rPr>
+        <w:t xml:space="preserve"> :</w:t>
+      </w:r>
+      <w:proofErr w:type="gramEnd"/>
+      <w:r>
+        <w:rPr>
+          <w:rFonts w:eastAsia="Times New Roman"/>
+          <w:color w:val="444746"/>
+          <w:sz w:val="21"/>
+          <w:szCs w:val="21"/>
+          <w:bdr w:val="none" w:sz="0" w:space="0" w:color="auto" w:frame="1"/>
+        </w:rPr>
+        <w:t xml:space="preserve">= </w:t>
+      </w:r>
+      <w:proofErr w:type="spellStart"/>
+      <w:r>
+        <w:rPr>
+          <w:rFonts w:eastAsia="Times New Roman"/>
+          <w:color w:val="444746"/>
+          <w:sz w:val="21"/>
+          <w:szCs w:val="21"/>
+          <w:bdr w:val="none" w:sz="0" w:space="0" w:color="auto" w:frame="1"/>
+        </w:rPr>
+        <w:t>successStyle.Render</w:t>
+      </w:r>
+      <w:proofErr w:type="spellEnd"/>
+      <w:r>
+        <w:rPr>
+          <w:rFonts w:eastAsia="Times New Roman"/>
+          <w:color w:val="444746"/>
+          <w:sz w:val="21"/>
+          <w:szCs w:val="21"/>
+          <w:bdr w:val="none" w:sz="0" w:space="0" w:color="auto" w:frame="1"/>
+        </w:rPr>
+        <w:t>(</w:t>
+      </w:r>
+      <w:proofErr w:type="spellStart"/>
+      <w:proofErr w:type="gramStart"/>
+      <w:r>
+        <w:rPr>
+          <w:rFonts w:eastAsia="Times New Roman"/>
+          <w:color w:val="444746"/>
+          <w:sz w:val="21"/>
+          <w:szCs w:val="21"/>
+          <w:bdr w:val="none" w:sz="0" w:space="0" w:color="auto" w:frame="1"/>
+        </w:rPr>
+        <w:t>l.Status</w:t>
+      </w:r>
+      <w:proofErr w:type="spellEnd"/>
+      <w:proofErr w:type="gramEnd"/>
+      <w:r>
+        <w:rPr>
+          <w:rFonts w:eastAsia="Times New Roman"/>
+          <w:color w:val="444746"/>
+          <w:sz w:val="21"/>
+          <w:szCs w:val="21"/>
+          <w:bdr w:val="none" w:sz="0" w:space="0" w:color="auto" w:frame="1"/>
+        </w:rPr>
+        <w:t>)</w:t>
       </w:r>
     </w:p>
     <w:p>
@@ -12892,7 +17005,31 @@
           <w:szCs w:val="21"/>
           <w:bdr w:val="none" w:sz="0" w:space="0" w:color="auto" w:frame="1"/>
         </w:rPr>
-        <w:t xml:space="preserve"> l.Status == </w:t>
+        <w:t xml:space="preserve"> </w:t>
+      </w:r>
+      <w:proofErr w:type="spellStart"/>
+      <w:proofErr w:type="gramStart"/>
+      <w:r>
+        <w:rPr>
+          <w:rFonts w:eastAsia="Times New Roman"/>
+          <w:color w:val="444746"/>
+          <w:sz w:val="21"/>
+          <w:szCs w:val="21"/>
+          <w:bdr w:val="none" w:sz="0" w:space="0" w:color="auto" w:frame="1"/>
+        </w:rPr>
+        <w:t>l.Status</w:t>
+      </w:r>
+      <w:proofErr w:type="spellEnd"/>
+      <w:proofErr w:type="gramEnd"/>
+      <w:r>
+        <w:rPr>
+          <w:rFonts w:eastAsia="Times New Roman"/>
+          <w:color w:val="444746"/>
+          <w:sz w:val="21"/>
+          <w:szCs w:val="21"/>
+          <w:bdr w:val="none" w:sz="0" w:space="0" w:color="auto" w:frame="1"/>
+        </w:rPr>
+        <w:t xml:space="preserve"> == </w:t>
       </w:r>
       <w:r>
         <w:rPr>
@@ -12902,7 +17039,18 @@
           <w:szCs w:val="21"/>
           <w:bdr w:val="none" w:sz="0" w:space="0" w:color="auto" w:frame="1"/>
         </w:rPr>
-        <w:t>"ERROR"</w:t>
+        <w:t>"</w:t>
+      </w:r>
+      <w:proofErr w:type="gramStart"/>
+      <w:r>
+        <w:rPr>
+          <w:rFonts w:eastAsia="Times New Roman"/>
+          <w:color w:val="188038"/>
+          <w:sz w:val="21"/>
+          <w:szCs w:val="21"/>
+          <w:bdr w:val="none" w:sz="0" w:space="0" w:color="auto" w:frame="1"/>
+        </w:rPr>
+        <w:t>ERROR"</w:t>
       </w:r>
       <w:r>
         <w:rPr>
@@ -12914,6 +17062,7 @@
         </w:rPr>
         <w:t xml:space="preserve"> {</w:t>
       </w:r>
+      <w:proofErr w:type="gramEnd"/>
     </w:p>
     <w:p>
       <w:pPr>
@@ -12972,7 +17121,74 @@
           <w:bdr w:val="none" w:sz="0" w:space="0" w:color="auto" w:frame="1"/>
         </w:rPr>
         <w:tab/>
-        <w:t>statusText = errorStyle.Render(l.Status)</w:t>
+      </w:r>
+      <w:proofErr w:type="spellStart"/>
+      <w:r>
+        <w:rPr>
+          <w:rFonts w:eastAsia="Times New Roman"/>
+          <w:color w:val="444746"/>
+          <w:sz w:val="21"/>
+          <w:szCs w:val="21"/>
+          <w:bdr w:val="none" w:sz="0" w:space="0" w:color="auto" w:frame="1"/>
+        </w:rPr>
+        <w:t>statusText</w:t>
+      </w:r>
+      <w:proofErr w:type="spellEnd"/>
+      <w:r>
+        <w:rPr>
+          <w:rFonts w:eastAsia="Times New Roman"/>
+          <w:color w:val="444746"/>
+          <w:sz w:val="21"/>
+          <w:szCs w:val="21"/>
+          <w:bdr w:val="none" w:sz="0" w:space="0" w:color="auto" w:frame="1"/>
+        </w:rPr>
+        <w:t xml:space="preserve"> = </w:t>
+      </w:r>
+      <w:proofErr w:type="spellStart"/>
+      <w:r>
+        <w:rPr>
+          <w:rFonts w:eastAsia="Times New Roman"/>
+          <w:color w:val="444746"/>
+          <w:sz w:val="21"/>
+          <w:szCs w:val="21"/>
+          <w:bdr w:val="none" w:sz="0" w:space="0" w:color="auto" w:frame="1"/>
+        </w:rPr>
+        <w:t>errorStyle.Render</w:t>
+      </w:r>
+      <w:proofErr w:type="spellEnd"/>
+      <w:r>
+        <w:rPr>
+          <w:rFonts w:eastAsia="Times New Roman"/>
+          <w:color w:val="444746"/>
+          <w:sz w:val="21"/>
+          <w:szCs w:val="21"/>
+          <w:bdr w:val="none" w:sz="0" w:space="0" w:color="auto" w:frame="1"/>
+        </w:rPr>
+        <w:t>(</w:t>
+      </w:r>
+      <w:proofErr w:type="spellStart"/>
+      <w:proofErr w:type="gramStart"/>
+      <w:r>
+        <w:rPr>
+          <w:rFonts w:eastAsia="Times New Roman"/>
+          <w:color w:val="444746"/>
+          <w:sz w:val="21"/>
+          <w:szCs w:val="21"/>
+          <w:bdr w:val="none" w:sz="0" w:space="0" w:color="auto" w:frame="1"/>
+        </w:rPr>
+        <w:t>l.Status</w:t>
+      </w:r>
+      <w:proofErr w:type="spellEnd"/>
+      <w:proofErr w:type="gramEnd"/>
+      <w:r>
+        <w:rPr>
+          <w:rFonts w:eastAsia="Times New Roman"/>
+          <w:color w:val="444746"/>
+          <w:sz w:val="21"/>
+          <w:szCs w:val="21"/>
+          <w:bdr w:val="none" w:sz="0" w:space="0" w:color="auto" w:frame="1"/>
+        </w:rPr>
+        <w:t>)</w:t>
       </w:r>
     </w:p>
     <w:p>
@@ -13062,7 +17278,31 @@
           <w:szCs w:val="21"/>
           <w:bdr w:val="none" w:sz="0" w:space="0" w:color="auto" w:frame="1"/>
         </w:rPr>
-        <w:t xml:space="preserve"> l.Status == </w:t>
+        <w:t xml:space="preserve"> </w:t>
+      </w:r>
+      <w:proofErr w:type="spellStart"/>
+      <w:proofErr w:type="gramStart"/>
+      <w:r>
+        <w:rPr>
+          <w:rFonts w:eastAsia="Times New Roman"/>
+          <w:color w:val="444746"/>
+          <w:sz w:val="21"/>
+          <w:szCs w:val="21"/>
+          <w:bdr w:val="none" w:sz="0" w:space="0" w:color="auto" w:frame="1"/>
+        </w:rPr>
+        <w:t>l.Status</w:t>
+      </w:r>
+      <w:proofErr w:type="spellEnd"/>
+      <w:proofErr w:type="gramEnd"/>
+      <w:r>
+        <w:rPr>
+          <w:rFonts w:eastAsia="Times New Roman"/>
+          <w:color w:val="444746"/>
+          <w:sz w:val="21"/>
+          <w:szCs w:val="21"/>
+          <w:bdr w:val="none" w:sz="0" w:space="0" w:color="auto" w:frame="1"/>
+        </w:rPr>
+        <w:t xml:space="preserve"> == </w:t>
       </w:r>
       <w:r>
         <w:rPr>
@@ -13142,7 +17382,83 @@
           <w:bdr w:val="none" w:sz="0" w:space="0" w:color="auto" w:frame="1"/>
         </w:rPr>
         <w:tab/>
-        <w:t>statusText = lipgloss.NewStyle().Foreground(lipgloss.Color(</w:t>
+      </w:r>
+      <w:proofErr w:type="spellStart"/>
+      <w:r>
+        <w:rPr>
+          <w:rFonts w:eastAsia="Times New Roman"/>
+          <w:color w:val="444746"/>
+          <w:sz w:val="21"/>
+          <w:szCs w:val="21"/>
+          <w:bdr w:val="none" w:sz="0" w:space="0" w:color="auto" w:frame="1"/>
+        </w:rPr>
+        <w:t>statusText</w:t>
+      </w:r>
+      <w:proofErr w:type="spellEnd"/>
+      <w:r>
+        <w:rPr>
+          <w:rFonts w:eastAsia="Times New Roman"/>
+          <w:color w:val="444746"/>
+          <w:sz w:val="21"/>
+          <w:szCs w:val="21"/>
+          <w:bdr w:val="none" w:sz="0" w:space="0" w:color="auto" w:frame="1"/>
+        </w:rPr>
+        <w:t xml:space="preserve"> = </w:t>
+      </w:r>
+      <w:proofErr w:type="gramStart"/>
+      <w:r>
+        <w:rPr>
+          <w:rFonts w:eastAsia="Times New Roman"/>
+          <w:color w:val="444746"/>
+          <w:sz w:val="21"/>
+          <w:szCs w:val="21"/>
+          <w:bdr w:val="none" w:sz="0" w:space="0" w:color="auto" w:frame="1"/>
+        </w:rPr>
+        <w:t>lipgloss.NewStyle</w:t>
+      </w:r>
+      <w:proofErr w:type="gramEnd"/>
+      <w:r>
+        <w:rPr>
+          <w:rFonts w:eastAsia="Times New Roman"/>
+          <w:color w:val="444746"/>
+          <w:sz w:val="21"/>
+          <w:szCs w:val="21"/>
+          <w:bdr w:val="none" w:sz="0" w:space="0" w:color="auto" w:frame="1"/>
+        </w:rPr>
+        <w:t>(</w:t>
+      </w:r>
+      <w:proofErr w:type="gramStart"/>
+      <w:r>
+        <w:rPr>
+          <w:rFonts w:eastAsia="Times New Roman"/>
+          <w:color w:val="444746"/>
+          <w:sz w:val="21"/>
+          <w:szCs w:val="21"/>
+          <w:bdr w:val="none" w:sz="0" w:space="0" w:color="auto" w:frame="1"/>
+        </w:rPr>
+        <w:t>).Foreground</w:t>
+      </w:r>
+      <w:proofErr w:type="gramEnd"/>
+      <w:r>
+        <w:rPr>
+          <w:rFonts w:eastAsia="Times New Roman"/>
+          <w:color w:val="444746"/>
+          <w:sz w:val="21"/>
+          <w:szCs w:val="21"/>
+          <w:bdr w:val="none" w:sz="0" w:space="0" w:color="auto" w:frame="1"/>
+        </w:rPr>
+        <w:t>(</w:t>
+      </w:r>
+      <w:proofErr w:type="gramStart"/>
+      <w:r>
+        <w:rPr>
+          <w:rFonts w:eastAsia="Times New Roman"/>
+          <w:color w:val="444746"/>
+          <w:sz w:val="21"/>
+          <w:szCs w:val="21"/>
+          <w:bdr w:val="none" w:sz="0" w:space="0" w:color="auto" w:frame="1"/>
+        </w:rPr>
+        <w:t>lipgloss.Color(</w:t>
       </w:r>
       <w:r>
         <w:rPr>
@@ -13162,7 +17478,40 @@
           <w:szCs w:val="21"/>
           <w:bdr w:val="none" w:sz="0" w:space="0" w:color="auto" w:frame="1"/>
         </w:rPr>
-        <w:t>)).Render(l.Status)</w:t>
+        <w:t>)).Render</w:t>
+      </w:r>
+      <w:proofErr w:type="gramEnd"/>
+      <w:r>
+        <w:rPr>
+          <w:rFonts w:eastAsia="Times New Roman"/>
+          <w:color w:val="444746"/>
+          <w:sz w:val="21"/>
+          <w:szCs w:val="21"/>
+          <w:bdr w:val="none" w:sz="0" w:space="0" w:color="auto" w:frame="1"/>
+        </w:rPr>
+        <w:t>(</w:t>
+      </w:r>
+      <w:proofErr w:type="gramStart"/>
+      <w:r>
+        <w:rPr>
+          <w:rFonts w:eastAsia="Times New Roman"/>
+          <w:color w:val="444746"/>
+          <w:sz w:val="21"/>
+          <w:szCs w:val="21"/>
+          <w:bdr w:val="none" w:sz="0" w:space="0" w:color="auto" w:frame="1"/>
+        </w:rPr>
+        <w:t>l.Status</w:t>
+      </w:r>
+      <w:proofErr w:type="gramEnd"/>
+      <w:r>
+        <w:rPr>
+          <w:rFonts w:eastAsia="Times New Roman"/>
+          <w:color w:val="444746"/>
+          <w:sz w:val="21"/>
+          <w:szCs w:val="21"/>
+          <w:bdr w:val="none" w:sz="0" w:space="0" w:color="auto" w:frame="1"/>
+        </w:rPr>
+        <w:t>)</w:t>
       </w:r>
     </w:p>
     <w:p>
@@ -13292,7 +17641,52 @@
           <w:bdr w:val="none" w:sz="0" w:space="0" w:color="auto" w:frame="1"/>
         </w:rPr>
         <w:tab/>
-        <w:t>line := fmt.Sprintf(</w:t>
+      </w:r>
+      <w:proofErr w:type="gramStart"/>
+      <w:r>
+        <w:rPr>
+          <w:rFonts w:eastAsia="Times New Roman"/>
+          <w:color w:val="444746"/>
+          <w:sz w:val="21"/>
+          <w:szCs w:val="21"/>
+          <w:bdr w:val="none" w:sz="0" w:space="0" w:color="auto" w:frame="1"/>
+        </w:rPr>
+        <w:t>line :</w:t>
+      </w:r>
+      <w:proofErr w:type="gramEnd"/>
+      <w:r>
+        <w:rPr>
+          <w:rFonts w:eastAsia="Times New Roman"/>
+          <w:color w:val="444746"/>
+          <w:sz w:val="21"/>
+          <w:szCs w:val="21"/>
+          <w:bdr w:val="none" w:sz="0" w:space="0" w:color="auto" w:frame="1"/>
+        </w:rPr>
+        <w:t xml:space="preserve">= </w:t>
+      </w:r>
+      <w:proofErr w:type="spellStart"/>
+      <w:proofErr w:type="gramStart"/>
+      <w:r>
+        <w:rPr>
+          <w:rFonts w:eastAsia="Times New Roman"/>
+          <w:color w:val="444746"/>
+          <w:sz w:val="21"/>
+          <w:szCs w:val="21"/>
+          <w:bdr w:val="none" w:sz="0" w:space="0" w:color="auto" w:frame="1"/>
+        </w:rPr>
+        <w:t>fmt.Sprintf</w:t>
+      </w:r>
+      <w:proofErr w:type="spellEnd"/>
+      <w:proofErr w:type="gramEnd"/>
+      <w:r>
+        <w:rPr>
+          <w:rFonts w:eastAsia="Times New Roman"/>
+          <w:color w:val="444746"/>
+          <w:sz w:val="21"/>
+          <w:szCs w:val="21"/>
+          <w:bdr w:val="none" w:sz="0" w:space="0" w:color="auto" w:frame="1"/>
+        </w:rPr>
+        <w:t>(</w:t>
       </w:r>
       <w:r>
         <w:rPr>
@@ -13312,7 +17706,99 @@
           <w:szCs w:val="21"/>
           <w:bdr w:val="none" w:sz="0" w:space="0" w:color="auto" w:frame="1"/>
         </w:rPr>
-        <w:t>, l.Time, sourceStyle.Render(l.Source), statusText)</w:t>
+        <w:t xml:space="preserve">, </w:t>
+      </w:r>
+      <w:proofErr w:type="spellStart"/>
+      <w:proofErr w:type="gramStart"/>
+      <w:r>
+        <w:rPr>
+          <w:rFonts w:eastAsia="Times New Roman"/>
+          <w:color w:val="444746"/>
+          <w:sz w:val="21"/>
+          <w:szCs w:val="21"/>
+          <w:bdr w:val="none" w:sz="0" w:space="0" w:color="auto" w:frame="1"/>
+        </w:rPr>
+        <w:t>l.Time</w:t>
+      </w:r>
+      <w:proofErr w:type="spellEnd"/>
+      <w:proofErr w:type="gramEnd"/>
+      <w:r>
+        <w:rPr>
+          <w:rFonts w:eastAsia="Times New Roman"/>
+          <w:color w:val="444746"/>
+          <w:sz w:val="21"/>
+          <w:szCs w:val="21"/>
+          <w:bdr w:val="none" w:sz="0" w:space="0" w:color="auto" w:frame="1"/>
+        </w:rPr>
+        <w:t xml:space="preserve">, </w:t>
+      </w:r>
+      <w:proofErr w:type="spellStart"/>
+      <w:r>
+        <w:rPr>
+          <w:rFonts w:eastAsia="Times New Roman"/>
+          <w:color w:val="444746"/>
+          <w:sz w:val="21"/>
+          <w:szCs w:val="21"/>
+          <w:bdr w:val="none" w:sz="0" w:space="0" w:color="auto" w:frame="1"/>
+        </w:rPr>
+        <w:t>sourceStyle.Render</w:t>
+      </w:r>
+      <w:proofErr w:type="spellEnd"/>
+      <w:r>
+        <w:rPr>
+          <w:rFonts w:eastAsia="Times New Roman"/>
+          <w:color w:val="444746"/>
+          <w:sz w:val="21"/>
+          <w:szCs w:val="21"/>
+          <w:bdr w:val="none" w:sz="0" w:space="0" w:color="auto" w:frame="1"/>
+        </w:rPr>
+        <w:t>(</w:t>
+      </w:r>
+      <w:proofErr w:type="spellStart"/>
+      <w:proofErr w:type="gramStart"/>
+      <w:r>
+        <w:rPr>
+          <w:rFonts w:eastAsia="Times New Roman"/>
+          <w:color w:val="444746"/>
+          <w:sz w:val="21"/>
+          <w:szCs w:val="21"/>
+          <w:bdr w:val="none" w:sz="0" w:space="0" w:color="auto" w:frame="1"/>
+        </w:rPr>
+        <w:t>l.Source</w:t>
+      </w:r>
+      <w:proofErr w:type="spellEnd"/>
+      <w:proofErr w:type="gramEnd"/>
+      <w:r>
+        <w:rPr>
+          <w:rFonts w:eastAsia="Times New Roman"/>
+          <w:color w:val="444746"/>
+          <w:sz w:val="21"/>
+          <w:szCs w:val="21"/>
+          <w:bdr w:val="none" w:sz="0" w:space="0" w:color="auto" w:frame="1"/>
+        </w:rPr>
+        <w:t xml:space="preserve">), </w:t>
+      </w:r>
+      <w:proofErr w:type="spellStart"/>
+      <w:r>
+        <w:rPr>
+          <w:rFonts w:eastAsia="Times New Roman"/>
+          <w:color w:val="444746"/>
+          <w:sz w:val="21"/>
+          <w:szCs w:val="21"/>
+          <w:bdr w:val="none" w:sz="0" w:space="0" w:color="auto" w:frame="1"/>
+        </w:rPr>
+        <w:t>statusText</w:t>
+      </w:r>
+      <w:proofErr w:type="spellEnd"/>
+      <w:r>
+        <w:rPr>
+          <w:rFonts w:eastAsia="Times New Roman"/>
+          <w:color w:val="444746"/>
+          <w:sz w:val="21"/>
+          <w:szCs w:val="21"/>
+          <w:bdr w:val="none" w:sz="0" w:space="0" w:color="auto" w:frame="1"/>
+        </w:rPr>
+        <w:t>)</w:t>
       </w:r>
     </w:p>
     <w:p>
@@ -13362,7 +17848,28 @@
           <w:bdr w:val="none" w:sz="0" w:space="0" w:color="auto" w:frame="1"/>
         </w:rPr>
         <w:tab/>
-        <w:t xml:space="preserve">logContent += line + </w:t>
+      </w:r>
+      <w:proofErr w:type="spellStart"/>
+      <w:r>
+        <w:rPr>
+          <w:rFonts w:eastAsia="Times New Roman"/>
+          <w:color w:val="444746"/>
+          <w:sz w:val="21"/>
+          <w:szCs w:val="21"/>
+          <w:bdr w:val="none" w:sz="0" w:space="0" w:color="auto" w:frame="1"/>
+        </w:rPr>
+        <w:t>logContent</w:t>
+      </w:r>
+      <w:proofErr w:type="spellEnd"/>
+      <w:r>
+        <w:rPr>
+          <w:rFonts w:eastAsia="Times New Roman"/>
+          <w:color w:val="444746"/>
+          <w:sz w:val="21"/>
+          <w:szCs w:val="21"/>
+          <w:bdr w:val="none" w:sz="0" w:space="0" w:color="auto" w:frame="1"/>
+        </w:rPr>
+        <w:t xml:space="preserve"> += line + </w:t>
       </w:r>
       <w:r>
         <w:rPr>
@@ -13452,7 +17959,84 @@
           <w:bdr w:val="none" w:sz="0" w:space="0" w:color="auto" w:frame="1"/>
         </w:rPr>
         <w:tab/>
-        <w:t>leftPane := paneStyle.Render(logContent)</w:t>
+      </w:r>
+      <w:proofErr w:type="spellStart"/>
+      <w:proofErr w:type="gramStart"/>
+      <w:r>
+        <w:rPr>
+          <w:rFonts w:eastAsia="Times New Roman"/>
+          <w:color w:val="444746"/>
+          <w:sz w:val="21"/>
+          <w:szCs w:val="21"/>
+          <w:bdr w:val="none" w:sz="0" w:space="0" w:color="auto" w:frame="1"/>
+        </w:rPr>
+        <w:t>leftPane</w:t>
+      </w:r>
+      <w:proofErr w:type="spellEnd"/>
+      <w:r>
+        <w:rPr>
+          <w:rFonts w:eastAsia="Times New Roman"/>
+          <w:color w:val="444746"/>
+          <w:sz w:val="21"/>
+          <w:szCs w:val="21"/>
+          <w:bdr w:val="none" w:sz="0" w:space="0" w:color="auto" w:frame="1"/>
+        </w:rPr>
+        <w:t xml:space="preserve"> :</w:t>
+      </w:r>
+      <w:proofErr w:type="gramEnd"/>
+      <w:r>
+        <w:rPr>
+          <w:rFonts w:eastAsia="Times New Roman"/>
+          <w:color w:val="444746"/>
+          <w:sz w:val="21"/>
+          <w:szCs w:val="21"/>
+          <w:bdr w:val="none" w:sz="0" w:space="0" w:color="auto" w:frame="1"/>
+        </w:rPr>
+        <w:t xml:space="preserve">= </w:t>
+      </w:r>
+      <w:proofErr w:type="spellStart"/>
+      <w:r>
+        <w:rPr>
+          <w:rFonts w:eastAsia="Times New Roman"/>
+          <w:color w:val="444746"/>
+          <w:sz w:val="21"/>
+          <w:szCs w:val="21"/>
+          <w:bdr w:val="none" w:sz="0" w:space="0" w:color="auto" w:frame="1"/>
+        </w:rPr>
+        <w:t>paneStyle.Render</w:t>
+      </w:r>
+      <w:proofErr w:type="spellEnd"/>
+      <w:r>
+        <w:rPr>
+          <w:rFonts w:eastAsia="Times New Roman"/>
+          <w:color w:val="444746"/>
+          <w:sz w:val="21"/>
+          <w:szCs w:val="21"/>
+          <w:bdr w:val="none" w:sz="0" w:space="0" w:color="auto" w:frame="1"/>
+        </w:rPr>
+        <w:t>(</w:t>
+      </w:r>
+      <w:proofErr w:type="spellStart"/>
+      <w:r>
+        <w:rPr>
+          <w:rFonts w:eastAsia="Times New Roman"/>
+          <w:color w:val="444746"/>
+          <w:sz w:val="21"/>
+          <w:szCs w:val="21"/>
+          <w:bdr w:val="none" w:sz="0" w:space="0" w:color="auto" w:frame="1"/>
+        </w:rPr>
+        <w:t>logContent</w:t>
+      </w:r>
+      <w:proofErr w:type="spellEnd"/>
+      <w:r>
+        <w:rPr>
+          <w:rFonts w:eastAsia="Times New Roman"/>
+          <w:color w:val="444746"/>
+          <w:sz w:val="21"/>
+          <w:szCs w:val="21"/>
+          <w:bdr w:val="none" w:sz="0" w:space="0" w:color="auto" w:frame="1"/>
+        </w:rPr>
+        <w:t>)</w:t>
       </w:r>
     </w:p>
     <w:p>
@@ -13570,7 +18154,40 @@
           <w:bdr w:val="none" w:sz="0" w:space="0" w:color="auto" w:frame="1"/>
         </w:rPr>
         <w:tab/>
-        <w:t xml:space="preserve">statsContent := </w:t>
+      </w:r>
+      <w:proofErr w:type="spellStart"/>
+      <w:proofErr w:type="gramStart"/>
+      <w:r>
+        <w:rPr>
+          <w:rFonts w:eastAsia="Times New Roman"/>
+          <w:color w:val="444746"/>
+          <w:sz w:val="21"/>
+          <w:szCs w:val="21"/>
+          <w:bdr w:val="none" w:sz="0" w:space="0" w:color="auto" w:frame="1"/>
+        </w:rPr>
+        <w:t>statsContent</w:t>
+      </w:r>
+      <w:proofErr w:type="spellEnd"/>
+      <w:r>
+        <w:rPr>
+          <w:rFonts w:eastAsia="Times New Roman"/>
+          <w:color w:val="444746"/>
+          <w:sz w:val="21"/>
+          <w:szCs w:val="21"/>
+          <w:bdr w:val="none" w:sz="0" w:space="0" w:color="auto" w:frame="1"/>
+        </w:rPr>
+        <w:t xml:space="preserve"> :</w:t>
+      </w:r>
+      <w:proofErr w:type="gramEnd"/>
+      <w:r>
+        <w:rPr>
+          <w:rFonts w:eastAsia="Times New Roman"/>
+          <w:color w:val="444746"/>
+          <w:sz w:val="21"/>
+          <w:szCs w:val="21"/>
+          <w:bdr w:val="none" w:sz="0" w:space="0" w:color="auto" w:frame="1"/>
+        </w:rPr>
+        <w:t xml:space="preserve">= </w:t>
       </w:r>
       <w:r>
         <w:rPr>
@@ -13620,7 +18237,52 @@
           <w:bdr w:val="none" w:sz="0" w:space="0" w:color="auto" w:frame="1"/>
         </w:rPr>
         <w:tab/>
-        <w:t>statsContent += fmt.Sprintf(</w:t>
+      </w:r>
+      <w:proofErr w:type="spellStart"/>
+      <w:r>
+        <w:rPr>
+          <w:rFonts w:eastAsia="Times New Roman"/>
+          <w:color w:val="444746"/>
+          <w:sz w:val="21"/>
+          <w:szCs w:val="21"/>
+          <w:bdr w:val="none" w:sz="0" w:space="0" w:color="auto" w:frame="1"/>
+        </w:rPr>
+        <w:t>statsContent</w:t>
+      </w:r>
+      <w:proofErr w:type="spellEnd"/>
+      <w:r>
+        <w:rPr>
+          <w:rFonts w:eastAsia="Times New Roman"/>
+          <w:color w:val="444746"/>
+          <w:sz w:val="21"/>
+          <w:szCs w:val="21"/>
+          <w:bdr w:val="none" w:sz="0" w:space="0" w:color="auto" w:frame="1"/>
+        </w:rPr>
+        <w:t xml:space="preserve"> += </w:t>
+      </w:r>
+      <w:proofErr w:type="spellStart"/>
+      <w:proofErr w:type="gramStart"/>
+      <w:r>
+        <w:rPr>
+          <w:rFonts w:eastAsia="Times New Roman"/>
+          <w:color w:val="444746"/>
+          <w:sz w:val="21"/>
+          <w:szCs w:val="21"/>
+          <w:bdr w:val="none" w:sz="0" w:space="0" w:color="auto" w:frame="1"/>
+        </w:rPr>
+        <w:t>fmt.Sprintf</w:t>
+      </w:r>
+      <w:proofErr w:type="spellEnd"/>
+      <w:proofErr w:type="gramEnd"/>
+      <w:r>
+        <w:rPr>
+          <w:rFonts w:eastAsia="Times New Roman"/>
+          <w:color w:val="444746"/>
+          <w:sz w:val="21"/>
+          <w:szCs w:val="21"/>
+          <w:bdr w:val="none" w:sz="0" w:space="0" w:color="auto" w:frame="1"/>
+        </w:rPr>
+        <w:t>(</w:t>
       </w:r>
       <w:r>
         <w:rPr>
@@ -13630,18 +18292,65 @@
           <w:szCs w:val="21"/>
           <w:bdr w:val="none" w:sz="0" w:space="0" w:color="auto" w:frame="1"/>
         </w:rPr>
-        <w:t>"Goroutines:  %d Active\n"</w:t>
-      </w:r>
-      <w:r>
-        <w:rPr>
-          <w:rFonts w:eastAsia="Times New Roman"/>
-          <w:color w:val="444746"/>
-          <w:sz w:val="21"/>
-          <w:szCs w:val="21"/>
-          <w:bdr w:val="none" w:sz="0" w:space="0" w:color="auto" w:frame="1"/>
-        </w:rPr>
-        <w:t>, rand.Intn(</w:t>
-      </w:r>
+        <w:t>"Goroutines</w:t>
+      </w:r>
+      <w:proofErr w:type="gramStart"/>
+      <w:r>
+        <w:rPr>
+          <w:rFonts w:eastAsia="Times New Roman"/>
+          <w:color w:val="188038"/>
+          <w:sz w:val="21"/>
+          <w:szCs w:val="21"/>
+          <w:bdr w:val="none" w:sz="0" w:space="0" w:color="auto" w:frame="1"/>
+        </w:rPr>
+        <w:t>:  %</w:t>
+      </w:r>
+      <w:proofErr w:type="gramEnd"/>
+      <w:r>
+        <w:rPr>
+          <w:rFonts w:eastAsia="Times New Roman"/>
+          <w:color w:val="188038"/>
+          <w:sz w:val="21"/>
+          <w:szCs w:val="21"/>
+          <w:bdr w:val="none" w:sz="0" w:space="0" w:color="auto" w:frame="1"/>
+        </w:rPr>
+        <w:t>d Active\n"</w:t>
+      </w:r>
+      <w:r>
+        <w:rPr>
+          <w:rFonts w:eastAsia="Times New Roman"/>
+          <w:color w:val="444746"/>
+          <w:sz w:val="21"/>
+          <w:szCs w:val="21"/>
+          <w:bdr w:val="none" w:sz="0" w:space="0" w:color="auto" w:frame="1"/>
+        </w:rPr>
+        <w:t xml:space="preserve">, </w:t>
+      </w:r>
+      <w:proofErr w:type="spellStart"/>
+      <w:proofErr w:type="gramStart"/>
+      <w:r>
+        <w:rPr>
+          <w:rFonts w:eastAsia="Times New Roman"/>
+          <w:color w:val="444746"/>
+          <w:sz w:val="21"/>
+          <w:szCs w:val="21"/>
+          <w:bdr w:val="none" w:sz="0" w:space="0" w:color="auto" w:frame="1"/>
+        </w:rPr>
+        <w:t>rand.Intn</w:t>
+      </w:r>
+      <w:proofErr w:type="spellEnd"/>
+      <w:proofErr w:type="gramEnd"/>
+      <w:r>
+        <w:rPr>
+          <w:rFonts w:eastAsia="Times New Roman"/>
+          <w:color w:val="444746"/>
+          <w:sz w:val="21"/>
+          <w:szCs w:val="21"/>
+          <w:bdr w:val="none" w:sz="0" w:space="0" w:color="auto" w:frame="1"/>
+        </w:rPr>
+        <w:t>(</w:t>
+      </w:r>
+      <w:proofErr w:type="gramStart"/>
       <w:r>
         <w:rPr>
           <w:rFonts w:eastAsia="Times New Roman"/>
@@ -13662,6 +18371,7 @@
         </w:rPr>
         <w:t>)+</w:t>
       </w:r>
+      <w:proofErr w:type="gramEnd"/>
       <w:r>
         <w:rPr>
           <w:rFonts w:eastAsia="Times New Roman"/>
@@ -13720,7 +18430,52 @@
           <w:bdr w:val="none" w:sz="0" w:space="0" w:color="auto" w:frame="1"/>
         </w:rPr>
         <w:tab/>
-        <w:t>statsContent += fmt.Sprintf(</w:t>
+      </w:r>
+      <w:proofErr w:type="spellStart"/>
+      <w:r>
+        <w:rPr>
+          <w:rFonts w:eastAsia="Times New Roman"/>
+          <w:color w:val="444746"/>
+          <w:sz w:val="21"/>
+          <w:szCs w:val="21"/>
+          <w:bdr w:val="none" w:sz="0" w:space="0" w:color="auto" w:frame="1"/>
+        </w:rPr>
+        <w:t>statsContent</w:t>
+      </w:r>
+      <w:proofErr w:type="spellEnd"/>
+      <w:r>
+        <w:rPr>
+          <w:rFonts w:eastAsia="Times New Roman"/>
+          <w:color w:val="444746"/>
+          <w:sz w:val="21"/>
+          <w:szCs w:val="21"/>
+          <w:bdr w:val="none" w:sz="0" w:space="0" w:color="auto" w:frame="1"/>
+        </w:rPr>
+        <w:t xml:space="preserve"> += </w:t>
+      </w:r>
+      <w:proofErr w:type="spellStart"/>
+      <w:proofErr w:type="gramStart"/>
+      <w:r>
+        <w:rPr>
+          <w:rFonts w:eastAsia="Times New Roman"/>
+          <w:color w:val="444746"/>
+          <w:sz w:val="21"/>
+          <w:szCs w:val="21"/>
+          <w:bdr w:val="none" w:sz="0" w:space="0" w:color="auto" w:frame="1"/>
+        </w:rPr>
+        <w:t>fmt.Sprintf</w:t>
+      </w:r>
+      <w:proofErr w:type="spellEnd"/>
+      <w:proofErr w:type="gramEnd"/>
+      <w:r>
+        <w:rPr>
+          <w:rFonts w:eastAsia="Times New Roman"/>
+          <w:color w:val="444746"/>
+          <w:sz w:val="21"/>
+          <w:szCs w:val="21"/>
+          <w:bdr w:val="none" w:sz="0" w:space="0" w:color="auto" w:frame="1"/>
+        </w:rPr>
+        <w:t>(</w:t>
       </w:r>
       <w:r>
         <w:rPr>
@@ -13740,7 +18495,53 @@
           <w:szCs w:val="21"/>
           <w:bdr w:val="none" w:sz="0" w:space="0" w:color="auto" w:frame="1"/>
         </w:rPr>
-        <w:t>, successStyle.Render(fmt.Sprintf(</w:t>
+        <w:t xml:space="preserve">, </w:t>
+      </w:r>
+      <w:proofErr w:type="spellStart"/>
+      <w:r>
+        <w:rPr>
+          <w:rFonts w:eastAsia="Times New Roman"/>
+          <w:color w:val="444746"/>
+          <w:sz w:val="21"/>
+          <w:szCs w:val="21"/>
+          <w:bdr w:val="none" w:sz="0" w:space="0" w:color="auto" w:frame="1"/>
+        </w:rPr>
+        <w:t>successStyle.Render</w:t>
+      </w:r>
+      <w:proofErr w:type="spellEnd"/>
+      <w:r>
+        <w:rPr>
+          <w:rFonts w:eastAsia="Times New Roman"/>
+          <w:color w:val="444746"/>
+          <w:sz w:val="21"/>
+          <w:szCs w:val="21"/>
+          <w:bdr w:val="none" w:sz="0" w:space="0" w:color="auto" w:frame="1"/>
+        </w:rPr>
+        <w:t>(</w:t>
+      </w:r>
+      <w:proofErr w:type="spellStart"/>
+      <w:proofErr w:type="gramStart"/>
+      <w:r>
+        <w:rPr>
+          <w:rFonts w:eastAsia="Times New Roman"/>
+          <w:color w:val="444746"/>
+          <w:sz w:val="21"/>
+          <w:szCs w:val="21"/>
+          <w:bdr w:val="none" w:sz="0" w:space="0" w:color="auto" w:frame="1"/>
+        </w:rPr>
+        <w:t>fmt.Sprintf</w:t>
+      </w:r>
+      <w:proofErr w:type="spellEnd"/>
+      <w:proofErr w:type="gramEnd"/>
+      <w:r>
+        <w:rPr>
+          <w:rFonts w:eastAsia="Times New Roman"/>
+          <w:color w:val="444746"/>
+          <w:sz w:val="21"/>
+          <w:szCs w:val="21"/>
+          <w:bdr w:val="none" w:sz="0" w:space="0" w:color="auto" w:frame="1"/>
+        </w:rPr>
+        <w:t>(</w:t>
       </w:r>
       <w:r>
         <w:rPr>
@@ -13760,7 +18561,31 @@
           <w:szCs w:val="21"/>
           <w:bdr w:val="none" w:sz="0" w:space="0" w:color="auto" w:frame="1"/>
         </w:rPr>
-        <w:t>, m.processed)))</w:t>
+        <w:t xml:space="preserve">, </w:t>
+      </w:r>
+      <w:proofErr w:type="spellStart"/>
+      <w:proofErr w:type="gramStart"/>
+      <w:r>
+        <w:rPr>
+          <w:rFonts w:eastAsia="Times New Roman"/>
+          <w:color w:val="444746"/>
+          <w:sz w:val="21"/>
+          <w:szCs w:val="21"/>
+          <w:bdr w:val="none" w:sz="0" w:space="0" w:color="auto" w:frame="1"/>
+        </w:rPr>
+        <w:t>m.processed</w:t>
+      </w:r>
+      <w:proofErr w:type="spellEnd"/>
+      <w:proofErr w:type="gramEnd"/>
+      <w:r>
+        <w:rPr>
+          <w:rFonts w:eastAsia="Times New Roman"/>
+          <w:color w:val="444746"/>
+          <w:sz w:val="21"/>
+          <w:szCs w:val="21"/>
+          <w:bdr w:val="none" w:sz="0" w:space="0" w:color="auto" w:frame="1"/>
+        </w:rPr>
+        <w:t>)))</w:t>
       </w:r>
     </w:p>
     <w:p>
@@ -13800,7 +18625,52 @@
           <w:bdr w:val="none" w:sz="0" w:space="0" w:color="auto" w:frame="1"/>
         </w:rPr>
         <w:tab/>
-        <w:t>statsContent += fmt.Sprintf(</w:t>
+      </w:r>
+      <w:proofErr w:type="spellStart"/>
+      <w:r>
+        <w:rPr>
+          <w:rFonts w:eastAsia="Times New Roman"/>
+          <w:color w:val="444746"/>
+          <w:sz w:val="21"/>
+          <w:szCs w:val="21"/>
+          <w:bdr w:val="none" w:sz="0" w:space="0" w:color="auto" w:frame="1"/>
+        </w:rPr>
+        <w:t>statsContent</w:t>
+      </w:r>
+      <w:proofErr w:type="spellEnd"/>
+      <w:r>
+        <w:rPr>
+          <w:rFonts w:eastAsia="Times New Roman"/>
+          <w:color w:val="444746"/>
+          <w:sz w:val="21"/>
+          <w:szCs w:val="21"/>
+          <w:bdr w:val="none" w:sz="0" w:space="0" w:color="auto" w:frame="1"/>
+        </w:rPr>
+        <w:t xml:space="preserve"> += </w:t>
+      </w:r>
+      <w:proofErr w:type="spellStart"/>
+      <w:proofErr w:type="gramStart"/>
+      <w:r>
+        <w:rPr>
+          <w:rFonts w:eastAsia="Times New Roman"/>
+          <w:color w:val="444746"/>
+          <w:sz w:val="21"/>
+          <w:szCs w:val="21"/>
+          <w:bdr w:val="none" w:sz="0" w:space="0" w:color="auto" w:frame="1"/>
+        </w:rPr>
+        <w:t>fmt.Sprintf</w:t>
+      </w:r>
+      <w:proofErr w:type="spellEnd"/>
+      <w:proofErr w:type="gramEnd"/>
+      <w:r>
+        <w:rPr>
+          <w:rFonts w:eastAsia="Times New Roman"/>
+          <w:color w:val="444746"/>
+          <w:sz w:val="21"/>
+          <w:szCs w:val="21"/>
+          <w:bdr w:val="none" w:sz="0" w:space="0" w:color="auto" w:frame="1"/>
+        </w:rPr>
+        <w:t>(</w:t>
       </w:r>
       <w:r>
         <w:rPr>
@@ -13820,7 +18690,53 @@
           <w:szCs w:val="21"/>
           <w:bdr w:val="none" w:sz="0" w:space="0" w:color="auto" w:frame="1"/>
         </w:rPr>
-        <w:t>, errorStyle.Render(fmt.Sprintf(</w:t>
+        <w:t xml:space="preserve">, </w:t>
+      </w:r>
+      <w:proofErr w:type="spellStart"/>
+      <w:r>
+        <w:rPr>
+          <w:rFonts w:eastAsia="Times New Roman"/>
+          <w:color w:val="444746"/>
+          <w:sz w:val="21"/>
+          <w:szCs w:val="21"/>
+          <w:bdr w:val="none" w:sz="0" w:space="0" w:color="auto" w:frame="1"/>
+        </w:rPr>
+        <w:t>errorStyle.Render</w:t>
+      </w:r>
+      <w:proofErr w:type="spellEnd"/>
+      <w:r>
+        <w:rPr>
+          <w:rFonts w:eastAsia="Times New Roman"/>
+          <w:color w:val="444746"/>
+          <w:sz w:val="21"/>
+          <w:szCs w:val="21"/>
+          <w:bdr w:val="none" w:sz="0" w:space="0" w:color="auto" w:frame="1"/>
+        </w:rPr>
+        <w:t>(</w:t>
+      </w:r>
+      <w:proofErr w:type="spellStart"/>
+      <w:proofErr w:type="gramStart"/>
+      <w:r>
+        <w:rPr>
+          <w:rFonts w:eastAsia="Times New Roman"/>
+          <w:color w:val="444746"/>
+          <w:sz w:val="21"/>
+          <w:szCs w:val="21"/>
+          <w:bdr w:val="none" w:sz="0" w:space="0" w:color="auto" w:frame="1"/>
+        </w:rPr>
+        <w:t>fmt.Sprintf</w:t>
+      </w:r>
+      <w:proofErr w:type="spellEnd"/>
+      <w:proofErr w:type="gramEnd"/>
+      <w:r>
+        <w:rPr>
+          <w:rFonts w:eastAsia="Times New Roman"/>
+          <w:color w:val="444746"/>
+          <w:sz w:val="21"/>
+          <w:szCs w:val="21"/>
+          <w:bdr w:val="none" w:sz="0" w:space="0" w:color="auto" w:frame="1"/>
+        </w:rPr>
+        <w:t>(</w:t>
       </w:r>
       <w:r>
         <w:rPr>
@@ -13840,7 +18756,31 @@
           <w:szCs w:val="21"/>
           <w:bdr w:val="none" w:sz="0" w:space="0" w:color="auto" w:frame="1"/>
         </w:rPr>
-        <w:t>, m.errors)))</w:t>
+        <w:t xml:space="preserve">, </w:t>
+      </w:r>
+      <w:proofErr w:type="spellStart"/>
+      <w:proofErr w:type="gramStart"/>
+      <w:r>
+        <w:rPr>
+          <w:rFonts w:eastAsia="Times New Roman"/>
+          <w:color w:val="444746"/>
+          <w:sz w:val="21"/>
+          <w:szCs w:val="21"/>
+          <w:bdr w:val="none" w:sz="0" w:space="0" w:color="auto" w:frame="1"/>
+        </w:rPr>
+        <w:t>m.errors</w:t>
+      </w:r>
+      <w:proofErr w:type="spellEnd"/>
+      <w:proofErr w:type="gramEnd"/>
+      <w:r>
+        <w:rPr>
+          <w:rFonts w:eastAsia="Times New Roman"/>
+          <w:color w:val="444746"/>
+          <w:sz w:val="21"/>
+          <w:szCs w:val="21"/>
+          <w:bdr w:val="none" w:sz="0" w:space="0" w:color="auto" w:frame="1"/>
+        </w:rPr>
+        <w:t>)))</w:t>
       </w:r>
     </w:p>
     <w:p>
@@ -13880,7 +18820,28 @@
           <w:bdr w:val="none" w:sz="0" w:space="0" w:color="auto" w:frame="1"/>
         </w:rPr>
         <w:tab/>
-        <w:t xml:space="preserve">statsContent += </w:t>
+      </w:r>
+      <w:proofErr w:type="spellStart"/>
+      <w:r>
+        <w:rPr>
+          <w:rFonts w:eastAsia="Times New Roman"/>
+          <w:color w:val="444746"/>
+          <w:sz w:val="21"/>
+          <w:szCs w:val="21"/>
+          <w:bdr w:val="none" w:sz="0" w:space="0" w:color="auto" w:frame="1"/>
+        </w:rPr>
+        <w:t>statsContent</w:t>
+      </w:r>
+      <w:proofErr w:type="spellEnd"/>
+      <w:r>
+        <w:rPr>
+          <w:rFonts w:eastAsia="Times New Roman"/>
+          <w:color w:val="444746"/>
+          <w:sz w:val="21"/>
+          <w:szCs w:val="21"/>
+          <w:bdr w:val="none" w:sz="0" w:space="0" w:color="auto" w:frame="1"/>
+        </w:rPr>
+        <w:t xml:space="preserve"> += </w:t>
       </w:r>
       <w:r>
         <w:rPr>
@@ -13930,7 +18891,28 @@
           <w:bdr w:val="none" w:sz="0" w:space="0" w:color="auto" w:frame="1"/>
         </w:rPr>
         <w:tab/>
-        <w:t xml:space="preserve">statsContent += </w:t>
+      </w:r>
+      <w:proofErr w:type="spellStart"/>
+      <w:r>
+        <w:rPr>
+          <w:rFonts w:eastAsia="Times New Roman"/>
+          <w:color w:val="444746"/>
+          <w:sz w:val="21"/>
+          <w:szCs w:val="21"/>
+          <w:bdr w:val="none" w:sz="0" w:space="0" w:color="auto" w:frame="1"/>
+        </w:rPr>
+        <w:t>statsContent</w:t>
+      </w:r>
+      <w:proofErr w:type="spellEnd"/>
+      <w:r>
+        <w:rPr>
+          <w:rFonts w:eastAsia="Times New Roman"/>
+          <w:color w:val="444746"/>
+          <w:sz w:val="21"/>
+          <w:szCs w:val="21"/>
+          <w:bdr w:val="none" w:sz="0" w:space="0" w:color="auto" w:frame="1"/>
+        </w:rPr>
+        <w:t xml:space="preserve"> += </w:t>
       </w:r>
       <w:r>
         <w:rPr>
@@ -13940,17 +18922,61 @@
           <w:szCs w:val="21"/>
           <w:bdr w:val="none" w:sz="0" w:space="0" w:color="auto" w:frame="1"/>
         </w:rPr>
-        <w:t>" [OB1 Supabase] "</w:t>
-      </w:r>
-      <w:r>
-        <w:rPr>
-          <w:rFonts w:eastAsia="Times New Roman"/>
-          <w:color w:val="444746"/>
-          <w:sz w:val="21"/>
-          <w:szCs w:val="21"/>
-          <w:bdr w:val="none" w:sz="0" w:space="0" w:color="auto" w:frame="1"/>
-        </w:rPr>
-        <w:t xml:space="preserve"> + successStyle.Render(</w:t>
+        <w:t xml:space="preserve">" [OB1 </w:t>
+      </w:r>
+      <w:proofErr w:type="spellStart"/>
+      <w:r>
+        <w:rPr>
+          <w:rFonts w:eastAsia="Times New Roman"/>
+          <w:color w:val="188038"/>
+          <w:sz w:val="21"/>
+          <w:szCs w:val="21"/>
+          <w:bdr w:val="none" w:sz="0" w:space="0" w:color="auto" w:frame="1"/>
+        </w:rPr>
+        <w:t>Supabase</w:t>
+      </w:r>
+      <w:proofErr w:type="spellEnd"/>
+      <w:r>
+        <w:rPr>
+          <w:rFonts w:eastAsia="Times New Roman"/>
+          <w:color w:val="188038"/>
+          <w:sz w:val="21"/>
+          <w:szCs w:val="21"/>
+          <w:bdr w:val="none" w:sz="0" w:space="0" w:color="auto" w:frame="1"/>
+        </w:rPr>
+        <w:t>] "</w:t>
+      </w:r>
+      <w:r>
+        <w:rPr>
+          <w:rFonts w:eastAsia="Times New Roman"/>
+          <w:color w:val="444746"/>
+          <w:sz w:val="21"/>
+          <w:szCs w:val="21"/>
+          <w:bdr w:val="none" w:sz="0" w:space="0" w:color="auto" w:frame="1"/>
+        </w:rPr>
+        <w:t xml:space="preserve"> + </w:t>
+      </w:r>
+      <w:proofErr w:type="spellStart"/>
+      <w:r>
+        <w:rPr>
+          <w:rFonts w:eastAsia="Times New Roman"/>
+          <w:color w:val="444746"/>
+          <w:sz w:val="21"/>
+          <w:szCs w:val="21"/>
+          <w:bdr w:val="none" w:sz="0" w:space="0" w:color="auto" w:frame="1"/>
+        </w:rPr>
+        <w:t>successStyle.Render</w:t>
+      </w:r>
+      <w:proofErr w:type="spellEnd"/>
+      <w:r>
+        <w:rPr>
+          <w:rFonts w:eastAsia="Times New Roman"/>
+          <w:color w:val="444746"/>
+          <w:sz w:val="21"/>
+          <w:szCs w:val="21"/>
+          <w:bdr w:val="none" w:sz="0" w:space="0" w:color="auto" w:frame="1"/>
+        </w:rPr>
+        <w:t>(</w:t>
       </w:r>
       <w:r>
         <w:rPr>
@@ -14020,7 +19046,28 @@
           <w:bdr w:val="none" w:sz="0" w:space="0" w:color="auto" w:frame="1"/>
         </w:rPr>
         <w:tab/>
-        <w:t xml:space="preserve">statsContent += </w:t>
+      </w:r>
+      <w:proofErr w:type="spellStart"/>
+      <w:r>
+        <w:rPr>
+          <w:rFonts w:eastAsia="Times New Roman"/>
+          <w:color w:val="444746"/>
+          <w:sz w:val="21"/>
+          <w:szCs w:val="21"/>
+          <w:bdr w:val="none" w:sz="0" w:space="0" w:color="auto" w:frame="1"/>
+        </w:rPr>
+        <w:t>statsContent</w:t>
+      </w:r>
+      <w:proofErr w:type="spellEnd"/>
+      <w:r>
+        <w:rPr>
+          <w:rFonts w:eastAsia="Times New Roman"/>
+          <w:color w:val="444746"/>
+          <w:sz w:val="21"/>
+          <w:szCs w:val="21"/>
+          <w:bdr w:val="none" w:sz="0" w:space="0" w:color="auto" w:frame="1"/>
+        </w:rPr>
+        <w:t xml:space="preserve"> += </w:t>
       </w:r>
       <w:r>
         <w:rPr>
@@ -14040,7 +19087,29 @@
           <w:szCs w:val="21"/>
           <w:bdr w:val="none" w:sz="0" w:space="0" w:color="auto" w:frame="1"/>
         </w:rPr>
-        <w:t xml:space="preserve"> + successStyle.Render(</w:t>
+        <w:t xml:space="preserve"> + </w:t>
+      </w:r>
+      <w:proofErr w:type="spellStart"/>
+      <w:r>
+        <w:rPr>
+          <w:rFonts w:eastAsia="Times New Roman"/>
+          <w:color w:val="444746"/>
+          <w:sz w:val="21"/>
+          <w:szCs w:val="21"/>
+          <w:bdr w:val="none" w:sz="0" w:space="0" w:color="auto" w:frame="1"/>
+        </w:rPr>
+        <w:t>successStyle.Render</w:t>
+      </w:r>
+      <w:proofErr w:type="spellEnd"/>
+      <w:r>
+        <w:rPr>
+          <w:rFonts w:eastAsia="Times New Roman"/>
+          <w:color w:val="444746"/>
+          <w:sz w:val="21"/>
+          <w:szCs w:val="21"/>
+          <w:bdr w:val="none" w:sz="0" w:space="0" w:color="auto" w:frame="1"/>
+        </w:rPr>
+        <w:t>(</w:t>
       </w:r>
       <w:r>
         <w:rPr>
@@ -14149,7 +19218,84 @@
           <w:bdr w:val="none" w:sz="0" w:space="0" w:color="auto" w:frame="1"/>
         </w:rPr>
         <w:tab/>
-        <w:t>rightPane := paneStyle.Render(statsContent)</w:t>
+      </w:r>
+      <w:proofErr w:type="spellStart"/>
+      <w:proofErr w:type="gramStart"/>
+      <w:r>
+        <w:rPr>
+          <w:rFonts w:eastAsia="Times New Roman"/>
+          <w:color w:val="444746"/>
+          <w:sz w:val="21"/>
+          <w:szCs w:val="21"/>
+          <w:bdr w:val="none" w:sz="0" w:space="0" w:color="auto" w:frame="1"/>
+        </w:rPr>
+        <w:t>rightPane</w:t>
+      </w:r>
+      <w:proofErr w:type="spellEnd"/>
+      <w:r>
+        <w:rPr>
+          <w:rFonts w:eastAsia="Times New Roman"/>
+          <w:color w:val="444746"/>
+          <w:sz w:val="21"/>
+          <w:szCs w:val="21"/>
+          <w:bdr w:val="none" w:sz="0" w:space="0" w:color="auto" w:frame="1"/>
+        </w:rPr>
+        <w:t xml:space="preserve"> :</w:t>
+      </w:r>
+      <w:proofErr w:type="gramEnd"/>
+      <w:r>
+        <w:rPr>
+          <w:rFonts w:eastAsia="Times New Roman"/>
+          <w:color w:val="444746"/>
+          <w:sz w:val="21"/>
+          <w:szCs w:val="21"/>
+          <w:bdr w:val="none" w:sz="0" w:space="0" w:color="auto" w:frame="1"/>
+        </w:rPr>
+        <w:t xml:space="preserve">= </w:t>
+      </w:r>
+      <w:proofErr w:type="spellStart"/>
+      <w:r>
+        <w:rPr>
+          <w:rFonts w:eastAsia="Times New Roman"/>
+          <w:color w:val="444746"/>
+          <w:sz w:val="21"/>
+          <w:szCs w:val="21"/>
+          <w:bdr w:val="none" w:sz="0" w:space="0" w:color="auto" w:frame="1"/>
+        </w:rPr>
+        <w:t>paneStyle.Render</w:t>
+      </w:r>
+      <w:proofErr w:type="spellEnd"/>
+      <w:r>
+        <w:rPr>
+          <w:rFonts w:eastAsia="Times New Roman"/>
+          <w:color w:val="444746"/>
+          <w:sz w:val="21"/>
+          <w:szCs w:val="21"/>
+          <w:bdr w:val="none" w:sz="0" w:space="0" w:color="auto" w:frame="1"/>
+        </w:rPr>
+        <w:t>(</w:t>
+      </w:r>
+      <w:proofErr w:type="spellStart"/>
+      <w:r>
+        <w:rPr>
+          <w:rFonts w:eastAsia="Times New Roman"/>
+          <w:color w:val="444746"/>
+          <w:sz w:val="21"/>
+          <w:szCs w:val="21"/>
+          <w:bdr w:val="none" w:sz="0" w:space="0" w:color="auto" w:frame="1"/>
+        </w:rPr>
+        <w:t>statsContent</w:t>
+      </w:r>
+      <w:proofErr w:type="spellEnd"/>
+      <w:r>
+        <w:rPr>
+          <w:rFonts w:eastAsia="Times New Roman"/>
+          <w:color w:val="444746"/>
+          <w:sz w:val="21"/>
+          <w:szCs w:val="21"/>
+          <w:bdr w:val="none" w:sz="0" w:space="0" w:color="auto" w:frame="1"/>
+        </w:rPr>
+        <w:t>)</w:t>
       </w:r>
     </w:p>
     <w:p>
@@ -14227,8 +19373,20 @@
           <w:szCs w:val="21"/>
           <w:bdr w:val="none" w:sz="0" w:space="0" w:color="auto" w:frame="1"/>
         </w:rPr>
-        <w:t>// 4. Join the panes side-by-side using Lipgloss</w:t>
-      </w:r>
+        <w:t xml:space="preserve">// 4. Join the panes side-by-side using </w:t>
+      </w:r>
+      <w:proofErr w:type="spellStart"/>
+      <w:r>
+        <w:rPr>
+          <w:rFonts w:eastAsia="Times New Roman"/>
+          <w:color w:val="5F6368"/>
+          <w:sz w:val="21"/>
+          <w:szCs w:val="21"/>
+          <w:bdr w:val="none" w:sz="0" w:space="0" w:color="auto" w:frame="1"/>
+        </w:rPr>
+        <w:t>Lipgloss</w:t>
+      </w:r>
+      <w:proofErr w:type="spellEnd"/>
     </w:p>
     <w:p>
       <w:pPr>
@@ -14267,7 +19425,120 @@
           <w:bdr w:val="none" w:sz="0" w:space="0" w:color="auto" w:frame="1"/>
         </w:rPr>
         <w:tab/>
-        <w:t>layout := lipgloss.JoinHorizontal(lipgloss.Top, leftPane, rightPane)</w:t>
+      </w:r>
+      <w:proofErr w:type="gramStart"/>
+      <w:r>
+        <w:rPr>
+          <w:rFonts w:eastAsia="Times New Roman"/>
+          <w:color w:val="444746"/>
+          <w:sz w:val="21"/>
+          <w:szCs w:val="21"/>
+          <w:bdr w:val="none" w:sz="0" w:space="0" w:color="auto" w:frame="1"/>
+        </w:rPr>
+        <w:t>layout :</w:t>
+      </w:r>
+      <w:proofErr w:type="gramEnd"/>
+      <w:r>
+        <w:rPr>
+          <w:rFonts w:eastAsia="Times New Roman"/>
+          <w:color w:val="444746"/>
+          <w:sz w:val="21"/>
+          <w:szCs w:val="21"/>
+          <w:bdr w:val="none" w:sz="0" w:space="0" w:color="auto" w:frame="1"/>
+        </w:rPr>
+        <w:t xml:space="preserve">= </w:t>
+      </w:r>
+      <w:proofErr w:type="spellStart"/>
+      <w:proofErr w:type="gramStart"/>
+      <w:r>
+        <w:rPr>
+          <w:rFonts w:eastAsia="Times New Roman"/>
+          <w:color w:val="444746"/>
+          <w:sz w:val="21"/>
+          <w:szCs w:val="21"/>
+          <w:bdr w:val="none" w:sz="0" w:space="0" w:color="auto" w:frame="1"/>
+        </w:rPr>
+        <w:t>lipgloss.JoinHorizontal</w:t>
+      </w:r>
+      <w:proofErr w:type="spellEnd"/>
+      <w:proofErr w:type="gramEnd"/>
+      <w:r>
+        <w:rPr>
+          <w:rFonts w:eastAsia="Times New Roman"/>
+          <w:color w:val="444746"/>
+          <w:sz w:val="21"/>
+          <w:szCs w:val="21"/>
+          <w:bdr w:val="none" w:sz="0" w:space="0" w:color="auto" w:frame="1"/>
+        </w:rPr>
+        <w:t>(</w:t>
+      </w:r>
+      <w:proofErr w:type="spellStart"/>
+      <w:proofErr w:type="gramStart"/>
+      <w:r>
+        <w:rPr>
+          <w:rFonts w:eastAsia="Times New Roman"/>
+          <w:color w:val="444746"/>
+          <w:sz w:val="21"/>
+          <w:szCs w:val="21"/>
+          <w:bdr w:val="none" w:sz="0" w:space="0" w:color="auto" w:frame="1"/>
+        </w:rPr>
+        <w:t>lipgloss.Top</w:t>
+      </w:r>
+      <w:proofErr w:type="spellEnd"/>
+      <w:proofErr w:type="gramEnd"/>
+      <w:r>
+        <w:rPr>
+          <w:rFonts w:eastAsia="Times New Roman"/>
+          <w:color w:val="444746"/>
+          <w:sz w:val="21"/>
+          <w:szCs w:val="21"/>
+          <w:bdr w:val="none" w:sz="0" w:space="0" w:color="auto" w:frame="1"/>
+        </w:rPr>
+        <w:t xml:space="preserve">, </w:t>
+      </w:r>
+      <w:proofErr w:type="spellStart"/>
+      <w:r>
+        <w:rPr>
+          <w:rFonts w:eastAsia="Times New Roman"/>
+          <w:color w:val="444746"/>
+          <w:sz w:val="21"/>
+          <w:szCs w:val="21"/>
+          <w:bdr w:val="none" w:sz="0" w:space="0" w:color="auto" w:frame="1"/>
+        </w:rPr>
+        <w:t>leftPane</w:t>
+      </w:r>
+      <w:proofErr w:type="spellEnd"/>
+      <w:r>
+        <w:rPr>
+          <w:rFonts w:eastAsia="Times New Roman"/>
+          <w:color w:val="444746"/>
+          <w:sz w:val="21"/>
+          <w:szCs w:val="21"/>
+          <w:bdr w:val="none" w:sz="0" w:space="0" w:color="auto" w:frame="1"/>
+        </w:rPr>
+        <w:t xml:space="preserve">, </w:t>
+      </w:r>
+      <w:proofErr w:type="spellStart"/>
+      <w:r>
+        <w:rPr>
+          <w:rFonts w:eastAsia="Times New Roman"/>
+          <w:color w:val="444746"/>
+          <w:sz w:val="21"/>
+          <w:szCs w:val="21"/>
+          <w:bdr w:val="none" w:sz="0" w:space="0" w:color="auto" w:frame="1"/>
+        </w:rPr>
+        <w:t>rightPane</w:t>
+      </w:r>
+      <w:proofErr w:type="spellEnd"/>
+      <w:r>
+        <w:rPr>
+          <w:rFonts w:eastAsia="Times New Roman"/>
+          <w:color w:val="444746"/>
+          <w:sz w:val="21"/>
+          <w:szCs w:val="21"/>
+          <w:bdr w:val="none" w:sz="0" w:space="0" w:color="auto" w:frame="1"/>
+        </w:rPr>
+        <w:t>)</w:t>
       </w:r>
     </w:p>
     <w:p>
@@ -14385,7 +19656,83 @@
           <w:bdr w:val="none" w:sz="0" w:space="0" w:color="auto" w:frame="1"/>
         </w:rPr>
         <w:tab/>
-        <w:t>footer := lipgloss.NewStyle().Foreground(lipgloss.Color(</w:t>
+      </w:r>
+      <w:proofErr w:type="gramStart"/>
+      <w:r>
+        <w:rPr>
+          <w:rFonts w:eastAsia="Times New Roman"/>
+          <w:color w:val="444746"/>
+          <w:sz w:val="21"/>
+          <w:szCs w:val="21"/>
+          <w:bdr w:val="none" w:sz="0" w:space="0" w:color="auto" w:frame="1"/>
+        </w:rPr>
+        <w:t>footer :</w:t>
+      </w:r>
+      <w:proofErr w:type="gramEnd"/>
+      <w:r>
+        <w:rPr>
+          <w:rFonts w:eastAsia="Times New Roman"/>
+          <w:color w:val="444746"/>
+          <w:sz w:val="21"/>
+          <w:szCs w:val="21"/>
+          <w:bdr w:val="none" w:sz="0" w:space="0" w:color="auto" w:frame="1"/>
+        </w:rPr>
+        <w:t xml:space="preserve">= </w:t>
+      </w:r>
+      <w:proofErr w:type="gramStart"/>
+      <w:r>
+        <w:rPr>
+          <w:rFonts w:eastAsia="Times New Roman"/>
+          <w:color w:val="444746"/>
+          <w:sz w:val="21"/>
+          <w:szCs w:val="21"/>
+          <w:bdr w:val="none" w:sz="0" w:space="0" w:color="auto" w:frame="1"/>
+        </w:rPr>
+        <w:t>lipgloss.NewStyle</w:t>
+      </w:r>
+      <w:proofErr w:type="gramEnd"/>
+      <w:r>
+        <w:rPr>
+          <w:rFonts w:eastAsia="Times New Roman"/>
+          <w:color w:val="444746"/>
+          <w:sz w:val="21"/>
+          <w:szCs w:val="21"/>
+          <w:bdr w:val="none" w:sz="0" w:space="0" w:color="auto" w:frame="1"/>
+        </w:rPr>
+        <w:t>(</w:t>
+      </w:r>
+      <w:proofErr w:type="gramStart"/>
+      <w:r>
+        <w:rPr>
+          <w:rFonts w:eastAsia="Times New Roman"/>
+          <w:color w:val="444746"/>
+          <w:sz w:val="21"/>
+          <w:szCs w:val="21"/>
+          <w:bdr w:val="none" w:sz="0" w:space="0" w:color="auto" w:frame="1"/>
+        </w:rPr>
+        <w:t>).Foreground</w:t>
+      </w:r>
+      <w:proofErr w:type="gramEnd"/>
+      <w:r>
+        <w:rPr>
+          <w:rFonts w:eastAsia="Times New Roman"/>
+          <w:color w:val="444746"/>
+          <w:sz w:val="21"/>
+          <w:szCs w:val="21"/>
+          <w:bdr w:val="none" w:sz="0" w:space="0" w:color="auto" w:frame="1"/>
+        </w:rPr>
+        <w:t>(</w:t>
+      </w:r>
+      <w:proofErr w:type="gramStart"/>
+      <w:r>
+        <w:rPr>
+          <w:rFonts w:eastAsia="Times New Roman"/>
+          <w:color w:val="444746"/>
+          <w:sz w:val="21"/>
+          <w:szCs w:val="21"/>
+          <w:bdr w:val="none" w:sz="0" w:space="0" w:color="auto" w:frame="1"/>
+        </w:rPr>
+        <w:t>lipgloss.Color(</w:t>
       </w:r>
       <w:r>
         <w:rPr>
@@ -14395,18 +19742,9 @@
           <w:szCs w:val="21"/>
           <w:bdr w:val="none" w:sz="0" w:space="0" w:color="auto" w:frame="1"/>
         </w:rPr>
-        <w:t>"#777777"</w:t>
-      </w:r>
-      <w:r>
-        <w:rPr>
-          <w:rFonts w:eastAsia="Times New Roman"/>
-          <w:color w:val="444746"/>
-          <w:sz w:val="21"/>
-          <w:szCs w:val="21"/>
-          <w:bdr w:val="none" w:sz="0" w:space="0" w:color="auto" w:frame="1"/>
-        </w:rPr>
-        <w:t>)).Render(</w:t>
-      </w:r>
+        <w:t>"#</w:t>
+      </w:r>
+      <w:proofErr w:type="gramEnd"/>
       <w:r>
         <w:rPr>
           <w:rFonts w:eastAsia="Times New Roman"/>
@@ -14415,7 +19753,71 @@
           <w:szCs w:val="21"/>
           <w:bdr w:val="none" w:sz="0" w:space="0" w:color="auto" w:frame="1"/>
         </w:rPr>
-        <w:t>"\n  Press 'q' to quit"</w:t>
+        <w:t>777777"</w:t>
+      </w:r>
+      <w:r>
+        <w:rPr>
+          <w:rFonts w:eastAsia="Times New Roman"/>
+          <w:color w:val="444746"/>
+          <w:sz w:val="21"/>
+          <w:szCs w:val="21"/>
+          <w:bdr w:val="none" w:sz="0" w:space="0" w:color="auto" w:frame="1"/>
+        </w:rPr>
+        <w:t>)</w:t>
+      </w:r>
+      <w:proofErr w:type="gramStart"/>
+      <w:r>
+        <w:rPr>
+          <w:rFonts w:eastAsia="Times New Roman"/>
+          <w:color w:val="444746"/>
+          <w:sz w:val="21"/>
+          <w:szCs w:val="21"/>
+          <w:bdr w:val="none" w:sz="0" w:space="0" w:color="auto" w:frame="1"/>
+        </w:rPr>
+        <w:t>).Render</w:t>
+      </w:r>
+      <w:proofErr w:type="gramEnd"/>
+      <w:r>
+        <w:rPr>
+          <w:rFonts w:eastAsia="Times New Roman"/>
+          <w:color w:val="444746"/>
+          <w:sz w:val="21"/>
+          <w:szCs w:val="21"/>
+          <w:bdr w:val="none" w:sz="0" w:space="0" w:color="auto" w:frame="1"/>
+        </w:rPr>
+        <w:t>(</w:t>
+      </w:r>
+      <w:r>
+        <w:rPr>
+          <w:rFonts w:eastAsia="Times New Roman"/>
+          <w:color w:val="188038"/>
+          <w:sz w:val="21"/>
+          <w:szCs w:val="21"/>
+          <w:bdr w:val="none" w:sz="0" w:space="0" w:color="auto" w:frame="1"/>
+        </w:rPr>
+        <w:t>"\</w:t>
+      </w:r>
+      <w:proofErr w:type="gramStart"/>
+      <w:r>
+        <w:rPr>
+          <w:rFonts w:eastAsia="Times New Roman"/>
+          <w:color w:val="188038"/>
+          <w:sz w:val="21"/>
+          <w:szCs w:val="21"/>
+          <w:bdr w:val="none" w:sz="0" w:space="0" w:color="auto" w:frame="1"/>
+        </w:rPr>
+        <w:t>n  Press</w:t>
+      </w:r>
+      <w:proofErr w:type="gramEnd"/>
+      <w:r>
+        <w:rPr>
+          <w:rFonts w:eastAsia="Times New Roman"/>
+          <w:color w:val="188038"/>
+          <w:sz w:val="21"/>
+          <w:szCs w:val="21"/>
+          <w:bdr w:val="none" w:sz="0" w:space="0" w:color="auto" w:frame="1"/>
+        </w:rPr>
+        <w:t xml:space="preserve"> 'q' to quit"</w:t>
       </w:r>
       <w:r>
         <w:rPr>
@@ -14632,6 +20034,7 @@
           <w:bdr w:val="none" w:sz="0" w:space="0" w:color="auto" w:frame="1"/>
         </w:rPr>
       </w:pPr>
+      <w:proofErr w:type="spellStart"/>
       <w:r>
         <w:rPr>
           <w:rFonts w:eastAsia="Times New Roman"/>
@@ -14642,6 +20045,7 @@
         </w:rPr>
         <w:t>func</w:t>
       </w:r>
+      <w:proofErr w:type="spellEnd"/>
       <w:r>
         <w:rPr>
           <w:rFonts w:eastAsia="Times New Roman"/>
@@ -14652,6 +20056,7 @@
         </w:rPr>
         <w:t xml:space="preserve"> </w:t>
       </w:r>
+      <w:proofErr w:type="gramStart"/>
       <w:r>
         <w:rPr>
           <w:rFonts w:eastAsia="Times New Roman"/>
@@ -14670,7 +20075,18 @@
           <w:szCs w:val="21"/>
           <w:bdr w:val="none" w:sz="0" w:space="0" w:color="auto" w:frame="1"/>
         </w:rPr>
-        <w:t>() {</w:t>
+        <w:t>(</w:t>
+      </w:r>
+      <w:proofErr w:type="gramEnd"/>
+      <w:r>
+        <w:rPr>
+          <w:rFonts w:eastAsia="Times New Roman"/>
+          <w:color w:val="444746"/>
+          <w:sz w:val="21"/>
+          <w:szCs w:val="21"/>
+          <w:bdr w:val="none" w:sz="0" w:space="0" w:color="auto" w:frame="1"/>
+        </w:rPr>
+        <w:t>) {</w:t>
       </w:r>
     </w:p>
     <w:p>
@@ -14759,8 +20175,65 @@
           <w:bdr w:val="none" w:sz="0" w:space="0" w:color="auto" w:frame="1"/>
         </w:rPr>
         <w:tab/>
-        <w:t>initialModel := BubbleFishModel{</w:t>
-      </w:r>
+      </w:r>
+      <w:proofErr w:type="spellStart"/>
+      <w:proofErr w:type="gramStart"/>
+      <w:r>
+        <w:rPr>
+          <w:rFonts w:eastAsia="Times New Roman"/>
+          <w:color w:val="444746"/>
+          <w:sz w:val="21"/>
+          <w:szCs w:val="21"/>
+          <w:bdr w:val="none" w:sz="0" w:space="0" w:color="auto" w:frame="1"/>
+        </w:rPr>
+        <w:t>initialModel</w:t>
+      </w:r>
+      <w:proofErr w:type="spellEnd"/>
+      <w:r>
+        <w:rPr>
+          <w:rFonts w:eastAsia="Times New Roman"/>
+          <w:color w:val="444746"/>
+          <w:sz w:val="21"/>
+          <w:szCs w:val="21"/>
+          <w:bdr w:val="none" w:sz="0" w:space="0" w:color="auto" w:frame="1"/>
+        </w:rPr>
+        <w:t xml:space="preserve"> :</w:t>
+      </w:r>
+      <w:proofErr w:type="gramEnd"/>
+      <w:r>
+        <w:rPr>
+          <w:rFonts w:eastAsia="Times New Roman"/>
+          <w:color w:val="444746"/>
+          <w:sz w:val="21"/>
+          <w:szCs w:val="21"/>
+          <w:bdr w:val="none" w:sz="0" w:space="0" w:color="auto" w:frame="1"/>
+        </w:rPr>
+        <w:t xml:space="preserve">= </w:t>
+      </w:r>
+      <w:proofErr w:type="spellStart"/>
+      <w:proofErr w:type="gramStart"/>
+      <w:r>
+        <w:rPr>
+          <w:rFonts w:eastAsia="Times New Roman"/>
+          <w:color w:val="444746"/>
+          <w:sz w:val="21"/>
+          <w:szCs w:val="21"/>
+          <w:bdr w:val="none" w:sz="0" w:space="0" w:color="auto" w:frame="1"/>
+        </w:rPr>
+        <w:t>BubbleFishModel</w:t>
+      </w:r>
+      <w:proofErr w:type="spellEnd"/>
+      <w:r>
+        <w:rPr>
+          <w:rFonts w:eastAsia="Times New Roman"/>
+          <w:color w:val="444746"/>
+          <w:sz w:val="21"/>
+          <w:szCs w:val="21"/>
+          <w:bdr w:val="none" w:sz="0" w:space="0" w:color="auto" w:frame="1"/>
+        </w:rPr>
+        <w:t>{</w:t>
+      </w:r>
+      <w:proofErr w:type="gramEnd"/>
     </w:p>
     <w:p>
       <w:pPr>
@@ -14809,7 +20282,63 @@
           <w:bdr w:val="none" w:sz="0" w:space="0" w:color="auto" w:frame="1"/>
         </w:rPr>
         <w:tab/>
-        <w:t>logs:      []LogEntry{},</w:t>
+        <w:t xml:space="preserve">logs:   </w:t>
+      </w:r>
+      <w:proofErr w:type="gramStart"/>
+      <w:r>
+        <w:rPr>
+          <w:rFonts w:eastAsia="Times New Roman"/>
+          <w:color w:val="444746"/>
+          <w:sz w:val="21"/>
+          <w:szCs w:val="21"/>
+          <w:bdr w:val="none" w:sz="0" w:space="0" w:color="auto" w:frame="1"/>
+        </w:rPr>
+        <w:t xml:space="preserve">   [</w:t>
+      </w:r>
+      <w:proofErr w:type="gramEnd"/>
+      <w:r>
+        <w:rPr>
+          <w:rFonts w:eastAsia="Times New Roman"/>
+          <w:color w:val="444746"/>
+          <w:sz w:val="21"/>
+          <w:szCs w:val="21"/>
+          <w:bdr w:val="none" w:sz="0" w:space="0" w:color="auto" w:frame="1"/>
+        </w:rPr>
+        <w:t>]</w:t>
+      </w:r>
+      <w:proofErr w:type="spellStart"/>
+      <w:proofErr w:type="gramStart"/>
+      <w:r>
+        <w:rPr>
+          <w:rFonts w:eastAsia="Times New Roman"/>
+          <w:color w:val="444746"/>
+          <w:sz w:val="21"/>
+          <w:szCs w:val="21"/>
+          <w:bdr w:val="none" w:sz="0" w:space="0" w:color="auto" w:frame="1"/>
+        </w:rPr>
+        <w:t>LogEntry</w:t>
+      </w:r>
+      <w:proofErr w:type="spellEnd"/>
+      <w:r>
+        <w:rPr>
+          <w:rFonts w:eastAsia="Times New Roman"/>
+          <w:color w:val="444746"/>
+          <w:sz w:val="21"/>
+          <w:szCs w:val="21"/>
+          <w:bdr w:val="none" w:sz="0" w:space="0" w:color="auto" w:frame="1"/>
+        </w:rPr>
+        <w:t>{</w:t>
+      </w:r>
+      <w:proofErr w:type="gramEnd"/>
+      <w:r>
+        <w:rPr>
+          <w:rFonts w:eastAsia="Times New Roman"/>
+          <w:color w:val="444746"/>
+          <w:sz w:val="21"/>
+          <w:szCs w:val="21"/>
+          <w:bdr w:val="none" w:sz="0" w:space="0" w:color="auto" w:frame="1"/>
+        </w:rPr>
+        <w:t>},</w:t>
       </w:r>
     </w:p>
     <w:p>
@@ -15107,7 +20636,74 @@
           <w:bdr w:val="none" w:sz="0" w:space="0" w:color="auto" w:frame="1"/>
         </w:rPr>
         <w:tab/>
-        <w:t>p := tea.NewProgram(initialModel)</w:t>
+      </w:r>
+      <w:proofErr w:type="gramStart"/>
+      <w:r>
+        <w:rPr>
+          <w:rFonts w:eastAsia="Times New Roman"/>
+          <w:color w:val="444746"/>
+          <w:sz w:val="21"/>
+          <w:szCs w:val="21"/>
+          <w:bdr w:val="none" w:sz="0" w:space="0" w:color="auto" w:frame="1"/>
+        </w:rPr>
+        <w:t>p :</w:t>
+      </w:r>
+      <w:proofErr w:type="gramEnd"/>
+      <w:r>
+        <w:rPr>
+          <w:rFonts w:eastAsia="Times New Roman"/>
+          <w:color w:val="444746"/>
+          <w:sz w:val="21"/>
+          <w:szCs w:val="21"/>
+          <w:bdr w:val="none" w:sz="0" w:space="0" w:color="auto" w:frame="1"/>
+        </w:rPr>
+        <w:t xml:space="preserve">= </w:t>
+      </w:r>
+      <w:proofErr w:type="spellStart"/>
+      <w:proofErr w:type="gramStart"/>
+      <w:r>
+        <w:rPr>
+          <w:rFonts w:eastAsia="Times New Roman"/>
+          <w:color w:val="444746"/>
+          <w:sz w:val="21"/>
+          <w:szCs w:val="21"/>
+          <w:bdr w:val="none" w:sz="0" w:space="0" w:color="auto" w:frame="1"/>
+        </w:rPr>
+        <w:t>tea.NewProgram</w:t>
+      </w:r>
+      <w:proofErr w:type="spellEnd"/>
+      <w:proofErr w:type="gramEnd"/>
+      <w:r>
+        <w:rPr>
+          <w:rFonts w:eastAsia="Times New Roman"/>
+          <w:color w:val="444746"/>
+          <w:sz w:val="21"/>
+          <w:szCs w:val="21"/>
+          <w:bdr w:val="none" w:sz="0" w:space="0" w:color="auto" w:frame="1"/>
+        </w:rPr>
+        <w:t>(</w:t>
+      </w:r>
+      <w:proofErr w:type="spellStart"/>
+      <w:r>
+        <w:rPr>
+          <w:rFonts w:eastAsia="Times New Roman"/>
+          <w:color w:val="444746"/>
+          <w:sz w:val="21"/>
+          <w:szCs w:val="21"/>
+          <w:bdr w:val="none" w:sz="0" w:space="0" w:color="auto" w:frame="1"/>
+        </w:rPr>
+        <w:t>initialModel</w:t>
+      </w:r>
+      <w:proofErr w:type="spellEnd"/>
+      <w:r>
+        <w:rPr>
+          <w:rFonts w:eastAsia="Times New Roman"/>
+          <w:color w:val="444746"/>
+          <w:sz w:val="21"/>
+          <w:szCs w:val="21"/>
+          <w:bdr w:val="none" w:sz="0" w:space="0" w:color="auto" w:frame="1"/>
+        </w:rPr>
+        <w:t>)</w:t>
       </w:r>
     </w:p>
     <w:p>
@@ -15166,7 +20762,75 @@
           <w:szCs w:val="21"/>
           <w:bdr w:val="none" w:sz="0" w:space="0" w:color="auto" w:frame="1"/>
         </w:rPr>
-        <w:t xml:space="preserve"> _, err := p.Run(); err != </w:t>
+        <w:t xml:space="preserve"> _, </w:t>
+      </w:r>
+      <w:proofErr w:type="gramStart"/>
+      <w:r>
+        <w:rPr>
+          <w:rFonts w:eastAsia="Times New Roman"/>
+          <w:color w:val="444746"/>
+          <w:sz w:val="21"/>
+          <w:szCs w:val="21"/>
+          <w:bdr w:val="none" w:sz="0" w:space="0" w:color="auto" w:frame="1"/>
+        </w:rPr>
+        <w:t>err :</w:t>
+      </w:r>
+      <w:proofErr w:type="gramEnd"/>
+      <w:r>
+        <w:rPr>
+          <w:rFonts w:eastAsia="Times New Roman"/>
+          <w:color w:val="444746"/>
+          <w:sz w:val="21"/>
+          <w:szCs w:val="21"/>
+          <w:bdr w:val="none" w:sz="0" w:space="0" w:color="auto" w:frame="1"/>
+        </w:rPr>
+        <w:t xml:space="preserve">= </w:t>
+      </w:r>
+      <w:proofErr w:type="spellStart"/>
+      <w:proofErr w:type="gramStart"/>
+      <w:r>
+        <w:rPr>
+          <w:rFonts w:eastAsia="Times New Roman"/>
+          <w:color w:val="444746"/>
+          <w:sz w:val="21"/>
+          <w:szCs w:val="21"/>
+          <w:bdr w:val="none" w:sz="0" w:space="0" w:color="auto" w:frame="1"/>
+        </w:rPr>
+        <w:t>p.Run</w:t>
+      </w:r>
+      <w:proofErr w:type="spellEnd"/>
+      <w:proofErr w:type="gramEnd"/>
+      <w:r>
+        <w:rPr>
+          <w:rFonts w:eastAsia="Times New Roman"/>
+          <w:color w:val="444746"/>
+          <w:sz w:val="21"/>
+          <w:szCs w:val="21"/>
+          <w:bdr w:val="none" w:sz="0" w:space="0" w:color="auto" w:frame="1"/>
+        </w:rPr>
+        <w:t xml:space="preserve">(); </w:t>
+      </w:r>
+      <w:proofErr w:type="gramStart"/>
+      <w:r>
+        <w:rPr>
+          <w:rFonts w:eastAsia="Times New Roman"/>
+          <w:color w:val="444746"/>
+          <w:sz w:val="21"/>
+          <w:szCs w:val="21"/>
+          <w:bdr w:val="none" w:sz="0" w:space="0" w:color="auto" w:frame="1"/>
+        </w:rPr>
+        <w:t>err !</w:t>
+      </w:r>
+      <w:proofErr w:type="gramEnd"/>
+      <w:r>
+        <w:rPr>
+          <w:rFonts w:eastAsia="Times New Roman"/>
+          <w:color w:val="444746"/>
+          <w:sz w:val="21"/>
+          <w:szCs w:val="21"/>
+          <w:bdr w:val="none" w:sz="0" w:space="0" w:color="auto" w:frame="1"/>
+        </w:rPr>
+        <w:t xml:space="preserve">= </w:t>
       </w:r>
       <w:r>
         <w:rPr>
@@ -15236,7 +20900,30 @@
           <w:bdr w:val="none" w:sz="0" w:space="0" w:color="auto" w:frame="1"/>
         </w:rPr>
         <w:tab/>
-        <w:t>fmt.Printf(</w:t>
+      </w:r>
+      <w:proofErr w:type="spellStart"/>
+      <w:proofErr w:type="gramStart"/>
+      <w:r>
+        <w:rPr>
+          <w:rFonts w:eastAsia="Times New Roman"/>
+          <w:color w:val="444746"/>
+          <w:sz w:val="21"/>
+          <w:szCs w:val="21"/>
+          <w:bdr w:val="none" w:sz="0" w:space="0" w:color="auto" w:frame="1"/>
+        </w:rPr>
+        <w:t>fmt.Printf</w:t>
+      </w:r>
+      <w:proofErr w:type="spellEnd"/>
+      <w:proofErr w:type="gramEnd"/>
+      <w:r>
+        <w:rPr>
+          <w:rFonts w:eastAsia="Times New Roman"/>
+          <w:color w:val="444746"/>
+          <w:sz w:val="21"/>
+          <w:szCs w:val="21"/>
+          <w:bdr w:val="none" w:sz="0" w:space="0" w:color="auto" w:frame="1"/>
+        </w:rPr>
+        <w:t>(</w:t>
       </w:r>
       <w:r>
         <w:rPr>
@@ -15246,7 +20933,29 @@
           <w:szCs w:val="21"/>
           <w:bdr w:val="none" w:sz="0" w:space="0" w:color="auto" w:frame="1"/>
         </w:rPr>
-        <w:t>"Error running BubbleFish: %v"</w:t>
+        <w:t xml:space="preserve">"Error running </w:t>
+      </w:r>
+      <w:proofErr w:type="spellStart"/>
+      <w:r>
+        <w:rPr>
+          <w:rFonts w:eastAsia="Times New Roman"/>
+          <w:color w:val="188038"/>
+          <w:sz w:val="21"/>
+          <w:szCs w:val="21"/>
+          <w:bdr w:val="none" w:sz="0" w:space="0" w:color="auto" w:frame="1"/>
+        </w:rPr>
+        <w:t>BubbleFish</w:t>
+      </w:r>
+      <w:proofErr w:type="spellEnd"/>
+      <w:r>
+        <w:rPr>
+          <w:rFonts w:eastAsia="Times New Roman"/>
+          <w:color w:val="188038"/>
+          <w:sz w:val="21"/>
+          <w:szCs w:val="21"/>
+          <w:bdr w:val="none" w:sz="0" w:space="0" w:color="auto" w:frame="1"/>
+        </w:rPr>
+        <w:t>: %v"</w:t>
       </w:r>
       <w:r>
         <w:rPr>
@@ -15306,7 +21015,30 @@
           <w:bdr w:val="none" w:sz="0" w:space="0" w:color="auto" w:frame="1"/>
         </w:rPr>
         <w:tab/>
-        <w:t>os.Exit(</w:t>
+      </w:r>
+      <w:proofErr w:type="spellStart"/>
+      <w:proofErr w:type="gramStart"/>
+      <w:r>
+        <w:rPr>
+          <w:rFonts w:eastAsia="Times New Roman"/>
+          <w:color w:val="444746"/>
+          <w:sz w:val="21"/>
+          <w:szCs w:val="21"/>
+          <w:bdr w:val="none" w:sz="0" w:space="0" w:color="auto" w:frame="1"/>
+        </w:rPr>
+        <w:t>os.Exit</w:t>
+      </w:r>
+      <w:proofErr w:type="spellEnd"/>
+      <w:proofErr w:type="gramEnd"/>
+      <w:r>
+        <w:rPr>
+          <w:rFonts w:eastAsia="Times New Roman"/>
+          <w:color w:val="444746"/>
+          <w:sz w:val="21"/>
+          <w:szCs w:val="21"/>
+          <w:bdr w:val="none" w:sz="0" w:space="0" w:color="auto" w:frame="1"/>
+        </w:rPr>
+        <w:t>(</w:t>
       </w:r>
       <w:r>
         <w:rPr>
@@ -15430,7 +21162,31 @@
           <w:sz w:val="27"/>
           <w:szCs w:val="27"/>
         </w:rPr>
-        <w:t>Why this specific code is powerful:</w:t>
+        <w:t xml:space="preserve">Why </w:t>
+      </w:r>
+      <w:proofErr w:type="gramStart"/>
+      <w:r>
+        <w:rPr>
+          <w:rFonts w:eastAsia="Times New Roman"/>
+          <w:b/>
+          <w:bCs/>
+          <w:color w:val="1F1F1F"/>
+          <w:sz w:val="27"/>
+          <w:szCs w:val="27"/>
+        </w:rPr>
+        <w:t>this specific code is</w:t>
+      </w:r>
+      <w:proofErr w:type="gramEnd"/>
+      <w:r>
+        <w:rPr>
+          <w:rFonts w:eastAsia="Times New Roman"/>
+          <w:b/>
+          <w:bCs/>
+          <w:color w:val="1F1F1F"/>
+          <w:sz w:val="27"/>
+          <w:szCs w:val="27"/>
+        </w:rPr>
+        <w:t xml:space="preserve"> powerful:</w:t>
       </w:r>
     </w:p>
     <w:p>
@@ -15481,6 +21237,7 @@
           <w:szCs w:val="24"/>
         </w:rPr>
       </w:pPr>
+      <w:proofErr w:type="spellStart"/>
       <w:r>
         <w:rPr>
           <w:rFonts w:eastAsia="Times New Roman"/>
@@ -15491,7 +21248,20 @@
           <w:szCs w:val="24"/>
           <w:bdr w:val="none" w:sz="0" w:space="0" w:color="auto" w:frame="1"/>
         </w:rPr>
-        <w:t>Lipgloss:</w:t>
+        <w:t>Lipgloss</w:t>
+      </w:r>
+      <w:proofErr w:type="spellEnd"/>
+      <w:r>
+        <w:rPr>
+          <w:rFonts w:eastAsia="Times New Roman"/>
+          <w:b/>
+          <w:bCs/>
+          <w:color w:val="1F1F1F"/>
+          <w:sz w:val="24"/>
+          <w:szCs w:val="24"/>
+          <w:bdr w:val="none" w:sz="0" w:space="0" w:color="auto" w:frame="1"/>
+        </w:rPr>
+        <w:t>:</w:t>
       </w:r>
       <w:r>
         <w:rPr>
@@ -15502,6 +21272,8 @@
         </w:rPr>
         <w:t xml:space="preserve"> Look at </w:t>
       </w:r>
+      <w:proofErr w:type="spellStart"/>
+      <w:proofErr w:type="gramStart"/>
       <w:r>
         <w:rPr>
           <w:rFonts w:eastAsia="Times New Roman"/>
@@ -15512,6 +21284,8 @@
         </w:rPr>
         <w:t>lipgloss.JoinHorizontal</w:t>
       </w:r>
+      <w:proofErr w:type="spellEnd"/>
+      <w:proofErr w:type="gramEnd"/>
       <w:r>
         <w:rPr>
           <w:rFonts w:eastAsia="Times New Roman"/>
@@ -15557,6 +21331,7 @@
         </w:rPr>
         <w:t xml:space="preserve"> The </w:t>
       </w:r>
+      <w:proofErr w:type="spellStart"/>
       <w:r>
         <w:rPr>
           <w:rFonts w:eastAsia="Times New Roman"/>
@@ -15567,6 +21342,7 @@
         </w:rPr>
         <w:t>tickCmd</w:t>
       </w:r>
+      <w:proofErr w:type="spellEnd"/>
       <w:r>
         <w:rPr>
           <w:rFonts w:eastAsia="Times New Roman"/>
@@ -15576,6 +21352,7 @@
         </w:rPr>
         <w:t xml:space="preserve"> represents how your background Go routines will communicate with the UI. In the real app, instead of a random timer, your HTTP server will send a message through a Go Channel to </w:t>
       </w:r>
+      <w:proofErr w:type="gramStart"/>
       <w:r>
         <w:rPr>
           <w:rFonts w:eastAsia="Times New Roman"/>
@@ -15584,7 +21361,18 @@
           <w:szCs w:val="20"/>
           <w:bdr w:val="none" w:sz="0" w:space="0" w:color="auto" w:frame="1"/>
         </w:rPr>
-        <w:t>Update()</w:t>
+        <w:t>Update(</w:t>
+      </w:r>
+      <w:proofErr w:type="gramEnd"/>
+      <w:r>
+        <w:rPr>
+          <w:rFonts w:eastAsia="Times New Roman"/>
+          <w:color w:val="444746"/>
+          <w:sz w:val="20"/>
+          <w:szCs w:val="20"/>
+          <w:bdr w:val="none" w:sz="0" w:space="0" w:color="auto" w:frame="1"/>
+        </w:rPr>
+        <w:t>)</w:t>
       </w:r>
       <w:r>
         <w:rPr>
@@ -15608,8 +21396,12 @@
       </w:pPr>
     </w:p>
     <w:sectPr>
-      <w:headerReference w:type="default" r:id="rId7"/>
-      <w:footerReference w:type="default" r:id="rId8"/>
+      <w:headerReference w:type="even" r:id="rId7"/>
+      <w:headerReference w:type="default" r:id="rId8"/>
+      <w:footerReference w:type="even" r:id="rId9"/>
+      <w:footerReference w:type="default" r:id="rId10"/>
+      <w:headerReference w:type="first" r:id="rId11"/>
+      <w:footerReference w:type="first" r:id="rId12"/>
       <w:pgSz w:w="12240" w:h="15840"/>
       <w:pgMar w:top="1440" w:right="1440" w:bottom="1440" w:left="1440" w:header="708" w:footer="708" w:gutter="0"/>
       <w:cols w:space="720"/>
@@ -15642,19 +21434,85 @@
 <w:ftr xmlns:wpc="http://schemas.microsoft.com/office/word/2010/wordprocessingCanvas" xmlns:cx="http://schemas.microsoft.com/office/drawing/2014/chartex" xmlns:cx1="http://schemas.microsoft.com/office/drawing/2015/9/8/chartex" xmlns:cx2="http://schemas.microsoft.com/office/drawing/2015/10/21/chartex" xmlns:cx3="http://schemas.microsoft.com/office/drawing/2016/5/9/chartex" xmlns:cx4="http://schemas.microsoft.com/office/drawing/2016/5/10/chartex" xmlns:cx5="http://schemas.microsoft.com/office/drawing/2016/5/11/chartex" xmlns:cx6="http://schemas.microsoft.com/office/drawing/2016/5/12/chartex" xmlns:cx7="http://schemas.microsoft.com/office/drawing/2016/5/13/chartex" xmlns:cx8="http://schemas.microsoft.com/office/drawing/2016/5/14/chartex" xmlns:mc="http://schemas.openxmlformats.org/markup-compatibility/2006" xmlns:aink="http://schemas.microsoft.com/office/drawing/2016/ink" xmlns:am3d="http://schemas.microsoft.com/office/drawing/2017/model3d" xmlns:o="urn:schemas-microsoft-com:office:office" xmlns:oel="http://schemas.microsoft.com/office/2019/extlst" xmlns:r="http://schemas.openxmlformats.org/officeDocument/2006/relationships" xmlns:m="http://schemas.openxmlformats.org/officeDocument/2006/math" xmlns:v="urn:schemas-microsoft-com:vml" xmlns:wp14="http://schemas.microsoft.com/office/word/2010/wordprocessingDrawing" xmlns:wp="http://schemas.openxmlformats.org/drawingml/2006/wordprocessingDrawing" xmlns:w10="urn:schemas-microsoft-com:office:word" xmlns:w="http://schemas.openxmlformats.org/wordprocessingml/2006/main" xmlns:w14="http://schemas.microsoft.com/office/word/2010/wordml" xmlns:w15="http://schemas.microsoft.com/office/word/2012/wordml" xmlns:w16cex="http://schemas.microsoft.com/office/word/2018/wordml/cex" xmlns:w16cid="http://schemas.microsoft.com/office/word/2016/wordml/cid" xmlns:w16="http://schemas.microsoft.com/office/word/2018/wordml" xmlns:w16du="http://schemas.microsoft.com/office/word/2023/wordml/word16du" xmlns:w16sdtdh="http://schemas.microsoft.com/office/word/2020/wordml/sdtdatahash" xmlns:w16sdtfl="http://schemas.microsoft.com/office/word/2024/wordml/sdtformatlock" xmlns:w16se="http://schemas.microsoft.com/office/word/2015/wordml/symex" xmlns:wpg="http://schemas.microsoft.com/office/word/2010/wordprocessingGroup" xmlns:wpi="http://schemas.microsoft.com/office/word/2010/wordprocessingInk" xmlns:wne="http://schemas.microsoft.com/office/word/2006/wordml" xmlns:wps="http://schemas.microsoft.com/office/word/2010/wordprocessingShape" mc:Ignorable="w14 w15 w16se w16cid w16 w16cex w16sdtdh w16sdtfl w16du wp14">
   <w:p>
     <w:pPr>
+      <w:pStyle w:val="Footer"/>
+    </w:pPr>
+  </w:p>
+</w:ftr>
+</file>
+
+<file path=word/footer2.xml><?xml version="1.0" encoding="utf-8"?>
+<w:ftr xmlns:wpc="http://schemas.microsoft.com/office/word/2010/wordprocessingCanvas" xmlns:cx="http://schemas.microsoft.com/office/drawing/2014/chartex" xmlns:cx1="http://schemas.microsoft.com/office/drawing/2015/9/8/chartex" xmlns:cx2="http://schemas.microsoft.com/office/drawing/2015/10/21/chartex" xmlns:cx3="http://schemas.microsoft.com/office/drawing/2016/5/9/chartex" xmlns:cx4="http://schemas.microsoft.com/office/drawing/2016/5/10/chartex" xmlns:cx5="http://schemas.microsoft.com/office/drawing/2016/5/11/chartex" xmlns:cx6="http://schemas.microsoft.com/office/drawing/2016/5/12/chartex" xmlns:cx7="http://schemas.microsoft.com/office/drawing/2016/5/13/chartex" xmlns:cx8="http://schemas.microsoft.com/office/drawing/2016/5/14/chartex" xmlns:mc="http://schemas.openxmlformats.org/markup-compatibility/2006" xmlns:aink="http://schemas.microsoft.com/office/drawing/2016/ink" xmlns:am3d="http://schemas.microsoft.com/office/drawing/2017/model3d" xmlns:o="urn:schemas-microsoft-com:office:office" xmlns:oel="http://schemas.microsoft.com/office/2019/extlst" xmlns:r="http://schemas.openxmlformats.org/officeDocument/2006/relationships" xmlns:m="http://schemas.openxmlformats.org/officeDocument/2006/math" xmlns:v="urn:schemas-microsoft-com:vml" xmlns:wp14="http://schemas.microsoft.com/office/word/2010/wordprocessingDrawing" xmlns:wp="http://schemas.openxmlformats.org/drawingml/2006/wordprocessingDrawing" xmlns:w10="urn:schemas-microsoft-com:office:word" xmlns:w="http://schemas.openxmlformats.org/wordprocessingml/2006/main" xmlns:w14="http://schemas.microsoft.com/office/word/2010/wordml" xmlns:w15="http://schemas.microsoft.com/office/word/2012/wordml" xmlns:w16cex="http://schemas.microsoft.com/office/word/2018/wordml/cex" xmlns:w16cid="http://schemas.microsoft.com/office/word/2016/wordml/cid" xmlns:w16="http://schemas.microsoft.com/office/word/2018/wordml" xmlns:w16du="http://schemas.microsoft.com/office/word/2023/wordml/word16du" xmlns:w16sdtdh="http://schemas.microsoft.com/office/word/2020/wordml/sdtdatahash" xmlns:w16sdtfl="http://schemas.microsoft.com/office/word/2024/wordml/sdtformatlock" xmlns:w16se="http://schemas.microsoft.com/office/word/2015/wordml/symex" xmlns:wpg="http://schemas.microsoft.com/office/word/2010/wordprocessingGroup" xmlns:wpi="http://schemas.microsoft.com/office/word/2010/wordprocessingInk" xmlns:wne="http://schemas.microsoft.com/office/word/2006/wordml" xmlns:wps="http://schemas.microsoft.com/office/word/2010/wordprocessingShape" mc:Ignorable="w14 w15 w16se w16cid w16 w16cex w16sdtdh w16sdtfl w16du wp14">
+  <w:p>
+    <w:pPr>
       <w:pBdr>
         <w:top w:val="single" w:sz="4" w:space="1" w:color="CCCCCC"/>
       </w:pBdr>
       <w:jc w:val="center"/>
     </w:pPr>
+    <w:proofErr w:type="gramStart"/>
     <w:r>
       <w:rPr>
         <w:color w:val="999999"/>
         <w:sz w:val="16"/>
         <w:szCs w:val="16"/>
       </w:rPr>
-      <w:t>CONFIDENTIAL  |  Shawn Sammartano  |  BubbleFish Project</w:t>
+      <w:t>CONFIDENTIAL  |</w:t>
     </w:r>
+    <w:proofErr w:type="gramEnd"/>
+    <w:r>
+      <w:rPr>
+        <w:color w:val="999999"/>
+        <w:sz w:val="16"/>
+        <w:szCs w:val="16"/>
+      </w:rPr>
+      <w:t xml:space="preserve">  Shawn </w:t>
+    </w:r>
+    <w:proofErr w:type="gramStart"/>
+    <w:r>
+      <w:rPr>
+        <w:color w:val="999999"/>
+        <w:sz w:val="16"/>
+        <w:szCs w:val="16"/>
+      </w:rPr>
+      <w:t>Sammartano  |</w:t>
+    </w:r>
+    <w:proofErr w:type="gramEnd"/>
+    <w:r>
+      <w:rPr>
+        <w:color w:val="999999"/>
+        <w:sz w:val="16"/>
+        <w:szCs w:val="16"/>
+      </w:rPr>
+      <w:t xml:space="preserve">  </w:t>
+    </w:r>
+    <w:proofErr w:type="spellStart"/>
+    <w:r>
+      <w:rPr>
+        <w:color w:val="999999"/>
+        <w:sz w:val="16"/>
+        <w:szCs w:val="16"/>
+      </w:rPr>
+      <w:t>BubbleFish</w:t>
+    </w:r>
+    <w:proofErr w:type="spellEnd"/>
+    <w:r>
+      <w:rPr>
+        <w:color w:val="999999"/>
+        <w:sz w:val="16"/>
+        <w:szCs w:val="16"/>
+      </w:rPr>
+      <w:t xml:space="preserve"> Project</w:t>
+    </w:r>
+  </w:p>
+</w:ftr>
+</file>
+
+<file path=word/footer3.xml><?xml version="1.0" encoding="utf-8"?>
+<w:ftr xmlns:wpc="http://schemas.microsoft.com/office/word/2010/wordprocessingCanvas" xmlns:cx="http://schemas.microsoft.com/office/drawing/2014/chartex" xmlns:cx1="http://schemas.microsoft.com/office/drawing/2015/9/8/chartex" xmlns:cx2="http://schemas.microsoft.com/office/drawing/2015/10/21/chartex" xmlns:cx3="http://schemas.microsoft.com/office/drawing/2016/5/9/chartex" xmlns:cx4="http://schemas.microsoft.com/office/drawing/2016/5/10/chartex" xmlns:cx5="http://schemas.microsoft.com/office/drawing/2016/5/11/chartex" xmlns:cx6="http://schemas.microsoft.com/office/drawing/2016/5/12/chartex" xmlns:cx7="http://schemas.microsoft.com/office/drawing/2016/5/13/chartex" xmlns:cx8="http://schemas.microsoft.com/office/drawing/2016/5/14/chartex" xmlns:mc="http://schemas.openxmlformats.org/markup-compatibility/2006" xmlns:aink="http://schemas.microsoft.com/office/drawing/2016/ink" xmlns:am3d="http://schemas.microsoft.com/office/drawing/2017/model3d" xmlns:o="urn:schemas-microsoft-com:office:office" xmlns:oel="http://schemas.microsoft.com/office/2019/extlst" xmlns:r="http://schemas.openxmlformats.org/officeDocument/2006/relationships" xmlns:m="http://schemas.openxmlformats.org/officeDocument/2006/math" xmlns:v="urn:schemas-microsoft-com:vml" xmlns:wp14="http://schemas.microsoft.com/office/word/2010/wordprocessingDrawing" xmlns:wp="http://schemas.openxmlformats.org/drawingml/2006/wordprocessingDrawing" xmlns:w10="urn:schemas-microsoft-com:office:word" xmlns:w="http://schemas.openxmlformats.org/wordprocessingml/2006/main" xmlns:w14="http://schemas.microsoft.com/office/word/2010/wordml" xmlns:w15="http://schemas.microsoft.com/office/word/2012/wordml" xmlns:w16cex="http://schemas.microsoft.com/office/word/2018/wordml/cex" xmlns:w16cid="http://schemas.microsoft.com/office/word/2016/wordml/cid" xmlns:w16="http://schemas.microsoft.com/office/word/2018/wordml" xmlns:w16du="http://schemas.microsoft.com/office/word/2023/wordml/word16du" xmlns:w16sdtdh="http://schemas.microsoft.com/office/word/2020/wordml/sdtdatahash" xmlns:w16sdtfl="http://schemas.microsoft.com/office/word/2024/wordml/sdtformatlock" xmlns:w16se="http://schemas.microsoft.com/office/word/2015/wordml/symex" xmlns:wpg="http://schemas.microsoft.com/office/word/2010/wordprocessingGroup" xmlns:wpi="http://schemas.microsoft.com/office/word/2010/wordprocessingInk" xmlns:wne="http://schemas.microsoft.com/office/word/2006/wordml" xmlns:wps="http://schemas.microsoft.com/office/word/2010/wordprocessingShape" mc:Ignorable="w14 w15 w16se w16cid w16 w16cex w16sdtdh w16sdtfl w16du wp14">
+  <w:p>
+    <w:pPr>
+      <w:pStyle w:val="Footer"/>
+    </w:pPr>
   </w:p>
 </w:ftr>
 </file>
@@ -15682,10 +21540,21 @@
 <w:hdr xmlns:wpc="http://schemas.microsoft.com/office/word/2010/wordprocessingCanvas" xmlns:cx="http://schemas.microsoft.com/office/drawing/2014/chartex" xmlns:cx1="http://schemas.microsoft.com/office/drawing/2015/9/8/chartex" xmlns:cx2="http://schemas.microsoft.com/office/drawing/2015/10/21/chartex" xmlns:cx3="http://schemas.microsoft.com/office/drawing/2016/5/9/chartex" xmlns:cx4="http://schemas.microsoft.com/office/drawing/2016/5/10/chartex" xmlns:cx5="http://schemas.microsoft.com/office/drawing/2016/5/11/chartex" xmlns:cx6="http://schemas.microsoft.com/office/drawing/2016/5/12/chartex" xmlns:cx7="http://schemas.microsoft.com/office/drawing/2016/5/13/chartex" xmlns:cx8="http://schemas.microsoft.com/office/drawing/2016/5/14/chartex" xmlns:mc="http://schemas.openxmlformats.org/markup-compatibility/2006" xmlns:aink="http://schemas.microsoft.com/office/drawing/2016/ink" xmlns:am3d="http://schemas.microsoft.com/office/drawing/2017/model3d" xmlns:o="urn:schemas-microsoft-com:office:office" xmlns:oel="http://schemas.microsoft.com/office/2019/extlst" xmlns:r="http://schemas.openxmlformats.org/officeDocument/2006/relationships" xmlns:m="http://schemas.openxmlformats.org/officeDocument/2006/math" xmlns:v="urn:schemas-microsoft-com:vml" xmlns:wp14="http://schemas.microsoft.com/office/word/2010/wordprocessingDrawing" xmlns:wp="http://schemas.openxmlformats.org/drawingml/2006/wordprocessingDrawing" xmlns:w10="urn:schemas-microsoft-com:office:word" xmlns:w="http://schemas.openxmlformats.org/wordprocessingml/2006/main" xmlns:w14="http://schemas.microsoft.com/office/word/2010/wordml" xmlns:w15="http://schemas.microsoft.com/office/word/2012/wordml" xmlns:w16cex="http://schemas.microsoft.com/office/word/2018/wordml/cex" xmlns:w16cid="http://schemas.microsoft.com/office/word/2016/wordml/cid" xmlns:w16="http://schemas.microsoft.com/office/word/2018/wordml" xmlns:w16du="http://schemas.microsoft.com/office/word/2023/wordml/word16du" xmlns:w16sdtdh="http://schemas.microsoft.com/office/word/2020/wordml/sdtdatahash" xmlns:w16sdtfl="http://schemas.microsoft.com/office/word/2024/wordml/sdtformatlock" xmlns:w16se="http://schemas.microsoft.com/office/word/2015/wordml/symex" xmlns:wpg="http://schemas.microsoft.com/office/word/2010/wordprocessingGroup" xmlns:wpi="http://schemas.microsoft.com/office/word/2010/wordprocessingInk" xmlns:wne="http://schemas.microsoft.com/office/word/2006/wordml" xmlns:wps="http://schemas.microsoft.com/office/word/2010/wordprocessingShape" mc:Ignorable="w14 w15 w16se w16cid w16 w16cex w16sdtdh w16sdtfl w16du wp14">
   <w:p>
     <w:pPr>
+      <w:pStyle w:val="Header"/>
+    </w:pPr>
+  </w:p>
+</w:hdr>
+</file>
+
+<file path=word/header2.xml><?xml version="1.0" encoding="utf-8"?>
+<w:hdr xmlns:wpc="http://schemas.microsoft.com/office/word/2010/wordprocessingCanvas" xmlns:cx="http://schemas.microsoft.com/office/drawing/2014/chartex" xmlns:cx1="http://schemas.microsoft.com/office/drawing/2015/9/8/chartex" xmlns:cx2="http://schemas.microsoft.com/office/drawing/2015/10/21/chartex" xmlns:cx3="http://schemas.microsoft.com/office/drawing/2016/5/9/chartex" xmlns:cx4="http://schemas.microsoft.com/office/drawing/2016/5/10/chartex" xmlns:cx5="http://schemas.microsoft.com/office/drawing/2016/5/11/chartex" xmlns:cx6="http://schemas.microsoft.com/office/drawing/2016/5/12/chartex" xmlns:cx7="http://schemas.microsoft.com/office/drawing/2016/5/13/chartex" xmlns:cx8="http://schemas.microsoft.com/office/drawing/2016/5/14/chartex" xmlns:mc="http://schemas.openxmlformats.org/markup-compatibility/2006" xmlns:aink="http://schemas.microsoft.com/office/drawing/2016/ink" xmlns:am3d="http://schemas.microsoft.com/office/drawing/2017/model3d" xmlns:o="urn:schemas-microsoft-com:office:office" xmlns:oel="http://schemas.microsoft.com/office/2019/extlst" xmlns:r="http://schemas.openxmlformats.org/officeDocument/2006/relationships" xmlns:m="http://schemas.openxmlformats.org/officeDocument/2006/math" xmlns:v="urn:schemas-microsoft-com:vml" xmlns:wp14="http://schemas.microsoft.com/office/word/2010/wordprocessingDrawing" xmlns:wp="http://schemas.openxmlformats.org/drawingml/2006/wordprocessingDrawing" xmlns:w10="urn:schemas-microsoft-com:office:word" xmlns:w="http://schemas.openxmlformats.org/wordprocessingml/2006/main" xmlns:w14="http://schemas.microsoft.com/office/word/2010/wordml" xmlns:w15="http://schemas.microsoft.com/office/word/2012/wordml" xmlns:w16cex="http://schemas.microsoft.com/office/word/2018/wordml/cex" xmlns:w16cid="http://schemas.microsoft.com/office/word/2016/wordml/cid" xmlns:w16="http://schemas.microsoft.com/office/word/2018/wordml" xmlns:w16du="http://schemas.microsoft.com/office/word/2023/wordml/word16du" xmlns:w16sdtdh="http://schemas.microsoft.com/office/word/2020/wordml/sdtdatahash" xmlns:w16sdtfl="http://schemas.microsoft.com/office/word/2024/wordml/sdtformatlock" xmlns:w16se="http://schemas.microsoft.com/office/word/2015/wordml/symex" xmlns:wpg="http://schemas.microsoft.com/office/word/2010/wordprocessingGroup" xmlns:wpi="http://schemas.microsoft.com/office/word/2010/wordprocessingInk" xmlns:wne="http://schemas.microsoft.com/office/word/2006/wordml" xmlns:wps="http://schemas.microsoft.com/office/word/2010/wordprocessingShape" mc:Ignorable="w14 w15 w16se w16cid w16 w16cex w16sdtdh w16sdtfl w16du wp14">
+  <w:p>
+    <w:pPr>
       <w:pBdr>
         <w:bottom w:val="single" w:sz="6" w:space="1" w:color="1A1A2E"/>
       </w:pBdr>
     </w:pPr>
+    <w:proofErr w:type="gramStart"/>
     <w:r>
       <w:rPr>
         <w:b/>
@@ -15702,7 +21571,43 @@
         <w:sz w:val="16"/>
         <w:szCs w:val="16"/>
       </w:rPr>
-      <w:t xml:space="preserve">  |  Master Build Plan  |  v</w:t>
+      <w:t xml:space="preserve">  |</w:t>
+    </w:r>
+    <w:proofErr w:type="gramEnd"/>
+    <w:r>
+      <w:rPr>
+        <w:color w:val="666666"/>
+        <w:sz w:val="16"/>
+        <w:szCs w:val="16"/>
+      </w:rPr>
+      <w:t xml:space="preserve">  Master Build </w:t>
+    </w:r>
+    <w:proofErr w:type="gramStart"/>
+    <w:r>
+      <w:rPr>
+        <w:color w:val="666666"/>
+        <w:sz w:val="16"/>
+        <w:szCs w:val="16"/>
+      </w:rPr>
+      <w:t>Plan  |</w:t>
+    </w:r>
+    <w:proofErr w:type="gramEnd"/>
+    <w:r>
+      <w:rPr>
+        <w:color w:val="666666"/>
+        <w:sz w:val="16"/>
+        <w:szCs w:val="16"/>
+      </w:rPr>
+      <w:t xml:space="preserve">  </w:t>
+    </w:r>
+    <w:proofErr w:type="gramStart"/>
+    <w:r>
+      <w:rPr>
+        <w:color w:val="666666"/>
+        <w:sz w:val="16"/>
+        <w:szCs w:val="16"/>
+      </w:rPr>
+      <w:t>v</w:t>
     </w:r>
     <w:r>
       <w:rPr>
@@ -15718,8 +21623,60 @@
         <w:sz w:val="16"/>
         <w:szCs w:val="16"/>
       </w:rPr>
-      <w:t>.0  |  March 2026</w:t>
+      <w:t>.0  |</w:t>
     </w:r>
+    <w:proofErr w:type="gramEnd"/>
+    <w:r>
+      <w:rPr>
+        <w:color w:val="666666"/>
+        <w:sz w:val="16"/>
+        <w:szCs w:val="16"/>
+      </w:rPr>
+      <w:t xml:space="preserve">  March 2026</w:t>
+    </w:r>
+    <w:r>
+      <w:rPr>
+        <w:color w:val="666666"/>
+        <w:sz w:val="16"/>
+        <w:szCs w:val="16"/>
+      </w:rPr>
+      <w:tab/>
+    </w:r>
+    <w:r>
+      <w:rPr>
+        <w:color w:val="666666"/>
+        <w:sz w:val="16"/>
+        <w:szCs w:val="16"/>
+      </w:rPr>
+      <w:tab/>
+    </w:r>
+    <w:r>
+      <w:rPr>
+        <w:color w:val="666666"/>
+        <w:sz w:val="16"/>
+        <w:szCs w:val="16"/>
+      </w:rPr>
+      <w:tab/>
+      <w:t xml:space="preserve">   </w:t>
+    </w:r>
+    <w:r>
+      <w:rPr>
+        <w:color w:val="666666"/>
+        <w:sz w:val="16"/>
+        <w:szCs w:val="16"/>
+      </w:rPr>
+      <w:t>© 2026 Shawn Sammartano. All rights reserved.</w:t>
+    </w:r>
+  </w:p>
+</w:hdr>
+</file>
+
+<file path=word/header3.xml><?xml version="1.0" encoding="utf-8"?>
+<w:hdr xmlns:wpc="http://schemas.microsoft.com/office/word/2010/wordprocessingCanvas" xmlns:cx="http://schemas.microsoft.com/office/drawing/2014/chartex" xmlns:cx1="http://schemas.microsoft.com/office/drawing/2015/9/8/chartex" xmlns:cx2="http://schemas.microsoft.com/office/drawing/2015/10/21/chartex" xmlns:cx3="http://schemas.microsoft.com/office/drawing/2016/5/9/chartex" xmlns:cx4="http://schemas.microsoft.com/office/drawing/2016/5/10/chartex" xmlns:cx5="http://schemas.microsoft.com/office/drawing/2016/5/11/chartex" xmlns:cx6="http://schemas.microsoft.com/office/drawing/2016/5/12/chartex" xmlns:cx7="http://schemas.microsoft.com/office/drawing/2016/5/13/chartex" xmlns:cx8="http://schemas.microsoft.com/office/drawing/2016/5/14/chartex" xmlns:mc="http://schemas.openxmlformats.org/markup-compatibility/2006" xmlns:aink="http://schemas.microsoft.com/office/drawing/2016/ink" xmlns:am3d="http://schemas.microsoft.com/office/drawing/2017/model3d" xmlns:o="urn:schemas-microsoft-com:office:office" xmlns:oel="http://schemas.microsoft.com/office/2019/extlst" xmlns:r="http://schemas.openxmlformats.org/officeDocument/2006/relationships" xmlns:m="http://schemas.openxmlformats.org/officeDocument/2006/math" xmlns:v="urn:schemas-microsoft-com:vml" xmlns:wp14="http://schemas.microsoft.com/office/word/2010/wordprocessingDrawing" xmlns:wp="http://schemas.openxmlformats.org/drawingml/2006/wordprocessingDrawing" xmlns:w10="urn:schemas-microsoft-com:office:word" xmlns:w="http://schemas.openxmlformats.org/wordprocessingml/2006/main" xmlns:w14="http://schemas.microsoft.com/office/word/2010/wordml" xmlns:w15="http://schemas.microsoft.com/office/word/2012/wordml" xmlns:w16cex="http://schemas.microsoft.com/office/word/2018/wordml/cex" xmlns:w16cid="http://schemas.microsoft.com/office/word/2016/wordml/cid" xmlns:w16="http://schemas.microsoft.com/office/word/2018/wordml" xmlns:w16du="http://schemas.microsoft.com/office/word/2023/wordml/word16du" xmlns:w16sdtdh="http://schemas.microsoft.com/office/word/2020/wordml/sdtdatahash" xmlns:w16sdtfl="http://schemas.microsoft.com/office/word/2024/wordml/sdtformatlock" xmlns:w16se="http://schemas.microsoft.com/office/word/2015/wordml/symex" xmlns:wpg="http://schemas.microsoft.com/office/word/2010/wordprocessingGroup" xmlns:wpi="http://schemas.microsoft.com/office/word/2010/wordprocessingInk" xmlns:wne="http://schemas.microsoft.com/office/word/2006/wordml" xmlns:wps="http://schemas.microsoft.com/office/word/2010/wordprocessingShape" mc:Ignorable="w14 w15 w16se w16cid w16 w16cex w16sdtdh w16sdtfl w16du wp14">
+  <w:p>
+    <w:pPr>
+      <w:pStyle w:val="Header"/>
+    </w:pPr>
   </w:p>
 </w:hdr>
 </file>
